--- a/Notes/03.docx
+++ b/Notes/03.docx
@@ -4,22 +4,15 @@
   <w:body>
     <w:p>
       <w:pPr>
-        <w:spacing w:after="0"/>
-        <w:rPr>
-          <w:rFonts w:ascii="Times New Roman" w:hAnsi="Times New Roman" w:cs="Times New Roman"/>
-        </w:rPr>
-      </w:pPr>
-    </w:p>
-    <w:p>
-      <w:pPr>
-        <w:spacing w:after="0"/>
-        <w:rPr>
-          <w:rFonts w:ascii="Times New Roman" w:hAnsi="Times New Roman" w:cs="Times New Roman"/>
-        </w:rPr>
-      </w:pPr>
-      <w:r>
-        <w:rPr>
-          <w:rFonts w:ascii="Times New Roman" w:hAnsi="Times New Roman" w:cs="Times New Roman"/>
+        <w:spacing w:after="283"/>
+      </w:pPr>
+    </w:p>
+    <w:p>
+      <w:pPr>
+        <w:spacing w:after="282"/>
+      </w:pPr>
+      <w:r>
+        <w:rPr>
           <w:color w:val="9E201F"/>
           <w:sz w:val="96"/>
         </w:rPr>
@@ -28,18 +21,16 @@
     </w:p>
     <w:p>
       <w:pPr>
-        <w:spacing w:after="0"/>
+        <w:spacing w:after="230"/>
         <w:ind w:left="10" w:right="658" w:hanging="10"/>
         <w:jc w:val="center"/>
         <w:rPr>
-          <w:rFonts w:ascii="Times New Roman" w:hAnsi="Times New Roman" w:cs="Times New Roman"/>
           <w:color w:val="9E201F"/>
           <w:sz w:val="72"/>
         </w:rPr>
       </w:pPr>
       <w:r>
         <w:rPr>
-          <w:rFonts w:ascii="Times New Roman" w:hAnsi="Times New Roman" w:cs="Times New Roman"/>
           <w:color w:val="9E201F"/>
           <w:sz w:val="72"/>
         </w:rPr>
@@ -48,16 +39,12 @@
     </w:p>
     <w:p>
       <w:pPr>
-        <w:spacing w:after="0"/>
+        <w:spacing w:after="230"/>
         <w:ind w:left="10" w:right="658" w:hanging="10"/>
         <w:jc w:val="center"/>
-        <w:rPr>
-          <w:rFonts w:ascii="Times New Roman" w:hAnsi="Times New Roman" w:cs="Times New Roman"/>
-        </w:rPr>
-      </w:pPr>
-      <w:r>
-        <w:rPr>
-          <w:rFonts w:ascii="Times New Roman" w:hAnsi="Times New Roman" w:cs="Times New Roman"/>
+      </w:pPr>
+      <w:r>
+        <w:rPr>
           <w:color w:val="9E201F"/>
           <w:sz w:val="72"/>
         </w:rPr>
@@ -65,7 +52,6 @@
       </w:r>
       <w:r>
         <w:rPr>
-          <w:rFonts w:ascii="Times New Roman" w:hAnsi="Times New Roman" w:cs="Times New Roman"/>
           <w:color w:val="9E201F"/>
           <w:sz w:val="96"/>
         </w:rPr>
@@ -74,14 +60,10 @@
     </w:p>
     <w:p>
       <w:pPr>
-        <w:spacing w:after="0"/>
-        <w:rPr>
-          <w:rFonts w:ascii="Times New Roman" w:hAnsi="Times New Roman" w:cs="Times New Roman"/>
-        </w:rPr>
-      </w:pPr>
-      <w:r>
-        <w:rPr>
-          <w:rFonts w:ascii="Times New Roman" w:hAnsi="Times New Roman" w:cs="Times New Roman"/>
+        <w:spacing w:after="282"/>
+      </w:pPr>
+      <w:r>
+        <w:rPr>
           <w:color w:val="9E201F"/>
           <w:sz w:val="96"/>
         </w:rPr>
@@ -112,15 +94,9 @@
           </w:tcPr>
           <w:p>
             <w:pPr>
-              <w:spacing w:after="0" w:line="240" w:lineRule="auto"/>
-              <w:rPr>
-                <w:rFonts w:ascii="Times New Roman" w:hAnsi="Times New Roman" w:cs="Times New Roman"/>
-              </w:rPr>
+              <w:spacing w:after="597" w:line="240" w:lineRule="auto"/>
             </w:pPr>
             <w:r>
-              <w:rPr>
-                <w:rFonts w:ascii="Times New Roman" w:hAnsi="Times New Roman" w:cs="Times New Roman"/>
-              </w:rPr>
               <w:t>Computer Network Lab</w:t>
             </w:r>
           </w:p>
@@ -131,16 +107,10 @@
           </w:tcPr>
           <w:p>
             <w:pPr>
-              <w:spacing w:after="0" w:line="240" w:lineRule="auto"/>
+              <w:spacing w:after="597" w:line="240" w:lineRule="auto"/>
               <w:cnfStyle w:val="100000000000" w:firstRow="1" w:lastRow="0" w:firstColumn="0" w:lastColumn="0" w:oddVBand="0" w:evenVBand="0" w:oddHBand="0" w:evenHBand="0" w:firstRowFirstColumn="0" w:firstRowLastColumn="0" w:lastRowFirstColumn="0" w:lastRowLastColumn="0"/>
-              <w:rPr>
-                <w:rFonts w:ascii="Times New Roman" w:hAnsi="Times New Roman" w:cs="Times New Roman"/>
-              </w:rPr>
             </w:pPr>
             <w:r>
-              <w:rPr>
-                <w:rFonts w:ascii="Times New Roman" w:hAnsi="Times New Roman" w:cs="Times New Roman"/>
-              </w:rPr>
               <w:t>Name</w:t>
             </w:r>
           </w:p>
@@ -151,16 +121,10 @@
           </w:tcPr>
           <w:p>
             <w:pPr>
-              <w:spacing w:after="0" w:line="240" w:lineRule="auto"/>
+              <w:spacing w:after="597" w:line="240" w:lineRule="auto"/>
               <w:cnfStyle w:val="100000000000" w:firstRow="1" w:lastRow="0" w:firstColumn="0" w:lastColumn="0" w:oddVBand="0" w:evenVBand="0" w:oddHBand="0" w:evenHBand="0" w:firstRowFirstColumn="0" w:firstRowLastColumn="0" w:lastRowFirstColumn="0" w:lastRowLastColumn="0"/>
-              <w:rPr>
-                <w:rFonts w:ascii="Times New Roman" w:hAnsi="Times New Roman" w:cs="Times New Roman"/>
-              </w:rPr>
             </w:pPr>
             <w:r>
-              <w:rPr>
-                <w:rFonts w:ascii="Times New Roman" w:hAnsi="Times New Roman" w:cs="Times New Roman"/>
-              </w:rPr>
               <w:t>Email</w:t>
             </w:r>
           </w:p>
@@ -177,15 +141,9 @@
           </w:tcPr>
           <w:p>
             <w:pPr>
-              <w:spacing w:after="0" w:line="240" w:lineRule="auto"/>
-              <w:rPr>
-                <w:rFonts w:ascii="Times New Roman" w:hAnsi="Times New Roman" w:cs="Times New Roman"/>
-              </w:rPr>
+              <w:spacing w:after="597" w:line="240" w:lineRule="auto"/>
             </w:pPr>
             <w:r>
-              <w:rPr>
-                <w:rFonts w:ascii="Times New Roman" w:hAnsi="Times New Roman" w:cs="Times New Roman"/>
-              </w:rPr>
               <w:t xml:space="preserve">Lab Instructor </w:t>
             </w:r>
           </w:p>
@@ -196,16 +154,10 @@
           </w:tcPr>
           <w:p>
             <w:pPr>
-              <w:spacing w:after="0" w:line="240" w:lineRule="auto"/>
+              <w:spacing w:after="597" w:line="240" w:lineRule="auto"/>
               <w:cnfStyle w:val="000000000000" w:firstRow="0" w:lastRow="0" w:firstColumn="0" w:lastColumn="0" w:oddVBand="0" w:evenVBand="0" w:oddHBand="0" w:evenHBand="0" w:firstRowFirstColumn="0" w:firstRowLastColumn="0" w:lastRowFirstColumn="0" w:lastRowLastColumn="0"/>
-              <w:rPr>
-                <w:rFonts w:ascii="Times New Roman" w:hAnsi="Times New Roman" w:cs="Times New Roman"/>
-              </w:rPr>
             </w:pPr>
             <w:r>
-              <w:rPr>
-                <w:rFonts w:ascii="Times New Roman" w:hAnsi="Times New Roman" w:cs="Times New Roman"/>
-              </w:rPr>
               <w:t>Sir Waseem Raza</w:t>
             </w:r>
           </w:p>
@@ -216,17 +168,13 @@
           </w:tcPr>
           <w:p>
             <w:pPr>
-              <w:spacing w:after="0" w:line="240" w:lineRule="auto"/>
+              <w:spacing w:after="597" w:line="240" w:lineRule="auto"/>
               <w:cnfStyle w:val="000000000000" w:firstRow="0" w:lastRow="0" w:firstColumn="0" w:lastColumn="0" w:oddVBand="0" w:evenVBand="0" w:oddHBand="0" w:evenHBand="0" w:firstRowFirstColumn="0" w:firstRowLastColumn="0" w:lastRowFirstColumn="0" w:lastRowLastColumn="0"/>
-              <w:rPr>
-                <w:rFonts w:ascii="Times New Roman" w:hAnsi="Times New Roman" w:cs="Times New Roman"/>
-              </w:rPr>
             </w:pPr>
-            <w:hyperlink r:id="rId9" w:tooltip="wasim.raza@pucit.edu.pk" w:history="1">
+            <w:hyperlink r:id="rId8" w:tooltip="wasim.raza@pucit.edu.pk" w:history="1">
               <w:r>
                 <w:rPr>
                   <w:rStyle w:val="Hyperlink"/>
-                  <w:rFonts w:ascii="Times New Roman" w:hAnsi="Times New Roman" w:cs="Times New Roman"/>
                 </w:rPr>
                 <w:t>wasim.raza@pucit.edu.pk</w:t>
               </w:r>
@@ -245,15 +193,9 @@
           </w:tcPr>
           <w:p>
             <w:pPr>
-              <w:spacing w:after="0" w:line="240" w:lineRule="auto"/>
-              <w:rPr>
-                <w:rFonts w:ascii="Times New Roman" w:hAnsi="Times New Roman" w:cs="Times New Roman"/>
-              </w:rPr>
+              <w:spacing w:after="597" w:line="240" w:lineRule="auto"/>
             </w:pPr>
             <w:r>
-              <w:rPr>
-                <w:rFonts w:ascii="Times New Roman" w:hAnsi="Times New Roman" w:cs="Times New Roman"/>
-              </w:rPr>
               <w:t>Teacher Assistant</w:t>
             </w:r>
           </w:p>
@@ -264,31 +206,19 @@
           </w:tcPr>
           <w:p>
             <w:pPr>
-              <w:spacing w:after="0" w:line="240" w:lineRule="auto"/>
+              <w:spacing w:after="597" w:line="240" w:lineRule="auto"/>
               <w:cnfStyle w:val="000000000000" w:firstRow="0" w:lastRow="0" w:firstColumn="0" w:lastColumn="0" w:oddVBand="0" w:evenVBand="0" w:oddHBand="0" w:evenHBand="0" w:firstRowFirstColumn="0" w:firstRowLastColumn="0" w:lastRowFirstColumn="0" w:lastRowLastColumn="0"/>
-              <w:rPr>
-                <w:rFonts w:ascii="Times New Roman" w:hAnsi="Times New Roman" w:cs="Times New Roman"/>
-              </w:rPr>
             </w:pPr>
             <w:r>
-              <w:rPr>
-                <w:rFonts w:ascii="Times New Roman" w:hAnsi="Times New Roman" w:cs="Times New Roman"/>
-              </w:rPr>
               <w:t xml:space="preserve"> Muhammad Haseeb</w:t>
             </w:r>
           </w:p>
           <w:p>
             <w:pPr>
-              <w:spacing w:after="0" w:line="240" w:lineRule="auto"/>
+              <w:spacing w:after="597" w:line="240" w:lineRule="auto"/>
               <w:cnfStyle w:val="000000000000" w:firstRow="0" w:lastRow="0" w:firstColumn="0" w:lastColumn="0" w:oddVBand="0" w:evenVBand="0" w:oddHBand="0" w:evenHBand="0" w:firstRowFirstColumn="0" w:firstRowLastColumn="0" w:lastRowFirstColumn="0" w:lastRowLastColumn="0"/>
-              <w:rPr>
-                <w:rFonts w:ascii="Times New Roman" w:hAnsi="Times New Roman" w:cs="Times New Roman"/>
-              </w:rPr>
             </w:pPr>
             <w:r>
-              <w:rPr>
-                <w:rFonts w:ascii="Times New Roman" w:hAnsi="Times New Roman" w:cs="Times New Roman"/>
-              </w:rPr>
               <w:t>Hassan Ali</w:t>
             </w:r>
           </w:p>
@@ -299,17 +229,13 @@
           </w:tcPr>
           <w:p>
             <w:pPr>
-              <w:spacing w:after="0" w:line="240" w:lineRule="auto"/>
+              <w:spacing w:after="597" w:line="240" w:lineRule="auto"/>
               <w:cnfStyle w:val="000000000000" w:firstRow="0" w:lastRow="0" w:firstColumn="0" w:lastColumn="0" w:oddVBand="0" w:evenVBand="0" w:oddHBand="0" w:evenHBand="0" w:firstRowFirstColumn="0" w:firstRowLastColumn="0" w:lastRowFirstColumn="0" w:lastRowLastColumn="0"/>
-              <w:rPr>
-                <w:rFonts w:ascii="Times New Roman" w:hAnsi="Times New Roman" w:cs="Times New Roman"/>
-              </w:rPr>
             </w:pPr>
-            <w:hyperlink r:id="rId10" w:tooltip="Bitf20m004@pucit.edu.pk" w:history="1">
+            <w:hyperlink r:id="rId9" w:tooltip="Bitf20m004@pucit.edu.pk" w:history="1">
               <w:r>
                 <w:rPr>
                   <w:rStyle w:val="Hyperlink"/>
-                  <w:rFonts w:ascii="Times New Roman" w:hAnsi="Times New Roman" w:cs="Times New Roman"/>
                 </w:rPr>
                 <w:t>Bitf20m023@pucit.edu.pk</w:t>
               </w:r>
@@ -317,17 +243,13 @@
           </w:p>
           <w:p>
             <w:pPr>
-              <w:spacing w:after="0" w:line="240" w:lineRule="auto"/>
+              <w:spacing w:after="597" w:line="240" w:lineRule="auto"/>
               <w:cnfStyle w:val="000000000000" w:firstRow="0" w:lastRow="0" w:firstColumn="0" w:lastColumn="0" w:oddVBand="0" w:evenVBand="0" w:oddHBand="0" w:evenHBand="0" w:firstRowFirstColumn="0" w:firstRowLastColumn="0" w:lastRowFirstColumn="0" w:lastRowLastColumn="0"/>
-              <w:rPr>
-                <w:rFonts w:ascii="Times New Roman" w:hAnsi="Times New Roman" w:cs="Times New Roman"/>
-              </w:rPr>
             </w:pPr>
-            <w:hyperlink r:id="rId11" w:tooltip="Bitf20m004@pucit.edu.pk" w:history="1">
+            <w:hyperlink r:id="rId10" w:tooltip="Bitf20m004@pucit.edu.pk" w:history="1">
               <w:r>
                 <w:rPr>
                   <w:rStyle w:val="Hyperlink"/>
-                  <w:rFonts w:ascii="Times New Roman" w:hAnsi="Times New Roman" w:cs="Times New Roman"/>
                 </w:rPr>
                 <w:t>Bitf20m043@pucit.edu.pk</w:t>
               </w:r>
@@ -338,14 +260,15 @@
     </w:tbl>
     <w:p>
       <w:pPr>
-        <w:spacing w:after="0"/>
-        <w:rPr>
-          <w:rFonts w:ascii="Times New Roman" w:hAnsi="Times New Roman" w:cs="Times New Roman"/>
-        </w:rPr>
-      </w:pPr>
-      <w:r>
-        <w:rPr>
-          <w:rFonts w:ascii="Times New Roman" w:hAnsi="Times New Roman" w:cs="Times New Roman"/>
+        <w:spacing w:after="282"/>
+      </w:pPr>
+    </w:p>
+    <w:p>
+      <w:pPr>
+        <w:spacing w:after="283"/>
+      </w:pPr>
+      <w:r>
+        <w:rPr>
           <w:color w:val="9E201F"/>
           <w:sz w:val="96"/>
         </w:rPr>
@@ -355,14 +278,22 @@
     <w:p>
       <w:pPr>
         <w:spacing w:after="0"/>
+      </w:pPr>
+      <w:r>
+        <w:rPr>
+          <w:color w:val="9E201F"/>
+          <w:sz w:val="96"/>
+        </w:rPr>
+        <w:t xml:space="preserve"> </w:t>
+      </w:r>
+    </w:p>
+    <w:p>
+      <w:pPr>
+        <w:spacing w:after="0"/>
         <w:ind w:left="340"/>
-        <w:rPr>
-          <w:rFonts w:ascii="Times New Roman" w:hAnsi="Times New Roman" w:cs="Times New Roman"/>
-        </w:rPr>
-      </w:pPr>
-      <w:r>
-        <w:rPr>
-          <w:rFonts w:ascii="Times New Roman" w:hAnsi="Times New Roman" w:cs="Times New Roman"/>
+      </w:pPr>
+      <w:r>
+        <w:rPr>
           <w:noProof/>
         </w:rPr>
         <mc:AlternateContent>
@@ -1551,14 +1482,7 @@
                                   <w:rFonts w:ascii="Times New Roman" w:eastAsia="Times New Roman" w:hAnsi="Times New Roman" w:cs="Times New Roman"/>
                                   <w:sz w:val="20"/>
                                 </w:rPr>
-                                <w:t xml:space="preserve">, J.F Kurose and K.W. </w:t>
-                              </w:r>
-                              <w:r>
-                                <w:rPr>
-                                  <w:rFonts w:ascii="Times New Roman" w:eastAsia="Times New Roman" w:hAnsi="Times New Roman" w:cs="Times New Roman"/>
-                                  <w:sz w:val="20"/>
-                                </w:rPr>
-                                <w:t>Ross, Al</w:t>
+                                <w:t>, J.F Kurose and K.W. Ross, Al</w:t>
                               </w:r>
                             </w:p>
                           </w:txbxContent>
@@ -1758,7 +1682,7 @@
                           <pic:cNvPicPr/>
                         </pic:nvPicPr>
                         <pic:blipFill>
-                          <a:blip r:embed="rId12"/>
+                          <a:blip r:embed="rId11"/>
                           <a:stretch>
                             <a:fillRect/>
                           </a:stretch>
@@ -2339,14 +2263,7 @@
                             <w:rFonts w:ascii="Times New Roman" w:eastAsia="Times New Roman" w:hAnsi="Times New Roman" w:cs="Times New Roman"/>
                             <w:sz w:val="20"/>
                           </w:rPr>
-                          <w:t xml:space="preserve">, J.F Kurose and K.W. </w:t>
-                        </w:r>
-                        <w:r>
-                          <w:rPr>
-                            <w:rFonts w:ascii="Times New Roman" w:eastAsia="Times New Roman" w:hAnsi="Times New Roman" w:cs="Times New Roman"/>
-                            <w:sz w:val="20"/>
-                          </w:rPr>
-                          <w:t>Ross, Al</w:t>
+                          <w:t>, J.F Kurose and K.W. Ross, Al</w:t>
                         </w:r>
                       </w:p>
                     </w:txbxContent>
@@ -2437,7 +2354,7 @@
                   <o:lock v:ext="edit" aspectratio="t"/>
                 </v:shapetype>
                 <v:shape id="Picture 2327" o:spid="_x0000_s1068" type="#_x0000_t75" style="position:absolute;left:36399;top:34;width:16459;height:20510;visibility:visible;mso-wrap-style:square" o:gfxdata="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">
-                  <v:imagedata r:id="rId13" o:title=""/>
+                  <v:imagedata r:id="rId12" o:title=""/>
                 </v:shape>
                 <w10:anchorlock/>
               </v:group>
@@ -2455,11 +2372,35 @@
     </w:p>
     <w:p>
       <w:pPr>
+        <w:spacing w:after="0"/>
+        <w:ind w:left="369"/>
+      </w:pPr>
+      <w:r>
+        <w:rPr>
+          <w:rFonts w:ascii="Times New Roman" w:eastAsia="Times New Roman" w:hAnsi="Times New Roman" w:cs="Times New Roman"/>
+          <w:sz w:val="24"/>
+        </w:rPr>
+        <w:t xml:space="preserve"> </w:t>
+      </w:r>
+    </w:p>
+    <w:p>
+      <w:pPr>
+        <w:spacing w:after="0"/>
+        <w:ind w:left="369"/>
+      </w:pPr>
+      <w:r>
+        <w:rPr>
+          <w:rFonts w:ascii="Times New Roman" w:eastAsia="Times New Roman" w:hAnsi="Times New Roman" w:cs="Times New Roman"/>
+          <w:sz w:val="24"/>
+        </w:rPr>
+        <w:lastRenderedPageBreak/>
+        <w:t xml:space="preserve"> </w:t>
+      </w:r>
+    </w:p>
+    <w:p>
+      <w:pPr>
         <w:spacing w:after="0" w:line="248" w:lineRule="auto"/>
         <w:ind w:left="364" w:right="998" w:hanging="10"/>
-        <w:rPr>
-          <w:rFonts w:ascii="Times New Roman" w:hAnsi="Times New Roman" w:cs="Times New Roman"/>
-        </w:rPr>
       </w:pPr>
       <w:r>
         <w:rPr>
@@ -2496,23 +2437,7 @@
           <w:rFonts w:ascii="Times New Roman" w:eastAsia="Times New Roman" w:hAnsi="Times New Roman" w:cs="Times New Roman"/>
           <w:sz w:val="24"/>
         </w:rPr>
-        <w:t xml:space="preserve"> to its local DNS </w:t>
-      </w:r>
-      <w:proofErr w:type="gramStart"/>
-      <w:r>
-        <w:rPr>
-          <w:rFonts w:ascii="Times New Roman" w:eastAsia="Times New Roman" w:hAnsi="Times New Roman" w:cs="Times New Roman"/>
-          <w:sz w:val="24"/>
-        </w:rPr>
-        <w:t>server, and</w:t>
-      </w:r>
-      <w:proofErr w:type="gramEnd"/>
-      <w:r>
-        <w:rPr>
-          <w:rFonts w:ascii="Times New Roman" w:eastAsia="Times New Roman" w:hAnsi="Times New Roman" w:cs="Times New Roman"/>
-          <w:sz w:val="24"/>
-        </w:rPr>
-        <w:t xml:space="preserve"> receives a </w:t>
+        <w:t xml:space="preserve"> to its local DNS server, and receives a </w:t>
       </w:r>
       <w:r>
         <w:rPr>
@@ -2528,38 +2453,32 @@
           <w:sz w:val="24"/>
         </w:rPr>
         <w:t xml:space="preserve"> back.  As shown in Figures 2.19 and 2.20 in the textbook, much can go on “under the covers,” invisible to the DNS clients, as the hierarchical DNS servers communicate with each other to either recursively or iteratively resolve the client’s DNS query.  From the DNS client’s standpoint, however, the protocol is quite simple – a query is formulated to the local DNS server and a response is received from that server. </w:t>
+      </w:r>
+    </w:p>
+    <w:p>
+      <w:pPr>
+        <w:spacing w:after="0"/>
+        <w:ind w:left="369"/>
+      </w:pPr>
+      <w:r>
+        <w:rPr>
+          <w:rFonts w:ascii="Times New Roman" w:eastAsia="Times New Roman" w:hAnsi="Times New Roman" w:cs="Times New Roman"/>
+          <w:sz w:val="24"/>
+        </w:rPr>
+        <w:t xml:space="preserve"> </w:t>
       </w:r>
     </w:p>
     <w:p>
       <w:pPr>
         <w:spacing w:after="0" w:line="248" w:lineRule="auto"/>
         <w:ind w:left="364" w:right="998" w:hanging="10"/>
-        <w:rPr>
-          <w:rFonts w:ascii="Times New Roman" w:hAnsi="Times New Roman" w:cs="Times New Roman"/>
-        </w:rPr>
-      </w:pPr>
-      <w:r>
-        <w:rPr>
-          <w:rFonts w:ascii="Times New Roman" w:eastAsia="Times New Roman" w:hAnsi="Times New Roman" w:cs="Times New Roman"/>
-          <w:sz w:val="24"/>
-        </w:rPr>
-        <w:t xml:space="preserve">Before beginning this lab, you’ll probably want to review DNS by reading Section 2.4 of the text.  </w:t>
-      </w:r>
-      <w:proofErr w:type="gramStart"/>
-      <w:r>
-        <w:rPr>
-          <w:rFonts w:ascii="Times New Roman" w:eastAsia="Times New Roman" w:hAnsi="Times New Roman" w:cs="Times New Roman"/>
-          <w:sz w:val="24"/>
-        </w:rPr>
-        <w:t>In particular, you</w:t>
-      </w:r>
-      <w:proofErr w:type="gramEnd"/>
-      <w:r>
-        <w:rPr>
-          <w:rFonts w:ascii="Times New Roman" w:eastAsia="Times New Roman" w:hAnsi="Times New Roman" w:cs="Times New Roman"/>
-          <w:sz w:val="24"/>
-        </w:rPr>
-        <w:t xml:space="preserve"> may want to review the material on </w:t>
+      </w:pPr>
+      <w:r>
+        <w:rPr>
+          <w:rFonts w:ascii="Times New Roman" w:eastAsia="Times New Roman" w:hAnsi="Times New Roman" w:cs="Times New Roman"/>
+          <w:sz w:val="24"/>
+        </w:rPr>
+        <w:t xml:space="preserve">Before beginning this lab, you’ll probably want to review DNS by reading Section 2.4 of the text.  In particular, you may want to review the material on </w:t>
       </w:r>
       <w:r>
         <w:rPr>
@@ -2619,36 +2538,70 @@
           <w:rFonts w:ascii="Times New Roman" w:eastAsia="Times New Roman" w:hAnsi="Times New Roman" w:cs="Times New Roman"/>
           <w:sz w:val="24"/>
         </w:rPr>
-        <w:t xml:space="preserve"> in the DNS record.</w:t>
+        <w:t xml:space="preserve"> in the DNS record.  </w:t>
+      </w:r>
+    </w:p>
+    <w:p>
+      <w:pPr>
+        <w:spacing w:after="0"/>
+        <w:ind w:left="369"/>
+      </w:pPr>
+      <w:r>
+        <w:rPr>
+          <w:rFonts w:ascii="Times New Roman" w:eastAsia="Times New Roman" w:hAnsi="Times New Roman" w:cs="Times New Roman"/>
+          <w:sz w:val="24"/>
+        </w:rPr>
+        <w:t xml:space="preserve"> </w:t>
+      </w:r>
+    </w:p>
+    <w:p>
+      <w:pPr>
+        <w:spacing w:after="21"/>
+        <w:ind w:left="369"/>
+      </w:pPr>
+      <w:r>
+        <w:rPr>
+          <w:rFonts w:ascii="Times New Roman" w:eastAsia="Times New Roman" w:hAnsi="Times New Roman" w:cs="Times New Roman"/>
+          <w:sz w:val="24"/>
+        </w:rPr>
+        <w:t xml:space="preserve"> </w:t>
       </w:r>
     </w:p>
     <w:p>
       <w:pPr>
         <w:pStyle w:val="Heading2"/>
-        <w:spacing w:before="0"/>
         <w:ind w:left="364"/>
-        <w:rPr>
-          <w:rFonts w:ascii="Times New Roman" w:hAnsi="Times New Roman" w:cs="Times New Roman"/>
-        </w:rPr>
-      </w:pPr>
-      <w:r>
-        <w:rPr>
-          <w:rFonts w:ascii="Times New Roman" w:eastAsia="Arial" w:hAnsi="Times New Roman" w:cs="Times New Roman"/>
-        </w:rPr>
-        <w:lastRenderedPageBreak/>
+      </w:pPr>
+      <w:r>
+        <w:rPr>
+          <w:rFonts w:ascii="Arial" w:eastAsia="Arial" w:hAnsi="Arial" w:cs="Arial"/>
+        </w:rPr>
         <w:t xml:space="preserve">1. </w:t>
       </w:r>
       <w:proofErr w:type="spellStart"/>
       <w:r>
         <w:rPr>
-          <w:rFonts w:ascii="Times New Roman" w:eastAsia="Arial" w:hAnsi="Times New Roman" w:cs="Times New Roman"/>
+          <w:rFonts w:ascii="Arial" w:eastAsia="Arial" w:hAnsi="Arial" w:cs="Arial"/>
         </w:rPr>
         <w:t>nslookup</w:t>
       </w:r>
       <w:proofErr w:type="spellEnd"/>
       <w:r>
         <w:rPr>
-          <w:rFonts w:ascii="Times New Roman" w:eastAsia="Arial" w:hAnsi="Times New Roman" w:cs="Times New Roman"/>
+          <w:rFonts w:ascii="Arial" w:eastAsia="Arial" w:hAnsi="Arial" w:cs="Arial"/>
+        </w:rPr>
+        <w:t xml:space="preserve"> </w:t>
+      </w:r>
+    </w:p>
+    <w:p>
+      <w:pPr>
+        <w:spacing w:after="0"/>
+        <w:ind w:left="369"/>
+      </w:pPr>
+      <w:r>
+        <w:rPr>
+          <w:rFonts w:ascii="Times New Roman" w:eastAsia="Times New Roman" w:hAnsi="Times New Roman" w:cs="Times New Roman"/>
+          <w:sz w:val="24"/>
         </w:rPr>
         <w:t xml:space="preserve"> </w:t>
       </w:r>
@@ -2657,9 +2610,6 @@
       <w:pPr>
         <w:spacing w:after="0" w:line="248" w:lineRule="auto"/>
         <w:ind w:left="364" w:right="998" w:hanging="10"/>
-        <w:rPr>
-          <w:rFonts w:ascii="Times New Roman" w:hAnsi="Times New Roman" w:cs="Times New Roman"/>
-        </w:rPr>
       </w:pPr>
       <w:r>
         <w:rPr>
@@ -2735,15 +2685,25 @@
           <w:sz w:val="24"/>
         </w:rPr>
         <w:t xml:space="preserve"> on the command line.  </w:t>
+      </w:r>
+    </w:p>
+    <w:p>
+      <w:pPr>
+        <w:spacing w:after="0"/>
+        <w:ind w:left="369"/>
+      </w:pPr>
+      <w:r>
+        <w:rPr>
+          <w:rFonts w:ascii="Times New Roman" w:eastAsia="Times New Roman" w:hAnsi="Times New Roman" w:cs="Times New Roman"/>
+          <w:sz w:val="24"/>
+        </w:rPr>
+        <w:t xml:space="preserve"> </w:t>
       </w:r>
     </w:p>
     <w:p>
       <w:pPr>
         <w:spacing w:after="0" w:line="248" w:lineRule="auto"/>
         <w:ind w:left="364" w:right="998" w:hanging="10"/>
-        <w:rPr>
-          <w:rFonts w:ascii="Times New Roman" w:hAnsi="Times New Roman" w:cs="Times New Roman"/>
-        </w:rPr>
       </w:pPr>
       <w:r>
         <w:rPr>
@@ -2784,7 +2744,149 @@
           <w:rFonts w:ascii="Times New Roman" w:eastAsia="Times New Roman" w:hAnsi="Times New Roman" w:cs="Times New Roman"/>
           <w:sz w:val="24"/>
         </w:rPr>
-        <w:t xml:space="preserve"> sends a DNS query to the specified DNS server, receives a DNS reply from that same DNS server, and displays the result.   </w:t>
+        <w:t xml:space="preserve"> sends a DNS query to the specified DNS server, receives a DNS reply from that same DNS server, and displays the result.  </w:t>
+      </w:r>
+    </w:p>
+    <w:p>
+      <w:pPr>
+        <w:spacing w:after="21"/>
+        <w:ind w:left="369"/>
+      </w:pPr>
+      <w:r>
+        <w:rPr>
+          <w:rFonts w:ascii="Times New Roman" w:eastAsia="Times New Roman" w:hAnsi="Times New Roman" w:cs="Times New Roman"/>
+          <w:sz w:val="24"/>
+        </w:rPr>
+        <w:t xml:space="preserve"> </w:t>
+      </w:r>
+    </w:p>
+    <w:p>
+      <w:pPr>
+        <w:spacing w:after="0"/>
+        <w:ind w:left="369"/>
+      </w:pPr>
+      <w:r>
+        <w:rPr>
+          <w:noProof/>
+        </w:rPr>
+        <mc:AlternateContent>
+          <mc:Choice Requires="wpg">
+            <w:drawing>
+              <wp:inline distT="0" distB="0" distL="0" distR="0" wp14:anchorId="397600FD" wp14:editId="7F10C1CD">
+                <wp:extent cx="1828800" cy="5715"/>
+                <wp:effectExtent l="0" t="0" r="0" b="0"/>
+                <wp:docPr id="43" name="Group 65858"/>
+                <wp:cNvGraphicFramePr/>
+                <a:graphic xmlns:a="http://schemas.openxmlformats.org/drawingml/2006/main">
+                  <a:graphicData uri="http://schemas.microsoft.com/office/word/2010/wordprocessingGroup">
+                    <wpg:wgp>
+                      <wpg:cNvGrpSpPr/>
+                      <wpg:grpSpPr>
+                        <a:xfrm>
+                          <a:off x="0" y="0"/>
+                          <a:ext cx="1828800" cy="6097"/>
+                          <a:chOff x="0" y="0"/>
+                          <a:chExt cx="1828800" cy="6097"/>
+                        </a:xfrm>
+                      </wpg:grpSpPr>
+                      <wps:wsp>
+                        <wps:cNvPr id="44" name="Freeform 44"/>
+                        <wps:cNvSpPr/>
+                        <wps:spPr bwMode="auto">
+                          <a:xfrm>
+                            <a:off x="0" y="0"/>
+                            <a:ext cx="1828800" cy="9144"/>
+                          </a:xfrm>
+                          <a:custGeom>
+                            <a:avLst/>
+                            <a:gdLst/>
+                            <a:ahLst/>
+                            <a:cxnLst/>
+                            <a:rect l="0" t="0" r="0" b="0"/>
+                            <a:pathLst>
+                              <a:path w="1828800" h="9144" extrusionOk="0">
+                                <a:moveTo>
+                                  <a:pt x="0" y="0"/>
+                                </a:moveTo>
+                                <a:lnTo>
+                                  <a:pt x="1828800" y="0"/>
+                                </a:lnTo>
+                                <a:lnTo>
+                                  <a:pt x="1828800" y="9144"/>
+                                </a:lnTo>
+                                <a:lnTo>
+                                  <a:pt x="0" y="9144"/>
+                                </a:lnTo>
+                                <a:lnTo>
+                                  <a:pt x="0" y="0"/>
+                                </a:lnTo>
+                              </a:path>
+                            </a:pathLst>
+                          </a:custGeom>
+                          <a:ln w="0" cap="flat">
+                            <a:miter lim="127000"/>
+                          </a:ln>
+                        </wps:spPr>
+                        <wps:style>
+                          <a:lnRef idx="0">
+                            <a:srgbClr val="000000">
+                              <a:alpha val="0"/>
+                            </a:srgbClr>
+                          </a:lnRef>
+                          <a:fillRef idx="1">
+                            <a:srgbClr val="000000"/>
+                          </a:fillRef>
+                          <a:effectRef idx="0">
+                            <a:srgbClr val="000000"/>
+                          </a:effectRef>
+                          <a:fontRef idx="none"/>
+                        </wps:style>
+                        <wps:bodyPr rot="0">
+                          <a:noAutofit/>
+                        </wps:bodyPr>
+                      </wps:wsp>
+                    </wpg:wgp>
+                  </a:graphicData>
+                </a:graphic>
+              </wp:inline>
+            </w:drawing>
+          </mc:Choice>
+          <mc:Fallback xmlns:wpsCustomData="http://www.wps.cn/officeDocument/2013/wpsCustomData">
+            <w:pict>
+              <v:group id="Group 65858" o:spid="_x0000_s1026" o:spt="203" style="height:0.45pt;width:144pt;" coordsize="1828800,6097" o:gfxdata="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">
+                <o:lock v:ext="edit" aspectratio="f"/>
+                <v:shape id="_x0000_s1026" o:spid="_x0000_s1026" o:spt="100" style="position:absolute;left:0;top:0;height:9144;width:1828800;" fillcolor="#000000" filled="t" stroked="f" coordsize="1828800,9144" o:gfxdata="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" path="m0,0l1828800,0,1828800,9144,0,9144,0,0e">
+                  <v:fill on="t" focussize="0,0"/>
+                  <v:stroke on="f" weight="0pt" miterlimit="1" joinstyle="miter"/>
+                  <v:imagedata o:title=""/>
+                  <o:lock v:ext="edit" aspectratio="f"/>
+                </v:shape>
+                <w10:wrap type="none"/>
+                <w10:anchorlock/>
+              </v:group>
+            </w:pict>
+          </mc:Fallback>
+        </mc:AlternateContent>
+      </w:r>
+      <w:r>
+        <w:rPr>
+          <w:rFonts w:ascii="Times New Roman" w:eastAsia="Times New Roman" w:hAnsi="Times New Roman" w:cs="Times New Roman"/>
+          <w:sz w:val="24"/>
+        </w:rPr>
+        <w:t xml:space="preserve"> </w:t>
+      </w:r>
+    </w:p>
+    <w:p>
+      <w:pPr>
+        <w:spacing w:after="0"/>
+        <w:ind w:left="369"/>
+      </w:pPr>
+      <w:r>
+        <w:rPr>
+          <w:rFonts w:ascii="Times New Roman" w:eastAsia="Times New Roman" w:hAnsi="Times New Roman" w:cs="Times New Roman"/>
+          <w:sz w:val="24"/>
+        </w:rPr>
+        <w:t xml:space="preserve"> </w:t>
       </w:r>
     </w:p>
     <w:p>
@@ -2792,19 +2894,16 @@
         <w:spacing w:after="0"/>
         <w:ind w:right="965"/>
         <w:jc w:val="right"/>
-        <w:rPr>
-          <w:rFonts w:ascii="Times New Roman" w:hAnsi="Times New Roman" w:cs="Times New Roman"/>
-        </w:rPr>
-      </w:pPr>
-      <w:r>
-        <w:rPr>
-          <w:rFonts w:ascii="Times New Roman" w:hAnsi="Times New Roman" w:cs="Times New Roman"/>
+      </w:pPr>
+      <w:r>
+        <w:rPr>
           <w:noProof/>
         </w:rPr>
+        <w:lastRenderedPageBreak/>
         <w:drawing>
-          <wp:inline distT="0" distB="0" distL="0" distR="0" wp14:anchorId="40E7C8CA" wp14:editId="3E21FEB7">
-            <wp:extent cx="5482590" cy="3124200"/>
-            <wp:effectExtent l="0" t="0" r="3810" b="0"/>
+          <wp:inline distT="0" distB="0" distL="0" distR="0" wp14:anchorId="40E7C8CA" wp14:editId="170EB5D7">
+            <wp:extent cx="5483225" cy="3544570"/>
+            <wp:effectExtent l="0" t="0" r="0" b="0"/>
             <wp:docPr id="45" name="Picture 75016"/>
             <wp:cNvGraphicFramePr/>
             <a:graphic xmlns:a="http://schemas.openxmlformats.org/drawingml/2006/main">
@@ -2812,6 +2911,2132 @@
                 <pic:pic xmlns:pic="http://schemas.openxmlformats.org/drawingml/2006/picture">
                   <pic:nvPicPr>
                     <pic:cNvPr id="45" name="Picture 75016"/>
+                    <pic:cNvPicPr/>
+                  </pic:nvPicPr>
+                  <pic:blipFill>
+                    <a:blip r:embed="rId13"/>
+                    <a:stretch>
+                      <a:fillRect/>
+                    </a:stretch>
+                  </pic:blipFill>
+                  <pic:spPr>
+                    <a:xfrm>
+                      <a:off x="0" y="0"/>
+                      <a:ext cx="5483352" cy="3544824"/>
+                    </a:xfrm>
+                    <a:prstGeom prst="rect">
+                      <a:avLst/>
+                    </a:prstGeom>
+                  </pic:spPr>
+                </pic:pic>
+              </a:graphicData>
+            </a:graphic>
+          </wp:inline>
+        </w:drawing>
+      </w:r>
+      <w:r>
+        <w:rPr>
+          <w:rFonts w:ascii="Times New Roman" w:eastAsia="Times New Roman" w:hAnsi="Times New Roman" w:cs="Times New Roman"/>
+          <w:sz w:val="24"/>
+        </w:rPr>
+        <w:t xml:space="preserve"> </w:t>
+      </w:r>
+    </w:p>
+    <w:p>
+      <w:pPr>
+        <w:spacing w:after="0"/>
+        <w:ind w:left="369"/>
+      </w:pPr>
+      <w:r>
+        <w:rPr>
+          <w:rFonts w:ascii="Times New Roman" w:eastAsia="Times New Roman" w:hAnsi="Times New Roman" w:cs="Times New Roman"/>
+          <w:sz w:val="24"/>
+        </w:rPr>
+        <w:t xml:space="preserve"> </w:t>
+      </w:r>
+    </w:p>
+    <w:p>
+      <w:pPr>
+        <w:spacing w:after="0" w:line="248" w:lineRule="auto"/>
+        <w:ind w:left="364" w:right="998" w:hanging="10"/>
+      </w:pPr>
+      <w:r>
+        <w:rPr>
+          <w:rFonts w:ascii="Times New Roman" w:eastAsia="Times New Roman" w:hAnsi="Times New Roman" w:cs="Times New Roman"/>
+          <w:sz w:val="24"/>
+        </w:rPr>
+        <w:t xml:space="preserve">The above screenshot shows the results of three independent </w:t>
+      </w:r>
+      <w:proofErr w:type="spellStart"/>
+      <w:r>
+        <w:rPr>
+          <w:rFonts w:ascii="Times New Roman" w:eastAsia="Times New Roman" w:hAnsi="Times New Roman" w:cs="Times New Roman"/>
+          <w:i/>
+          <w:sz w:val="24"/>
+        </w:rPr>
+        <w:t>nslookup</w:t>
+      </w:r>
+      <w:proofErr w:type="spellEnd"/>
+      <w:r>
+        <w:rPr>
+          <w:rFonts w:ascii="Times New Roman" w:eastAsia="Times New Roman" w:hAnsi="Times New Roman" w:cs="Times New Roman"/>
+          <w:sz w:val="24"/>
+        </w:rPr>
+        <w:t xml:space="preserve"> commands (displayed in the Windows Command Prompt). In this example, the client host is located on the campus of Polytechnic University in Brooklyn, where the default local DNS server is dns-prime.poly.edu. When running </w:t>
+      </w:r>
+      <w:proofErr w:type="spellStart"/>
+      <w:r>
+        <w:rPr>
+          <w:rFonts w:ascii="Times New Roman" w:eastAsia="Times New Roman" w:hAnsi="Times New Roman" w:cs="Times New Roman"/>
+          <w:i/>
+          <w:sz w:val="24"/>
+        </w:rPr>
+        <w:t>nslookup</w:t>
+      </w:r>
+      <w:proofErr w:type="spellEnd"/>
+      <w:r>
+        <w:rPr>
+          <w:rFonts w:ascii="Times New Roman" w:eastAsia="Times New Roman" w:hAnsi="Times New Roman" w:cs="Times New Roman"/>
+          <w:sz w:val="24"/>
+        </w:rPr>
+        <w:t xml:space="preserve">, if no DNS server is specified, then </w:t>
+      </w:r>
+      <w:proofErr w:type="spellStart"/>
+      <w:r>
+        <w:rPr>
+          <w:rFonts w:ascii="Times New Roman" w:eastAsia="Times New Roman" w:hAnsi="Times New Roman" w:cs="Times New Roman"/>
+          <w:i/>
+          <w:sz w:val="24"/>
+        </w:rPr>
+        <w:t>nslookup</w:t>
+      </w:r>
+      <w:proofErr w:type="spellEnd"/>
+      <w:r>
+        <w:rPr>
+          <w:rFonts w:ascii="Times New Roman" w:eastAsia="Times New Roman" w:hAnsi="Times New Roman" w:cs="Times New Roman"/>
+          <w:sz w:val="24"/>
+        </w:rPr>
+        <w:t xml:space="preserve"> sends the query to the default DNS server, which in this case is dnsprime.poly.edu. Consider the first command: </w:t>
+      </w:r>
+    </w:p>
+    <w:p>
+      <w:pPr>
+        <w:spacing w:after="0"/>
+        <w:ind w:left="369"/>
+      </w:pPr>
+      <w:r>
+        <w:rPr>
+          <w:rFonts w:ascii="Times New Roman" w:eastAsia="Times New Roman" w:hAnsi="Times New Roman" w:cs="Times New Roman"/>
+          <w:sz w:val="24"/>
+        </w:rPr>
+        <w:t xml:space="preserve"> </w:t>
+      </w:r>
+    </w:p>
+    <w:p>
+      <w:pPr>
+        <w:spacing w:after="0"/>
+        <w:ind w:left="364" w:hanging="10"/>
+      </w:pPr>
+      <w:proofErr w:type="spellStart"/>
+      <w:r>
+        <w:rPr>
+          <w:rFonts w:ascii="Courier New" w:eastAsia="Courier New" w:hAnsi="Courier New" w:cs="Courier New"/>
+          <w:sz w:val="24"/>
+        </w:rPr>
+        <w:t>nslookup</w:t>
+      </w:r>
+      <w:proofErr w:type="spellEnd"/>
+      <w:r>
+        <w:rPr>
+          <w:rFonts w:ascii="Courier New" w:eastAsia="Courier New" w:hAnsi="Courier New" w:cs="Courier New"/>
+          <w:sz w:val="24"/>
+        </w:rPr>
+        <w:t xml:space="preserve"> www.mit.edu </w:t>
+      </w:r>
+    </w:p>
+    <w:p>
+      <w:pPr>
+        <w:spacing w:after="0"/>
+        <w:ind w:left="369"/>
+      </w:pPr>
+      <w:r>
+        <w:rPr>
+          <w:rFonts w:ascii="Times New Roman" w:eastAsia="Times New Roman" w:hAnsi="Times New Roman" w:cs="Times New Roman"/>
+          <w:sz w:val="24"/>
+        </w:rPr>
+        <w:t xml:space="preserve"> </w:t>
+      </w:r>
+    </w:p>
+    <w:p>
+      <w:pPr>
+        <w:spacing w:after="0" w:line="248" w:lineRule="auto"/>
+        <w:ind w:left="364" w:right="998" w:hanging="10"/>
+      </w:pPr>
+      <w:r>
+        <w:rPr>
+          <w:rFonts w:ascii="Times New Roman" w:eastAsia="Times New Roman" w:hAnsi="Times New Roman" w:cs="Times New Roman"/>
+          <w:sz w:val="24"/>
+        </w:rPr>
+        <w:t xml:space="preserve">In words, this command is saying “please send me the IP address for the host www.mit.edu”. As shown in the screenshot, the response from this command provides two pieces of information: (1) the name and IP address of the DNS server that provides the answer; and (2) the answer itself, which is the host name and IP address of www.mit.edu. Although the response came from the local DNS server at Polytechnic University, it is quite possible that this local DNS server iteratively contacted several other DNS servers to get the answer, as described in Section 2.4 of the textbook.  </w:t>
+      </w:r>
+    </w:p>
+    <w:p>
+      <w:pPr>
+        <w:spacing w:after="0"/>
+        <w:ind w:left="369"/>
+      </w:pPr>
+      <w:r>
+        <w:rPr>
+          <w:rFonts w:ascii="Times New Roman" w:eastAsia="Times New Roman" w:hAnsi="Times New Roman" w:cs="Times New Roman"/>
+          <w:sz w:val="24"/>
+        </w:rPr>
+        <w:t xml:space="preserve"> </w:t>
+      </w:r>
+    </w:p>
+    <w:p>
+      <w:pPr>
+        <w:spacing w:after="0" w:line="248" w:lineRule="auto"/>
+        <w:ind w:left="364" w:right="998" w:hanging="10"/>
+      </w:pPr>
+      <w:r>
+        <w:rPr>
+          <w:rFonts w:ascii="Times New Roman" w:eastAsia="Times New Roman" w:hAnsi="Times New Roman" w:cs="Times New Roman"/>
+          <w:sz w:val="24"/>
+        </w:rPr>
+        <w:t xml:space="preserve">Now consider the second command: </w:t>
+      </w:r>
+    </w:p>
+    <w:p>
+      <w:pPr>
+        <w:spacing w:after="0"/>
+        <w:ind w:left="369"/>
+      </w:pPr>
+      <w:r>
+        <w:rPr>
+          <w:rFonts w:ascii="Times New Roman" w:eastAsia="Times New Roman" w:hAnsi="Times New Roman" w:cs="Times New Roman"/>
+          <w:sz w:val="24"/>
+        </w:rPr>
+        <w:t xml:space="preserve"> </w:t>
+      </w:r>
+    </w:p>
+    <w:p>
+      <w:pPr>
+        <w:spacing w:after="0"/>
+        <w:ind w:left="364" w:hanging="10"/>
+      </w:pPr>
+      <w:proofErr w:type="spellStart"/>
+      <w:r>
+        <w:rPr>
+          <w:rFonts w:ascii="Courier New" w:eastAsia="Courier New" w:hAnsi="Courier New" w:cs="Courier New"/>
+          <w:sz w:val="24"/>
+        </w:rPr>
+        <w:t>nslookup</w:t>
+      </w:r>
+      <w:proofErr w:type="spellEnd"/>
+      <w:r>
+        <w:rPr>
+          <w:rFonts w:ascii="Courier New" w:eastAsia="Courier New" w:hAnsi="Courier New" w:cs="Courier New"/>
+          <w:sz w:val="24"/>
+        </w:rPr>
+        <w:t xml:space="preserve"> –type=NS mit.edu </w:t>
+      </w:r>
+    </w:p>
+    <w:p>
+      <w:pPr>
+        <w:spacing w:after="0"/>
+        <w:ind w:left="369"/>
+      </w:pPr>
+      <w:r>
+        <w:rPr>
+          <w:rFonts w:ascii="Times New Roman" w:eastAsia="Times New Roman" w:hAnsi="Times New Roman" w:cs="Times New Roman"/>
+          <w:sz w:val="24"/>
+        </w:rPr>
+        <w:t xml:space="preserve"> </w:t>
+      </w:r>
+    </w:p>
+    <w:p>
+      <w:pPr>
+        <w:spacing w:after="0" w:line="248" w:lineRule="auto"/>
+        <w:ind w:left="364" w:right="998" w:hanging="10"/>
+      </w:pPr>
+      <w:r>
+        <w:rPr>
+          <w:rFonts w:ascii="Times New Roman" w:eastAsia="Times New Roman" w:hAnsi="Times New Roman" w:cs="Times New Roman"/>
+          <w:sz w:val="24"/>
+        </w:rPr>
+        <w:t xml:space="preserve">In this example, we have provided the option “-type=NS” and the domain “mit.edu”. This causes </w:t>
+      </w:r>
+      <w:proofErr w:type="spellStart"/>
+      <w:r>
+        <w:rPr>
+          <w:rFonts w:ascii="Times New Roman" w:eastAsia="Times New Roman" w:hAnsi="Times New Roman" w:cs="Times New Roman"/>
+          <w:i/>
+          <w:sz w:val="24"/>
+        </w:rPr>
+        <w:t>nslookup</w:t>
+      </w:r>
+      <w:proofErr w:type="spellEnd"/>
+      <w:r>
+        <w:rPr>
+          <w:rFonts w:ascii="Times New Roman" w:eastAsia="Times New Roman" w:hAnsi="Times New Roman" w:cs="Times New Roman"/>
+          <w:sz w:val="24"/>
+        </w:rPr>
+        <w:t xml:space="preserve"> to send a query for a type-NS record to the default </w:t>
+      </w:r>
+      <w:r>
+        <w:rPr>
+          <w:rFonts w:ascii="Times New Roman" w:eastAsia="Times New Roman" w:hAnsi="Times New Roman" w:cs="Times New Roman"/>
+          <w:sz w:val="24"/>
+        </w:rPr>
+        <w:lastRenderedPageBreak/>
+        <w:t xml:space="preserve">local DNS server. In words, the query is saying, “please send me the host names of the authoritative DNS for mit.edu”. (When the –type option is not used, </w:t>
+      </w:r>
+      <w:proofErr w:type="spellStart"/>
+      <w:r>
+        <w:rPr>
+          <w:rFonts w:ascii="Times New Roman" w:eastAsia="Times New Roman" w:hAnsi="Times New Roman" w:cs="Times New Roman"/>
+          <w:i/>
+          <w:sz w:val="24"/>
+        </w:rPr>
+        <w:t>nslookup</w:t>
+      </w:r>
+      <w:proofErr w:type="spellEnd"/>
+      <w:r>
+        <w:rPr>
+          <w:rFonts w:ascii="Times New Roman" w:eastAsia="Times New Roman" w:hAnsi="Times New Roman" w:cs="Times New Roman"/>
+          <w:sz w:val="24"/>
+        </w:rPr>
+        <w:t xml:space="preserve"> uses the default, which is to query for type A records.) The answer, displayed in the above screenshot, first indicates the DNS server that is providing the answer (which is the default local DNS server) along with three MIT nameservers. Each of these servers is indeed an authoritative DNS server for the hosts on the MIT campus. However, </w:t>
+      </w:r>
+      <w:proofErr w:type="spellStart"/>
+      <w:r>
+        <w:rPr>
+          <w:rFonts w:ascii="Times New Roman" w:eastAsia="Times New Roman" w:hAnsi="Times New Roman" w:cs="Times New Roman"/>
+          <w:i/>
+          <w:sz w:val="24"/>
+        </w:rPr>
+        <w:t>nslookup</w:t>
+      </w:r>
+      <w:proofErr w:type="spellEnd"/>
+      <w:r>
+        <w:rPr>
+          <w:rFonts w:ascii="Times New Roman" w:eastAsia="Times New Roman" w:hAnsi="Times New Roman" w:cs="Times New Roman"/>
+          <w:sz w:val="24"/>
+        </w:rPr>
+        <w:t xml:space="preserve"> also indicates that the answer is “non-authoritative,” meaning that this answer came from the cache of some server rather than from an authoritative MIT DNS server. Finally, the answer also includes the IP addresses of the authoritative DNS servers at MIT. (Even though the type-NS query generated by </w:t>
+      </w:r>
+      <w:proofErr w:type="spellStart"/>
+      <w:r>
+        <w:rPr>
+          <w:rFonts w:ascii="Times New Roman" w:eastAsia="Times New Roman" w:hAnsi="Times New Roman" w:cs="Times New Roman"/>
+          <w:i/>
+          <w:sz w:val="24"/>
+        </w:rPr>
+        <w:t>nslookup</w:t>
+      </w:r>
+      <w:proofErr w:type="spellEnd"/>
+      <w:r>
+        <w:rPr>
+          <w:rFonts w:ascii="Times New Roman" w:eastAsia="Times New Roman" w:hAnsi="Times New Roman" w:cs="Times New Roman"/>
+          <w:sz w:val="24"/>
+        </w:rPr>
+        <w:t xml:space="preserve"> did not explicitly ask for the IP addresses, the local DNS server returned these “for free” and </w:t>
+      </w:r>
+      <w:proofErr w:type="spellStart"/>
+      <w:r>
+        <w:rPr>
+          <w:rFonts w:ascii="Times New Roman" w:eastAsia="Times New Roman" w:hAnsi="Times New Roman" w:cs="Times New Roman"/>
+          <w:i/>
+          <w:sz w:val="24"/>
+        </w:rPr>
+        <w:t>nslookup</w:t>
+      </w:r>
+      <w:proofErr w:type="spellEnd"/>
+      <w:r>
+        <w:rPr>
+          <w:rFonts w:ascii="Times New Roman" w:eastAsia="Times New Roman" w:hAnsi="Times New Roman" w:cs="Times New Roman"/>
+          <w:sz w:val="24"/>
+        </w:rPr>
+        <w:t xml:space="preserve"> displays the result.) </w:t>
+      </w:r>
+    </w:p>
+    <w:p>
+      <w:pPr>
+        <w:spacing w:after="0"/>
+        <w:ind w:left="369"/>
+      </w:pPr>
+      <w:r>
+        <w:rPr>
+          <w:rFonts w:ascii="Times New Roman" w:eastAsia="Times New Roman" w:hAnsi="Times New Roman" w:cs="Times New Roman"/>
+          <w:sz w:val="24"/>
+        </w:rPr>
+        <w:t xml:space="preserve"> </w:t>
+      </w:r>
+    </w:p>
+    <w:p>
+      <w:pPr>
+        <w:spacing w:after="0" w:line="248" w:lineRule="auto"/>
+        <w:ind w:left="364" w:right="998" w:hanging="10"/>
+      </w:pPr>
+      <w:r>
+        <w:rPr>
+          <w:rFonts w:ascii="Times New Roman" w:eastAsia="Times New Roman" w:hAnsi="Times New Roman" w:cs="Times New Roman"/>
+          <w:sz w:val="24"/>
+        </w:rPr>
+        <w:t xml:space="preserve">Now finally consider the third command: </w:t>
+      </w:r>
+    </w:p>
+    <w:p>
+      <w:pPr>
+        <w:spacing w:after="0"/>
+        <w:ind w:left="369"/>
+      </w:pPr>
+      <w:r>
+        <w:rPr>
+          <w:rFonts w:ascii="Times New Roman" w:eastAsia="Times New Roman" w:hAnsi="Times New Roman" w:cs="Times New Roman"/>
+          <w:sz w:val="24"/>
+        </w:rPr>
+        <w:t xml:space="preserve"> </w:t>
+      </w:r>
+    </w:p>
+    <w:p>
+      <w:pPr>
+        <w:spacing w:after="0"/>
+        <w:ind w:left="364" w:hanging="10"/>
+      </w:pPr>
+      <w:proofErr w:type="spellStart"/>
+      <w:r>
+        <w:rPr>
+          <w:rFonts w:ascii="Courier New" w:eastAsia="Courier New" w:hAnsi="Courier New" w:cs="Courier New"/>
+          <w:sz w:val="24"/>
+        </w:rPr>
+        <w:t>nslookup</w:t>
+      </w:r>
+      <w:proofErr w:type="spellEnd"/>
+      <w:r>
+        <w:rPr>
+          <w:rFonts w:ascii="Courier New" w:eastAsia="Courier New" w:hAnsi="Courier New" w:cs="Courier New"/>
+          <w:sz w:val="24"/>
+        </w:rPr>
+        <w:t xml:space="preserve"> www.aiit.or.kr bitsy.mit.edu </w:t>
+      </w:r>
+    </w:p>
+    <w:p>
+      <w:pPr>
+        <w:spacing w:after="0"/>
+        <w:ind w:left="369"/>
+      </w:pPr>
+      <w:r>
+        <w:rPr>
+          <w:rFonts w:ascii="Times New Roman" w:eastAsia="Times New Roman" w:hAnsi="Times New Roman" w:cs="Times New Roman"/>
+          <w:sz w:val="24"/>
+        </w:rPr>
+        <w:t xml:space="preserve"> </w:t>
+      </w:r>
+    </w:p>
+    <w:p>
+      <w:pPr>
+        <w:spacing w:after="0" w:line="248" w:lineRule="auto"/>
+        <w:ind w:left="364" w:right="998" w:hanging="10"/>
+      </w:pPr>
+      <w:r>
+        <w:rPr>
+          <w:rFonts w:ascii="Times New Roman" w:eastAsia="Times New Roman" w:hAnsi="Times New Roman" w:cs="Times New Roman"/>
+          <w:sz w:val="24"/>
+        </w:rPr>
+        <w:t xml:space="preserve">In this example, we indicate that we want to the query sent to the DNS server bitsy.mit.edu rather than to the default DNS server (dns-prime.poly.edu). Thus, the query and reply transaction takes place directly between our querying host and bitsy.mit.edu. In this example, the DNS server bitsy.mit.edu provides the IP address of the host www.aiit.or.kr, which is a web server at the Advanced Institute of Information Technology (in Korea).  </w:t>
+      </w:r>
+    </w:p>
+    <w:p>
+      <w:pPr>
+        <w:spacing w:after="0"/>
+        <w:ind w:left="369"/>
+      </w:pPr>
+      <w:r>
+        <w:rPr>
+          <w:rFonts w:ascii="Times New Roman" w:eastAsia="Times New Roman" w:hAnsi="Times New Roman" w:cs="Times New Roman"/>
+          <w:sz w:val="24"/>
+        </w:rPr>
+        <w:t xml:space="preserve"> </w:t>
+      </w:r>
+    </w:p>
+    <w:p>
+      <w:pPr>
+        <w:spacing w:after="0" w:line="248" w:lineRule="auto"/>
+        <w:ind w:left="364" w:right="998" w:hanging="10"/>
+      </w:pPr>
+      <w:r>
+        <w:rPr>
+          <w:rFonts w:ascii="Times New Roman" w:eastAsia="Times New Roman" w:hAnsi="Times New Roman" w:cs="Times New Roman"/>
+          <w:sz w:val="24"/>
+        </w:rPr>
+        <w:t xml:space="preserve">Now that we have gone through a few illustrative examples, you are perhaps wondering about the general syntax of </w:t>
+      </w:r>
+      <w:proofErr w:type="spellStart"/>
+      <w:r>
+        <w:rPr>
+          <w:rFonts w:ascii="Times New Roman" w:eastAsia="Times New Roman" w:hAnsi="Times New Roman" w:cs="Times New Roman"/>
+          <w:i/>
+          <w:sz w:val="24"/>
+        </w:rPr>
+        <w:t>nslookup</w:t>
+      </w:r>
+      <w:proofErr w:type="spellEnd"/>
+      <w:r>
+        <w:rPr>
+          <w:rFonts w:ascii="Times New Roman" w:eastAsia="Times New Roman" w:hAnsi="Times New Roman" w:cs="Times New Roman"/>
+          <w:sz w:val="24"/>
+        </w:rPr>
+        <w:t xml:space="preserve"> commands. The syntax is: </w:t>
+      </w:r>
+    </w:p>
+    <w:p>
+      <w:pPr>
+        <w:spacing w:after="0"/>
+        <w:ind w:left="369"/>
+      </w:pPr>
+      <w:r>
+        <w:rPr>
+          <w:rFonts w:ascii="Times New Roman" w:eastAsia="Times New Roman" w:hAnsi="Times New Roman" w:cs="Times New Roman"/>
+          <w:sz w:val="24"/>
+        </w:rPr>
+        <w:t xml:space="preserve"> </w:t>
+      </w:r>
+    </w:p>
+    <w:p>
+      <w:pPr>
+        <w:spacing w:after="0"/>
+        <w:ind w:left="364" w:hanging="10"/>
+      </w:pPr>
+      <w:proofErr w:type="spellStart"/>
+      <w:r>
+        <w:rPr>
+          <w:rFonts w:ascii="Courier New" w:eastAsia="Courier New" w:hAnsi="Courier New" w:cs="Courier New"/>
+          <w:sz w:val="24"/>
+        </w:rPr>
+        <w:t>nslookup</w:t>
+      </w:r>
+      <w:proofErr w:type="spellEnd"/>
+      <w:r>
+        <w:rPr>
+          <w:rFonts w:ascii="Courier New" w:eastAsia="Courier New" w:hAnsi="Courier New" w:cs="Courier New"/>
+          <w:sz w:val="24"/>
+        </w:rPr>
+        <w:t xml:space="preserve"> –option1 –option2 host-to-find </w:t>
+      </w:r>
+      <w:proofErr w:type="spellStart"/>
+      <w:r>
+        <w:rPr>
+          <w:rFonts w:ascii="Courier New" w:eastAsia="Courier New" w:hAnsi="Courier New" w:cs="Courier New"/>
+          <w:sz w:val="24"/>
+        </w:rPr>
+        <w:t>dns</w:t>
+      </w:r>
+      <w:proofErr w:type="spellEnd"/>
+      <w:r>
+        <w:rPr>
+          <w:rFonts w:ascii="Courier New" w:eastAsia="Courier New" w:hAnsi="Courier New" w:cs="Courier New"/>
+          <w:sz w:val="24"/>
+        </w:rPr>
+        <w:t xml:space="preserve">-server </w:t>
+      </w:r>
+    </w:p>
+    <w:p>
+      <w:pPr>
+        <w:spacing w:after="0"/>
+        <w:ind w:left="369"/>
+      </w:pPr>
+      <w:r>
+        <w:rPr>
+          <w:rFonts w:ascii="Times New Roman" w:eastAsia="Times New Roman" w:hAnsi="Times New Roman" w:cs="Times New Roman"/>
+          <w:sz w:val="24"/>
+        </w:rPr>
+        <w:t xml:space="preserve"> </w:t>
+      </w:r>
+    </w:p>
+    <w:p>
+      <w:pPr>
+        <w:spacing w:after="0" w:line="248" w:lineRule="auto"/>
+        <w:ind w:left="364" w:right="998" w:hanging="10"/>
+      </w:pPr>
+      <w:r>
+        <w:rPr>
+          <w:rFonts w:ascii="Times New Roman" w:eastAsia="Times New Roman" w:hAnsi="Times New Roman" w:cs="Times New Roman"/>
+          <w:sz w:val="24"/>
+        </w:rPr>
+        <w:t xml:space="preserve">In general, </w:t>
+      </w:r>
+      <w:proofErr w:type="spellStart"/>
+      <w:r>
+        <w:rPr>
+          <w:rFonts w:ascii="Times New Roman" w:eastAsia="Times New Roman" w:hAnsi="Times New Roman" w:cs="Times New Roman"/>
+          <w:i/>
+          <w:sz w:val="24"/>
+        </w:rPr>
+        <w:t>nslookup</w:t>
+      </w:r>
+      <w:proofErr w:type="spellEnd"/>
+      <w:r>
+        <w:rPr>
+          <w:rFonts w:ascii="Times New Roman" w:eastAsia="Times New Roman" w:hAnsi="Times New Roman" w:cs="Times New Roman"/>
+          <w:sz w:val="24"/>
+        </w:rPr>
+        <w:t xml:space="preserve"> can be run with zero, one, two or more options. And as we have seen in the above examples, the </w:t>
+      </w:r>
+      <w:proofErr w:type="spellStart"/>
+      <w:r>
+        <w:rPr>
+          <w:rFonts w:ascii="Times New Roman" w:eastAsia="Times New Roman" w:hAnsi="Times New Roman" w:cs="Times New Roman"/>
+          <w:sz w:val="24"/>
+        </w:rPr>
+        <w:t>dns</w:t>
+      </w:r>
+      <w:proofErr w:type="spellEnd"/>
+      <w:r>
+        <w:rPr>
+          <w:rFonts w:ascii="Times New Roman" w:eastAsia="Times New Roman" w:hAnsi="Times New Roman" w:cs="Times New Roman"/>
+          <w:sz w:val="24"/>
+        </w:rPr>
+        <w:t xml:space="preserve">-server is optional as well; if it is not supplied, the query is sent to the default local DNS server.  </w:t>
+      </w:r>
+    </w:p>
+    <w:p>
+      <w:pPr>
+        <w:spacing w:after="0"/>
+        <w:ind w:left="369"/>
+      </w:pPr>
+      <w:r>
+        <w:rPr>
+          <w:rFonts w:ascii="Times New Roman" w:eastAsia="Times New Roman" w:hAnsi="Times New Roman" w:cs="Times New Roman"/>
+          <w:sz w:val="24"/>
+        </w:rPr>
+        <w:t xml:space="preserve"> </w:t>
+      </w:r>
+    </w:p>
+    <w:p>
+      <w:pPr>
+        <w:spacing w:after="0" w:line="248" w:lineRule="auto"/>
+        <w:ind w:left="364" w:right="998" w:hanging="10"/>
+        <w:rPr>
+          <w:rFonts w:ascii="Times New Roman" w:eastAsia="Times New Roman" w:hAnsi="Times New Roman" w:cs="Times New Roman"/>
+          <w:sz w:val="24"/>
+        </w:rPr>
+      </w:pPr>
+      <w:r>
+        <w:rPr>
+          <w:rFonts w:ascii="Times New Roman" w:eastAsia="Times New Roman" w:hAnsi="Times New Roman" w:cs="Times New Roman"/>
+          <w:sz w:val="24"/>
+        </w:rPr>
+        <w:t xml:space="preserve">Now that we have provided an overview of </w:t>
+      </w:r>
+      <w:proofErr w:type="spellStart"/>
+      <w:r>
+        <w:rPr>
+          <w:rFonts w:ascii="Times New Roman" w:eastAsia="Times New Roman" w:hAnsi="Times New Roman" w:cs="Times New Roman"/>
+          <w:i/>
+          <w:sz w:val="24"/>
+        </w:rPr>
+        <w:t>nslookup</w:t>
+      </w:r>
+      <w:proofErr w:type="spellEnd"/>
+      <w:r>
+        <w:rPr>
+          <w:rFonts w:ascii="Times New Roman" w:eastAsia="Times New Roman" w:hAnsi="Times New Roman" w:cs="Times New Roman"/>
+          <w:sz w:val="24"/>
+        </w:rPr>
+        <w:t xml:space="preserve">, it is time for you to test drive it yourself. Do the following (and write down the results): </w:t>
+      </w:r>
+    </w:p>
+    <w:p>
+      <w:pPr>
+        <w:spacing w:after="0" w:line="248" w:lineRule="auto"/>
+        <w:ind w:left="364" w:right="998" w:hanging="10"/>
+        <w:rPr>
+          <w:rFonts w:ascii="Times New Roman" w:eastAsia="Times New Roman" w:hAnsi="Times New Roman" w:cs="Times New Roman"/>
+          <w:sz w:val="24"/>
+        </w:rPr>
+      </w:pPr>
+    </w:p>
+    <w:p>
+      <w:pPr>
+        <w:spacing w:after="0"/>
+        <w:ind w:left="369"/>
+      </w:pPr>
+      <w:r>
+        <w:rPr>
+          <w:rFonts w:ascii="Times New Roman" w:eastAsia="Times New Roman" w:hAnsi="Times New Roman" w:cs="Times New Roman"/>
+          <w:sz w:val="24"/>
+        </w:rPr>
+        <w:t xml:space="preserve"> </w:t>
+      </w:r>
+    </w:p>
+    <w:p>
+      <w:pPr>
+        <w:numPr>
+          <w:ilvl w:val="0"/>
+          <w:numId w:val="1"/>
+        </w:numPr>
+        <w:spacing w:after="0" w:line="248" w:lineRule="auto"/>
+        <w:ind w:right="998" w:hanging="360"/>
+      </w:pPr>
+      <w:r>
+        <w:rPr>
+          <w:rFonts w:ascii="Times New Roman" w:eastAsia="Times New Roman" w:hAnsi="Times New Roman" w:cs="Times New Roman"/>
+          <w:sz w:val="24"/>
+        </w:rPr>
+        <w:t xml:space="preserve">Run </w:t>
+      </w:r>
+      <w:proofErr w:type="spellStart"/>
+      <w:r>
+        <w:rPr>
+          <w:rFonts w:ascii="Times New Roman" w:eastAsia="Times New Roman" w:hAnsi="Times New Roman" w:cs="Times New Roman"/>
+          <w:i/>
+          <w:sz w:val="24"/>
+        </w:rPr>
+        <w:t>nslookup</w:t>
+      </w:r>
+      <w:proofErr w:type="spellEnd"/>
+      <w:r>
+        <w:rPr>
+          <w:rFonts w:ascii="Times New Roman" w:eastAsia="Times New Roman" w:hAnsi="Times New Roman" w:cs="Times New Roman"/>
+          <w:sz w:val="24"/>
+        </w:rPr>
+        <w:t xml:space="preserve"> to obtain the IP address of a Web server in Asia. What is the IP address of that server? </w:t>
+      </w:r>
+    </w:p>
+    <w:p>
+      <w:pPr>
+        <w:spacing w:after="0" w:line="248" w:lineRule="auto"/>
+        <w:ind w:right="998"/>
+      </w:pPr>
+    </w:p>
+    <w:p>
+      <w:pPr>
+        <w:spacing w:after="0" w:line="248" w:lineRule="auto"/>
+        <w:ind w:right="998"/>
+      </w:pPr>
+    </w:p>
+    <w:p>
+      <w:pPr>
+        <w:spacing w:after="0" w:line="248" w:lineRule="auto"/>
+        <w:ind w:right="998"/>
+      </w:pPr>
+    </w:p>
+    <w:p>
+      <w:pPr>
+        <w:spacing w:after="0" w:line="248" w:lineRule="auto"/>
+        <w:ind w:right="998"/>
+      </w:pPr>
+    </w:p>
+    <w:p>
+      <w:pPr>
+        <w:spacing w:after="0" w:line="248" w:lineRule="auto"/>
+        <w:ind w:right="998"/>
+      </w:pPr>
+    </w:p>
+    <w:p>
+      <w:pPr>
+        <w:spacing w:after="0" w:line="248" w:lineRule="auto"/>
+        <w:ind w:left="729" w:right="998"/>
+      </w:pPr>
+    </w:p>
+    <w:p>
+      <w:pPr>
+        <w:numPr>
+          <w:ilvl w:val="0"/>
+          <w:numId w:val="1"/>
+        </w:numPr>
+        <w:spacing w:after="0" w:line="248" w:lineRule="auto"/>
+        <w:ind w:right="998" w:hanging="360"/>
+      </w:pPr>
+      <w:r>
+        <w:rPr>
+          <w:rFonts w:ascii="Times New Roman" w:eastAsia="Times New Roman" w:hAnsi="Times New Roman" w:cs="Times New Roman"/>
+          <w:sz w:val="24"/>
+        </w:rPr>
+        <w:lastRenderedPageBreak/>
+        <w:t xml:space="preserve">Run </w:t>
+      </w:r>
+      <w:proofErr w:type="spellStart"/>
+      <w:r>
+        <w:rPr>
+          <w:rFonts w:ascii="Times New Roman" w:eastAsia="Times New Roman" w:hAnsi="Times New Roman" w:cs="Times New Roman"/>
+          <w:i/>
+          <w:sz w:val="24"/>
+        </w:rPr>
+        <w:t>nslookup</w:t>
+      </w:r>
+      <w:proofErr w:type="spellEnd"/>
+      <w:r>
+        <w:rPr>
+          <w:rFonts w:ascii="Times New Roman" w:eastAsia="Times New Roman" w:hAnsi="Times New Roman" w:cs="Times New Roman"/>
+          <w:sz w:val="24"/>
+        </w:rPr>
+        <w:t xml:space="preserve"> to determine the authoritative DNS servers for a university in Europe. </w:t>
+      </w:r>
+    </w:p>
+    <w:p>
+      <w:pPr>
+        <w:spacing w:after="0" w:line="248" w:lineRule="auto"/>
+        <w:ind w:right="998"/>
+      </w:pPr>
+    </w:p>
+    <w:p>
+      <w:pPr>
+        <w:spacing w:after="0" w:line="248" w:lineRule="auto"/>
+        <w:ind w:right="998"/>
+      </w:pPr>
+    </w:p>
+    <w:p>
+      <w:pPr>
+        <w:numPr>
+          <w:ilvl w:val="0"/>
+          <w:numId w:val="1"/>
+        </w:numPr>
+        <w:spacing w:after="0" w:line="248" w:lineRule="auto"/>
+        <w:ind w:right="998" w:hanging="360"/>
+      </w:pPr>
+      <w:r>
+        <w:rPr>
+          <w:rFonts w:ascii="Times New Roman" w:eastAsia="Times New Roman" w:hAnsi="Times New Roman" w:cs="Times New Roman"/>
+          <w:sz w:val="24"/>
+        </w:rPr>
+        <w:t xml:space="preserve">Run </w:t>
+      </w:r>
+      <w:proofErr w:type="spellStart"/>
+      <w:r>
+        <w:rPr>
+          <w:rFonts w:ascii="Times New Roman" w:eastAsia="Times New Roman" w:hAnsi="Times New Roman" w:cs="Times New Roman"/>
+          <w:i/>
+          <w:sz w:val="24"/>
+        </w:rPr>
+        <w:t>nslookup</w:t>
+      </w:r>
+      <w:proofErr w:type="spellEnd"/>
+      <w:r>
+        <w:rPr>
+          <w:rFonts w:ascii="Times New Roman" w:eastAsia="Times New Roman" w:hAnsi="Times New Roman" w:cs="Times New Roman"/>
+          <w:sz w:val="24"/>
+        </w:rPr>
+        <w:t xml:space="preserve"> so that one of the DNS servers obtained in Question 2 is queried for the mail servers for Yahoo! mail.   What is its IP address? </w:t>
+      </w:r>
+    </w:p>
+    <w:p>
+      <w:pPr>
+        <w:spacing w:after="0" w:line="248" w:lineRule="auto"/>
+        <w:ind w:right="998"/>
+      </w:pPr>
+    </w:p>
+    <w:p>
+      <w:pPr>
+        <w:spacing w:after="0" w:line="248" w:lineRule="auto"/>
+        <w:ind w:right="998"/>
+      </w:pPr>
+    </w:p>
+    <w:p>
+      <w:pPr>
+        <w:spacing w:after="0" w:line="248" w:lineRule="auto"/>
+        <w:ind w:right="998"/>
+      </w:pPr>
+    </w:p>
+    <w:p>
+      <w:pPr>
+        <w:spacing w:after="21"/>
+        <w:ind w:left="369"/>
+      </w:pPr>
+      <w:r>
+        <w:rPr>
+          <w:rFonts w:ascii="Times New Roman" w:eastAsia="Times New Roman" w:hAnsi="Times New Roman" w:cs="Times New Roman"/>
+          <w:sz w:val="24"/>
+        </w:rPr>
+        <w:t xml:space="preserve"> </w:t>
+      </w:r>
+    </w:p>
+    <w:p>
+      <w:pPr>
+        <w:pStyle w:val="Heading2"/>
+        <w:ind w:left="364"/>
+      </w:pPr>
+      <w:r>
+        <w:rPr>
+          <w:rFonts w:ascii="Arial" w:eastAsia="Arial" w:hAnsi="Arial" w:cs="Arial"/>
+        </w:rPr>
+        <w:t xml:space="preserve">2. ipconfig </w:t>
+      </w:r>
+    </w:p>
+    <w:p>
+      <w:pPr>
+        <w:spacing w:after="0"/>
+        <w:ind w:left="369"/>
+      </w:pPr>
+      <w:r>
+        <w:rPr>
+          <w:rFonts w:ascii="Arial" w:eastAsia="Arial" w:hAnsi="Arial" w:cs="Arial"/>
+          <w:sz w:val="28"/>
+        </w:rPr>
+        <w:t xml:space="preserve"> </w:t>
+      </w:r>
+    </w:p>
+    <w:p>
+      <w:pPr>
+        <w:spacing w:after="0" w:line="248" w:lineRule="auto"/>
+        <w:ind w:left="364" w:right="998" w:hanging="10"/>
+      </w:pPr>
+      <w:r>
+        <w:rPr>
+          <w:rFonts w:ascii="Times New Roman" w:eastAsia="Times New Roman" w:hAnsi="Times New Roman" w:cs="Times New Roman"/>
+          <w:i/>
+          <w:sz w:val="24"/>
+        </w:rPr>
+        <w:t>ipconfig</w:t>
+      </w:r>
+      <w:r>
+        <w:rPr>
+          <w:rFonts w:ascii="Times New Roman" w:eastAsia="Times New Roman" w:hAnsi="Times New Roman" w:cs="Times New Roman"/>
+          <w:sz w:val="24"/>
+        </w:rPr>
+        <w:t xml:space="preserve"> (for Windows) and </w:t>
+      </w:r>
+      <w:proofErr w:type="spellStart"/>
+      <w:r>
+        <w:rPr>
+          <w:rFonts w:ascii="Times New Roman" w:eastAsia="Times New Roman" w:hAnsi="Times New Roman" w:cs="Times New Roman"/>
+          <w:i/>
+          <w:sz w:val="24"/>
+        </w:rPr>
+        <w:t>ifconfig</w:t>
+      </w:r>
+      <w:proofErr w:type="spellEnd"/>
+      <w:r>
+        <w:rPr>
+          <w:rFonts w:ascii="Times New Roman" w:eastAsia="Times New Roman" w:hAnsi="Times New Roman" w:cs="Times New Roman"/>
+          <w:sz w:val="24"/>
+        </w:rPr>
+        <w:t xml:space="preserve"> (for Linux/Unix) are among the most useful little utilities in your host, especially for debugging network issues. Here we’ll only describe </w:t>
+      </w:r>
+      <w:r>
+        <w:rPr>
+          <w:rFonts w:ascii="Times New Roman" w:eastAsia="Times New Roman" w:hAnsi="Times New Roman" w:cs="Times New Roman"/>
+          <w:i/>
+          <w:sz w:val="24"/>
+        </w:rPr>
+        <w:t>ipconfig</w:t>
+      </w:r>
+      <w:r>
+        <w:rPr>
+          <w:rFonts w:ascii="Times New Roman" w:eastAsia="Times New Roman" w:hAnsi="Times New Roman" w:cs="Times New Roman"/>
+          <w:sz w:val="24"/>
+        </w:rPr>
+        <w:t xml:space="preserve">, although the Linux/Unix </w:t>
+      </w:r>
+      <w:proofErr w:type="spellStart"/>
+      <w:r>
+        <w:rPr>
+          <w:rFonts w:ascii="Times New Roman" w:eastAsia="Times New Roman" w:hAnsi="Times New Roman" w:cs="Times New Roman"/>
+          <w:i/>
+          <w:sz w:val="24"/>
+        </w:rPr>
+        <w:t>ifconfig</w:t>
+      </w:r>
+      <w:proofErr w:type="spellEnd"/>
+      <w:r>
+        <w:rPr>
+          <w:rFonts w:ascii="Times New Roman" w:eastAsia="Times New Roman" w:hAnsi="Times New Roman" w:cs="Times New Roman"/>
+          <w:sz w:val="24"/>
+        </w:rPr>
+        <w:t xml:space="preserve"> is very similar. </w:t>
+      </w:r>
+      <w:r>
+        <w:rPr>
+          <w:rFonts w:ascii="Times New Roman" w:eastAsia="Times New Roman" w:hAnsi="Times New Roman" w:cs="Times New Roman"/>
+          <w:i/>
+          <w:sz w:val="24"/>
+        </w:rPr>
+        <w:t>ipconfig</w:t>
+      </w:r>
+      <w:r>
+        <w:rPr>
+          <w:rFonts w:ascii="Times New Roman" w:eastAsia="Times New Roman" w:hAnsi="Times New Roman" w:cs="Times New Roman"/>
+          <w:sz w:val="24"/>
+        </w:rPr>
+        <w:t xml:space="preserve"> can be used to show your current TCP/IP information, including your address, DNS server addresses, adapter type and so on. For example, if you all this information about your host simply by entering  </w:t>
+      </w:r>
+    </w:p>
+    <w:p>
+      <w:pPr>
+        <w:spacing w:after="0"/>
+        <w:ind w:left="369"/>
+      </w:pPr>
+      <w:r>
+        <w:rPr>
+          <w:rFonts w:ascii="Times New Roman" w:eastAsia="Times New Roman" w:hAnsi="Times New Roman" w:cs="Times New Roman"/>
+          <w:sz w:val="24"/>
+        </w:rPr>
+        <w:t xml:space="preserve"> </w:t>
+      </w:r>
+    </w:p>
+    <w:p>
+      <w:pPr>
+        <w:spacing w:after="0"/>
+        <w:ind w:left="364" w:hanging="10"/>
+      </w:pPr>
+      <w:r>
+        <w:rPr>
+          <w:rFonts w:ascii="Courier New" w:eastAsia="Courier New" w:hAnsi="Courier New" w:cs="Courier New"/>
+          <w:sz w:val="24"/>
+        </w:rPr>
+        <w:t xml:space="preserve">ipconfig \all </w:t>
+      </w:r>
+    </w:p>
+    <w:p>
+      <w:pPr>
+        <w:spacing w:after="0"/>
+        <w:ind w:left="369"/>
+      </w:pPr>
+      <w:r>
+        <w:rPr>
+          <w:rFonts w:ascii="Times New Roman" w:eastAsia="Times New Roman" w:hAnsi="Times New Roman" w:cs="Times New Roman"/>
+          <w:sz w:val="24"/>
+        </w:rPr>
+        <w:t xml:space="preserve"> </w:t>
+      </w:r>
+    </w:p>
+    <w:p>
+      <w:pPr>
+        <w:spacing w:after="0" w:line="248" w:lineRule="auto"/>
+        <w:ind w:left="364" w:right="998" w:hanging="10"/>
+      </w:pPr>
+      <w:r>
+        <w:rPr>
+          <w:rFonts w:ascii="Times New Roman" w:eastAsia="Times New Roman" w:hAnsi="Times New Roman" w:cs="Times New Roman"/>
+          <w:sz w:val="24"/>
+        </w:rPr>
+        <w:t xml:space="preserve">into the Command Prompt, as shown in the following screenshot. </w:t>
+      </w:r>
+    </w:p>
+    <w:p>
+      <w:pPr>
+        <w:spacing w:after="0"/>
+        <w:ind w:left="369"/>
+      </w:pPr>
+      <w:r>
+        <w:rPr>
+          <w:rFonts w:ascii="Times New Roman" w:eastAsia="Times New Roman" w:hAnsi="Times New Roman" w:cs="Times New Roman"/>
+          <w:sz w:val="24"/>
+        </w:rPr>
+        <w:t xml:space="preserve"> </w:t>
+      </w:r>
+    </w:p>
+    <w:p>
+      <w:pPr>
+        <w:spacing w:after="0"/>
+        <w:ind w:left="369"/>
+      </w:pPr>
+      <w:r>
+        <w:rPr>
+          <w:rFonts w:ascii="Times New Roman" w:eastAsia="Times New Roman" w:hAnsi="Times New Roman" w:cs="Times New Roman"/>
+          <w:sz w:val="24"/>
+        </w:rPr>
+        <w:t xml:space="preserve"> </w:t>
+      </w:r>
+    </w:p>
+    <w:p>
+      <w:pPr>
+        <w:spacing w:after="0"/>
+        <w:ind w:right="965"/>
+        <w:jc w:val="right"/>
+      </w:pPr>
+      <w:r>
+        <w:rPr>
+          <w:rFonts w:ascii="Times New Roman" w:eastAsia="Times New Roman" w:hAnsi="Times New Roman" w:cs="Times New Roman"/>
+          <w:sz w:val="24"/>
+        </w:rPr>
+        <w:t xml:space="preserve"> </w:t>
+      </w:r>
+    </w:p>
+    <w:p>
+      <w:pPr>
+        <w:spacing w:after="0"/>
+        <w:ind w:left="369"/>
+      </w:pPr>
+      <w:r>
+        <w:rPr>
+          <w:rFonts w:ascii="Times New Roman" w:eastAsia="Times New Roman" w:hAnsi="Times New Roman" w:cs="Times New Roman"/>
+          <w:sz w:val="24"/>
+        </w:rPr>
+        <w:t xml:space="preserve"> </w:t>
+      </w:r>
+    </w:p>
+    <w:p>
+      <w:pPr>
+        <w:spacing w:after="0"/>
+        <w:ind w:left="369"/>
+      </w:pPr>
+      <w:r>
+        <w:rPr>
+          <w:rFonts w:ascii="Times New Roman" w:eastAsia="Times New Roman" w:hAnsi="Times New Roman" w:cs="Times New Roman"/>
+          <w:sz w:val="24"/>
+        </w:rPr>
+        <w:t xml:space="preserve"> </w:t>
+      </w:r>
+    </w:p>
+    <w:p>
+      <w:pPr>
+        <w:spacing w:after="0" w:line="248" w:lineRule="auto"/>
+        <w:ind w:left="364" w:right="998" w:hanging="10"/>
+      </w:pPr>
+      <w:r>
+        <w:rPr>
+          <w:rFonts w:ascii="Times New Roman" w:eastAsia="Times New Roman" w:hAnsi="Times New Roman" w:cs="Times New Roman"/>
+          <w:i/>
+          <w:sz w:val="24"/>
+        </w:rPr>
+        <w:t>ipconfig</w:t>
+      </w:r>
+      <w:r>
+        <w:rPr>
+          <w:rFonts w:ascii="Times New Roman" w:eastAsia="Times New Roman" w:hAnsi="Times New Roman" w:cs="Times New Roman"/>
+          <w:sz w:val="24"/>
+        </w:rPr>
+        <w:t xml:space="preserve"> is also very useful for managing the DNS information stored in your host. In Section 2.5 we learned that a host can cache DNS records it recently obtained. To see these cached records, after the prompt C:\&gt; provide the following command: </w:t>
+      </w:r>
+    </w:p>
+    <w:p>
+      <w:pPr>
+        <w:spacing w:after="0"/>
+        <w:ind w:left="369"/>
+      </w:pPr>
+      <w:r>
+        <w:rPr>
+          <w:rFonts w:ascii="Times New Roman" w:eastAsia="Times New Roman" w:hAnsi="Times New Roman" w:cs="Times New Roman"/>
+          <w:sz w:val="24"/>
+        </w:rPr>
+        <w:t xml:space="preserve"> </w:t>
+      </w:r>
+    </w:p>
+    <w:p>
+      <w:pPr>
+        <w:spacing w:after="315"/>
+        <w:ind w:left="369"/>
+      </w:pPr>
+      <w:r>
+        <w:rPr>
+          <w:rFonts w:ascii="Courier New" w:eastAsia="Courier New" w:hAnsi="Courier New" w:cs="Courier New"/>
+          <w:sz w:val="20"/>
+        </w:rPr>
+        <w:t>ipconfig /</w:t>
+      </w:r>
+      <w:proofErr w:type="spellStart"/>
+      <w:r>
+        <w:rPr>
+          <w:rFonts w:ascii="Courier New" w:eastAsia="Courier New" w:hAnsi="Courier New" w:cs="Courier New"/>
+          <w:sz w:val="20"/>
+        </w:rPr>
+        <w:t>displaydns</w:t>
+      </w:r>
+      <w:proofErr w:type="spellEnd"/>
+      <w:r>
+        <w:rPr>
+          <w:rFonts w:ascii="Courier New" w:eastAsia="Courier New" w:hAnsi="Courier New" w:cs="Courier New"/>
+          <w:sz w:val="20"/>
+        </w:rPr>
+        <w:t xml:space="preserve"> </w:t>
+      </w:r>
+    </w:p>
+    <w:p>
+      <w:pPr>
+        <w:spacing w:after="67" w:line="524" w:lineRule="auto"/>
+        <w:ind w:left="364" w:right="998" w:hanging="10"/>
+      </w:pPr>
+      <w:r>
+        <w:rPr>
+          <w:rFonts w:ascii="Times New Roman" w:eastAsia="Times New Roman" w:hAnsi="Times New Roman" w:cs="Times New Roman"/>
+          <w:sz w:val="24"/>
+        </w:rPr>
+        <w:t xml:space="preserve">Each entry shows the remaining Time to Live (TTL) in seconds. To clear the cache, enter </w:t>
+      </w:r>
+      <w:r>
+        <w:rPr>
+          <w:rFonts w:ascii="Courier New" w:eastAsia="Courier New" w:hAnsi="Courier New" w:cs="Courier New"/>
+          <w:sz w:val="20"/>
+        </w:rPr>
+        <w:t>ipconfig /</w:t>
+      </w:r>
+      <w:proofErr w:type="spellStart"/>
+      <w:r>
+        <w:rPr>
+          <w:rFonts w:ascii="Courier New" w:eastAsia="Courier New" w:hAnsi="Courier New" w:cs="Courier New"/>
+          <w:sz w:val="20"/>
+        </w:rPr>
+        <w:t>flushdns</w:t>
+      </w:r>
+      <w:proofErr w:type="spellEnd"/>
+      <w:r>
+        <w:rPr>
+          <w:rFonts w:ascii="Courier New" w:eastAsia="Courier New" w:hAnsi="Courier New" w:cs="Courier New"/>
+          <w:sz w:val="20"/>
+        </w:rPr>
+        <w:t xml:space="preserve"> </w:t>
+      </w:r>
+    </w:p>
+    <w:p>
+      <w:pPr>
+        <w:spacing w:after="0" w:line="248" w:lineRule="auto"/>
+        <w:ind w:left="364" w:right="998" w:hanging="10"/>
+        <w:rPr>
+          <w:rFonts w:ascii="Times New Roman" w:eastAsia="Times New Roman" w:hAnsi="Times New Roman" w:cs="Times New Roman"/>
+          <w:sz w:val="24"/>
+        </w:rPr>
+      </w:pPr>
+      <w:r>
+        <w:rPr>
+          <w:rFonts w:ascii="Times New Roman" w:eastAsia="Times New Roman" w:hAnsi="Times New Roman" w:cs="Times New Roman"/>
+          <w:sz w:val="24"/>
+        </w:rPr>
+        <w:t xml:space="preserve">Flushing the DNS cache clears all entries and reloads the entries from the hosts file. </w:t>
+      </w:r>
+    </w:p>
+    <w:p>
+      <w:pPr>
+        <w:spacing w:after="0" w:line="248" w:lineRule="auto"/>
+        <w:ind w:left="364" w:right="998" w:hanging="10"/>
+      </w:pPr>
+    </w:p>
+    <w:p>
+      <w:pPr>
+        <w:spacing w:after="0" w:line="248" w:lineRule="auto"/>
+        <w:ind w:left="364" w:right="998" w:hanging="10"/>
+      </w:pPr>
+    </w:p>
+    <w:p>
+      <w:pPr>
+        <w:spacing w:after="0" w:line="248" w:lineRule="auto"/>
+        <w:ind w:left="364" w:right="998" w:hanging="10"/>
+      </w:pPr>
+    </w:p>
+    <w:p>
+      <w:pPr>
+        <w:spacing w:after="0" w:line="248" w:lineRule="auto"/>
+        <w:ind w:left="364" w:right="998" w:hanging="10"/>
+      </w:pPr>
+    </w:p>
+    <w:p>
+      <w:pPr>
+        <w:spacing w:after="0" w:line="248" w:lineRule="auto"/>
+        <w:ind w:left="364" w:right="998" w:hanging="10"/>
+      </w:pPr>
+    </w:p>
+    <w:p>
+      <w:pPr>
+        <w:spacing w:after="0" w:line="248" w:lineRule="auto"/>
+        <w:ind w:left="364" w:right="998" w:hanging="10"/>
+      </w:pPr>
+    </w:p>
+    <w:p>
+      <w:pPr>
+        <w:spacing w:after="0" w:line="248" w:lineRule="auto"/>
+        <w:ind w:left="364" w:right="998" w:hanging="10"/>
+      </w:pPr>
+    </w:p>
+    <w:p>
+      <w:pPr>
+        <w:spacing w:after="0" w:line="248" w:lineRule="auto"/>
+        <w:ind w:left="364" w:right="998" w:hanging="10"/>
+      </w:pPr>
+    </w:p>
+    <w:p>
+      <w:pPr>
+        <w:pStyle w:val="Heading2"/>
+        <w:ind w:left="364"/>
+      </w:pPr>
+      <w:r>
+        <w:rPr>
+          <w:rFonts w:ascii="Arial" w:eastAsia="Arial" w:hAnsi="Arial" w:cs="Arial"/>
+        </w:rPr>
+        <w:t xml:space="preserve">3. Tracing DNS with Wireshark </w:t>
+      </w:r>
+    </w:p>
+    <w:p>
+      <w:pPr>
+        <w:spacing w:after="0"/>
+        <w:ind w:left="369"/>
+      </w:pPr>
+      <w:r>
+        <w:rPr>
+          <w:rFonts w:ascii="Times New Roman" w:eastAsia="Times New Roman" w:hAnsi="Times New Roman" w:cs="Times New Roman"/>
+          <w:sz w:val="24"/>
+        </w:rPr>
+        <w:t xml:space="preserve"> </w:t>
+      </w:r>
+    </w:p>
+    <w:p>
+      <w:pPr>
+        <w:spacing w:after="0" w:line="248" w:lineRule="auto"/>
+        <w:ind w:left="364" w:right="998" w:hanging="10"/>
+      </w:pPr>
+      <w:r>
+        <w:rPr>
+          <w:rFonts w:ascii="Times New Roman" w:eastAsia="Times New Roman" w:hAnsi="Times New Roman" w:cs="Times New Roman"/>
+          <w:sz w:val="24"/>
+        </w:rPr>
+        <w:t xml:space="preserve">Now that we are familiar with </w:t>
+      </w:r>
+      <w:proofErr w:type="spellStart"/>
+      <w:r>
+        <w:rPr>
+          <w:rFonts w:ascii="Times New Roman" w:eastAsia="Times New Roman" w:hAnsi="Times New Roman" w:cs="Times New Roman"/>
+          <w:i/>
+          <w:sz w:val="24"/>
+        </w:rPr>
+        <w:t>nslookup</w:t>
+      </w:r>
+      <w:proofErr w:type="spellEnd"/>
+      <w:r>
+        <w:rPr>
+          <w:rFonts w:ascii="Times New Roman" w:eastAsia="Times New Roman" w:hAnsi="Times New Roman" w:cs="Times New Roman"/>
+          <w:sz w:val="24"/>
+        </w:rPr>
+        <w:t xml:space="preserve"> and </w:t>
+      </w:r>
+      <w:r>
+        <w:rPr>
+          <w:rFonts w:ascii="Times New Roman" w:eastAsia="Times New Roman" w:hAnsi="Times New Roman" w:cs="Times New Roman"/>
+          <w:i/>
+          <w:sz w:val="24"/>
+        </w:rPr>
+        <w:t>ipconfig</w:t>
+      </w:r>
+      <w:r>
+        <w:rPr>
+          <w:rFonts w:ascii="Times New Roman" w:eastAsia="Times New Roman" w:hAnsi="Times New Roman" w:cs="Times New Roman"/>
+          <w:sz w:val="24"/>
+        </w:rPr>
+        <w:t xml:space="preserve">, we’re ready to get down to some serious business. Let’s first capture the DNS packets that are generated by ordinary </w:t>
+      </w:r>
+      <w:proofErr w:type="spellStart"/>
+      <w:r>
+        <w:rPr>
+          <w:rFonts w:ascii="Times New Roman" w:eastAsia="Times New Roman" w:hAnsi="Times New Roman" w:cs="Times New Roman"/>
+          <w:sz w:val="24"/>
+        </w:rPr>
+        <w:t>Websurfing</w:t>
+      </w:r>
+      <w:proofErr w:type="spellEnd"/>
+      <w:r>
+        <w:rPr>
+          <w:rFonts w:ascii="Times New Roman" w:eastAsia="Times New Roman" w:hAnsi="Times New Roman" w:cs="Times New Roman"/>
+          <w:sz w:val="24"/>
+        </w:rPr>
+        <w:t xml:space="preserve"> activity. </w:t>
+      </w:r>
+    </w:p>
+    <w:p>
+      <w:pPr>
+        <w:spacing w:after="19"/>
+        <w:ind w:left="369"/>
+      </w:pPr>
+      <w:r>
+        <w:rPr>
+          <w:rFonts w:ascii="Times New Roman" w:eastAsia="Times New Roman" w:hAnsi="Times New Roman" w:cs="Times New Roman"/>
+          <w:sz w:val="24"/>
+        </w:rPr>
+        <w:t xml:space="preserve"> </w:t>
+      </w:r>
+    </w:p>
+    <w:p>
+      <w:pPr>
+        <w:numPr>
+          <w:ilvl w:val="0"/>
+          <w:numId w:val="2"/>
+        </w:numPr>
+        <w:spacing w:after="0" w:line="248" w:lineRule="auto"/>
+        <w:ind w:right="998" w:hanging="360"/>
+      </w:pPr>
+      <w:r>
+        <w:rPr>
+          <w:rFonts w:ascii="Times New Roman" w:eastAsia="Times New Roman" w:hAnsi="Times New Roman" w:cs="Times New Roman"/>
+          <w:sz w:val="24"/>
+        </w:rPr>
+        <w:t xml:space="preserve">Use </w:t>
+      </w:r>
+      <w:r>
+        <w:rPr>
+          <w:rFonts w:ascii="Times New Roman" w:eastAsia="Times New Roman" w:hAnsi="Times New Roman" w:cs="Times New Roman"/>
+          <w:i/>
+          <w:sz w:val="24"/>
+        </w:rPr>
+        <w:t>ipconfig</w:t>
+      </w:r>
+      <w:r>
+        <w:rPr>
+          <w:rFonts w:ascii="Times New Roman" w:eastAsia="Times New Roman" w:hAnsi="Times New Roman" w:cs="Times New Roman"/>
+          <w:sz w:val="24"/>
+        </w:rPr>
+        <w:t xml:space="preserve"> to empty the DNS cache in your host. </w:t>
+      </w:r>
+    </w:p>
+    <w:p>
+      <w:pPr>
+        <w:numPr>
+          <w:ilvl w:val="0"/>
+          <w:numId w:val="2"/>
+        </w:numPr>
+        <w:spacing w:after="34" w:line="248" w:lineRule="auto"/>
+        <w:ind w:right="998" w:hanging="360"/>
+      </w:pPr>
+      <w:r>
+        <w:rPr>
+          <w:rFonts w:ascii="Times New Roman" w:eastAsia="Times New Roman" w:hAnsi="Times New Roman" w:cs="Times New Roman"/>
+          <w:sz w:val="24"/>
+        </w:rPr>
+        <w:t xml:space="preserve">Open your browser and empty your browser cache. (With Internet Explorer, go to Tools menu and select Internet Options; then in the General tab select Delete Files.) </w:t>
+      </w:r>
+    </w:p>
+    <w:p>
+      <w:pPr>
+        <w:numPr>
+          <w:ilvl w:val="0"/>
+          <w:numId w:val="2"/>
+        </w:numPr>
+        <w:spacing w:after="34" w:line="248" w:lineRule="auto"/>
+        <w:ind w:right="998" w:hanging="360"/>
+      </w:pPr>
+      <w:r>
+        <w:rPr>
+          <w:rFonts w:ascii="Times New Roman" w:eastAsia="Times New Roman" w:hAnsi="Times New Roman" w:cs="Times New Roman"/>
+          <w:sz w:val="24"/>
+        </w:rPr>
+        <w:t>Open Wireshark and enter “</w:t>
+      </w:r>
+      <w:proofErr w:type="spellStart"/>
+      <w:r>
+        <w:rPr>
+          <w:rFonts w:ascii="Times New Roman" w:eastAsia="Times New Roman" w:hAnsi="Times New Roman" w:cs="Times New Roman"/>
+          <w:sz w:val="24"/>
+        </w:rPr>
+        <w:t>ip.addr</w:t>
+      </w:r>
+      <w:proofErr w:type="spellEnd"/>
+      <w:r>
+        <w:rPr>
+          <w:rFonts w:ascii="Times New Roman" w:eastAsia="Times New Roman" w:hAnsi="Times New Roman" w:cs="Times New Roman"/>
+          <w:sz w:val="24"/>
+        </w:rPr>
+        <w:t xml:space="preserve"> == </w:t>
+      </w:r>
+      <w:proofErr w:type="spellStart"/>
+      <w:r>
+        <w:rPr>
+          <w:rFonts w:ascii="Times New Roman" w:eastAsia="Times New Roman" w:hAnsi="Times New Roman" w:cs="Times New Roman"/>
+          <w:sz w:val="24"/>
+        </w:rPr>
+        <w:t>your_IP_address</w:t>
+      </w:r>
+      <w:proofErr w:type="spellEnd"/>
+      <w:r>
+        <w:rPr>
+          <w:rFonts w:ascii="Times New Roman" w:eastAsia="Times New Roman" w:hAnsi="Times New Roman" w:cs="Times New Roman"/>
+          <w:sz w:val="24"/>
+        </w:rPr>
+        <w:t xml:space="preserve">” into the filter, where you obtain </w:t>
+      </w:r>
+      <w:proofErr w:type="spellStart"/>
+      <w:r>
+        <w:rPr>
+          <w:rFonts w:ascii="Times New Roman" w:eastAsia="Times New Roman" w:hAnsi="Times New Roman" w:cs="Times New Roman"/>
+          <w:sz w:val="24"/>
+        </w:rPr>
+        <w:t>your_IP_address</w:t>
+      </w:r>
+      <w:proofErr w:type="spellEnd"/>
+      <w:r>
+        <w:rPr>
+          <w:rFonts w:ascii="Times New Roman" w:eastAsia="Times New Roman" w:hAnsi="Times New Roman" w:cs="Times New Roman"/>
+          <w:sz w:val="24"/>
+        </w:rPr>
+        <w:t xml:space="preserve"> with ipconfig. This filter removes all packets that neither originate nor are destined to your host.  </w:t>
+      </w:r>
+    </w:p>
+    <w:p>
+      <w:pPr>
+        <w:numPr>
+          <w:ilvl w:val="0"/>
+          <w:numId w:val="2"/>
+        </w:numPr>
+        <w:spacing w:after="0" w:line="248" w:lineRule="auto"/>
+        <w:ind w:right="998" w:hanging="360"/>
+      </w:pPr>
+      <w:r>
+        <w:rPr>
+          <w:rFonts w:ascii="Times New Roman" w:eastAsia="Times New Roman" w:hAnsi="Times New Roman" w:cs="Times New Roman"/>
+          <w:sz w:val="24"/>
+        </w:rPr>
+        <w:t xml:space="preserve">Start packet capture in Wireshark. </w:t>
+      </w:r>
+    </w:p>
+    <w:p>
+      <w:pPr>
+        <w:numPr>
+          <w:ilvl w:val="0"/>
+          <w:numId w:val="2"/>
+        </w:numPr>
+        <w:spacing w:after="0" w:line="248" w:lineRule="auto"/>
+        <w:ind w:right="998" w:hanging="360"/>
+      </w:pPr>
+      <w:r>
+        <w:rPr>
+          <w:rFonts w:ascii="Times New Roman" w:eastAsia="Times New Roman" w:hAnsi="Times New Roman" w:cs="Times New Roman"/>
+          <w:sz w:val="24"/>
+        </w:rPr>
+        <w:t xml:space="preserve">With your browser, visit the Web page: http://www.ietf.org  </w:t>
+      </w:r>
+    </w:p>
+    <w:p>
+      <w:pPr>
+        <w:numPr>
+          <w:ilvl w:val="0"/>
+          <w:numId w:val="2"/>
+        </w:numPr>
+        <w:spacing w:after="0" w:line="248" w:lineRule="auto"/>
+        <w:ind w:right="998" w:hanging="360"/>
+      </w:pPr>
+      <w:r>
+        <w:rPr>
+          <w:rFonts w:ascii="Times New Roman" w:eastAsia="Times New Roman" w:hAnsi="Times New Roman" w:cs="Times New Roman"/>
+          <w:sz w:val="24"/>
+        </w:rPr>
+        <w:t xml:space="preserve">Stop packet capture.  </w:t>
+      </w:r>
+    </w:p>
+    <w:p>
+      <w:pPr>
+        <w:spacing w:after="0"/>
+        <w:ind w:left="369"/>
+      </w:pPr>
+      <w:r>
+        <w:rPr>
+          <w:rFonts w:ascii="Times New Roman" w:eastAsia="Times New Roman" w:hAnsi="Times New Roman" w:cs="Times New Roman"/>
+          <w:sz w:val="24"/>
+        </w:rPr>
+        <w:t xml:space="preserve"> </w:t>
+      </w:r>
+    </w:p>
+    <w:p>
+      <w:pPr>
+        <w:spacing w:after="0" w:line="248" w:lineRule="auto"/>
+        <w:ind w:left="364" w:right="998" w:hanging="10"/>
+      </w:pPr>
+      <w:r>
+        <w:rPr>
+          <w:rFonts w:ascii="Times New Roman" w:eastAsia="Times New Roman" w:hAnsi="Times New Roman" w:cs="Times New Roman"/>
+          <w:sz w:val="24"/>
+        </w:rPr>
+        <w:t>If you are unable to run Wireshark on a live network connection, you can download a packet trace file that was captured while following the steps above on one of the author’s computers</w:t>
+      </w:r>
+      <w:r>
+        <w:rPr>
+          <w:rFonts w:ascii="Times New Roman" w:eastAsia="Times New Roman" w:hAnsi="Times New Roman" w:cs="Times New Roman"/>
+          <w:sz w:val="24"/>
+          <w:vertAlign w:val="superscript"/>
+        </w:rPr>
+        <w:footnoteReference w:id="2"/>
+      </w:r>
+      <w:r>
+        <w:rPr>
+          <w:rFonts w:ascii="Times New Roman" w:eastAsia="Times New Roman" w:hAnsi="Times New Roman" w:cs="Times New Roman"/>
+          <w:sz w:val="24"/>
+        </w:rPr>
+        <w:t>.  Answer the following questions. Whenever possible, when answering a question below, you should hand in a printout of the packet(s) within the trace that you used to answer the question asked.  Annotate the printout</w:t>
+      </w:r>
+      <w:r>
+        <w:rPr>
+          <w:rFonts w:ascii="Times New Roman" w:eastAsia="Times New Roman" w:hAnsi="Times New Roman" w:cs="Times New Roman"/>
+          <w:sz w:val="24"/>
+          <w:vertAlign w:val="superscript"/>
+        </w:rPr>
+        <w:footnoteReference w:id="3"/>
+      </w:r>
+      <w:r>
+        <w:rPr>
+          <w:rFonts w:ascii="Times New Roman" w:eastAsia="Times New Roman" w:hAnsi="Times New Roman" w:cs="Times New Roman"/>
+          <w:sz w:val="24"/>
+        </w:rPr>
+        <w:t xml:space="preserve"> to explain your answer. To print a packet, use </w:t>
+      </w:r>
+      <w:r>
+        <w:rPr>
+          <w:rFonts w:ascii="Times New Roman" w:eastAsia="Times New Roman" w:hAnsi="Times New Roman" w:cs="Times New Roman"/>
+          <w:i/>
+          <w:sz w:val="24"/>
+        </w:rPr>
+        <w:t>File-&gt;Print</w:t>
+      </w:r>
+      <w:r>
+        <w:rPr>
+          <w:rFonts w:ascii="Times New Roman" w:eastAsia="Times New Roman" w:hAnsi="Times New Roman" w:cs="Times New Roman"/>
+          <w:sz w:val="24"/>
+        </w:rPr>
+        <w:t xml:space="preserve">, choose </w:t>
+      </w:r>
+      <w:r>
+        <w:rPr>
+          <w:rFonts w:ascii="Times New Roman" w:eastAsia="Times New Roman" w:hAnsi="Times New Roman" w:cs="Times New Roman"/>
+          <w:i/>
+          <w:sz w:val="24"/>
+        </w:rPr>
+        <w:t>Selected packet only</w:t>
+      </w:r>
+      <w:r>
+        <w:rPr>
+          <w:rFonts w:ascii="Times New Roman" w:eastAsia="Times New Roman" w:hAnsi="Times New Roman" w:cs="Times New Roman"/>
+          <w:sz w:val="24"/>
+        </w:rPr>
+        <w:t xml:space="preserve">, choose </w:t>
+      </w:r>
+      <w:r>
+        <w:rPr>
+          <w:rFonts w:ascii="Times New Roman" w:eastAsia="Times New Roman" w:hAnsi="Times New Roman" w:cs="Times New Roman"/>
+          <w:i/>
+          <w:sz w:val="24"/>
+        </w:rPr>
+        <w:t>Packet summary line,</w:t>
+      </w:r>
+      <w:r>
+        <w:rPr>
+          <w:rFonts w:ascii="Times New Roman" w:eastAsia="Times New Roman" w:hAnsi="Times New Roman" w:cs="Times New Roman"/>
+          <w:sz w:val="24"/>
+        </w:rPr>
+        <w:t xml:space="preserve"> and select the minimum amount of packet detail that you need to answer the question. </w:t>
+      </w:r>
+    </w:p>
+    <w:p>
+      <w:pPr>
+        <w:spacing w:after="0"/>
+        <w:ind w:left="369"/>
+      </w:pPr>
+      <w:r>
+        <w:rPr>
+          <w:rFonts w:ascii="Times New Roman" w:eastAsia="Times New Roman" w:hAnsi="Times New Roman" w:cs="Times New Roman"/>
+          <w:sz w:val="24"/>
+        </w:rPr>
+        <w:t xml:space="preserve"> </w:t>
+      </w:r>
+    </w:p>
+    <w:p>
+      <w:pPr>
+        <w:spacing w:after="0"/>
+        <w:ind w:left="369"/>
+      </w:pPr>
+      <w:r>
+        <w:rPr>
+          <w:rFonts w:ascii="Times New Roman" w:eastAsia="Times New Roman" w:hAnsi="Times New Roman" w:cs="Times New Roman"/>
+          <w:sz w:val="24"/>
+        </w:rPr>
+        <w:t xml:space="preserve"> </w:t>
+      </w:r>
+    </w:p>
+    <w:p>
+      <w:pPr>
+        <w:numPr>
+          <w:ilvl w:val="0"/>
+          <w:numId w:val="3"/>
+        </w:numPr>
+        <w:spacing w:after="0" w:line="248" w:lineRule="auto"/>
+        <w:ind w:right="998" w:hanging="360"/>
+      </w:pPr>
+      <w:r>
+        <w:rPr>
+          <w:rFonts w:ascii="Times New Roman" w:eastAsia="Times New Roman" w:hAnsi="Times New Roman" w:cs="Times New Roman"/>
+          <w:sz w:val="24"/>
+        </w:rPr>
+        <w:t xml:space="preserve">Locate the DNS query and response messages. Are then sent over UDP or TCP?  </w:t>
+      </w:r>
+    </w:p>
+    <w:p>
+      <w:pPr>
+        <w:spacing w:after="0" w:line="248" w:lineRule="auto"/>
+        <w:ind w:right="998"/>
+      </w:pPr>
+    </w:p>
+    <w:p>
+      <w:pPr>
+        <w:spacing w:after="0" w:line="248" w:lineRule="auto"/>
+        <w:ind w:right="998"/>
+      </w:pPr>
+    </w:p>
+    <w:p>
+      <w:pPr>
+        <w:spacing w:after="0" w:line="248" w:lineRule="auto"/>
+        <w:ind w:right="998"/>
+      </w:pPr>
+    </w:p>
+    <w:p>
+      <w:pPr>
+        <w:numPr>
+          <w:ilvl w:val="0"/>
+          <w:numId w:val="3"/>
+        </w:numPr>
+        <w:spacing w:after="0" w:line="248" w:lineRule="auto"/>
+        <w:ind w:right="998" w:hanging="360"/>
+      </w:pPr>
+      <w:r>
+        <w:rPr>
+          <w:rFonts w:ascii="Times New Roman" w:eastAsia="Times New Roman" w:hAnsi="Times New Roman" w:cs="Times New Roman"/>
+          <w:sz w:val="24"/>
+        </w:rPr>
+        <w:lastRenderedPageBreak/>
+        <w:t xml:space="preserve">What is the destination port for the DNS query message? What is the source port of DNS response message? </w:t>
+      </w:r>
+    </w:p>
+    <w:p>
+      <w:pPr>
+        <w:spacing w:after="0" w:line="248" w:lineRule="auto"/>
+        <w:ind w:right="998"/>
+      </w:pPr>
+    </w:p>
+    <w:p>
+      <w:pPr>
+        <w:spacing w:after="0" w:line="248" w:lineRule="auto"/>
+        <w:ind w:right="998"/>
+      </w:pPr>
+    </w:p>
+    <w:p>
+      <w:pPr>
+        <w:numPr>
+          <w:ilvl w:val="0"/>
+          <w:numId w:val="3"/>
+        </w:numPr>
+        <w:spacing w:after="0" w:line="248" w:lineRule="auto"/>
+        <w:ind w:right="998" w:hanging="360"/>
+      </w:pPr>
+      <w:r>
+        <w:rPr>
+          <w:rFonts w:ascii="Times New Roman" w:eastAsia="Times New Roman" w:hAnsi="Times New Roman" w:cs="Times New Roman"/>
+          <w:sz w:val="24"/>
+        </w:rPr>
+        <w:t xml:space="preserve">To what IP address is the DNS query message sent? Use ipconfig to determine the IP address of your local DNS server. Are these two IP addresses the same?  </w:t>
+      </w:r>
+    </w:p>
+    <w:p>
+      <w:pPr>
+        <w:spacing w:after="0" w:line="248" w:lineRule="auto"/>
+        <w:ind w:right="998"/>
+      </w:pPr>
+    </w:p>
+    <w:p>
+      <w:pPr>
+        <w:spacing w:after="0" w:line="248" w:lineRule="auto"/>
+        <w:ind w:right="998"/>
+      </w:pPr>
+    </w:p>
+    <w:p>
+      <w:pPr>
+        <w:numPr>
+          <w:ilvl w:val="0"/>
+          <w:numId w:val="3"/>
+        </w:numPr>
+        <w:spacing w:after="0" w:line="248" w:lineRule="auto"/>
+        <w:ind w:right="998" w:hanging="360"/>
+      </w:pPr>
+      <w:r>
+        <w:rPr>
+          <w:rFonts w:ascii="Times New Roman" w:eastAsia="Times New Roman" w:hAnsi="Times New Roman" w:cs="Times New Roman"/>
+          <w:sz w:val="24"/>
+        </w:rPr>
+        <w:t xml:space="preserve">Examine the DNS query message. What “Type” of DNS query is it? Does the query message contain any “answers”? </w:t>
+      </w:r>
+    </w:p>
+    <w:p>
+      <w:pPr>
+        <w:spacing w:after="0" w:line="248" w:lineRule="auto"/>
+        <w:ind w:right="998"/>
+      </w:pPr>
+    </w:p>
+    <w:p>
+      <w:pPr>
+        <w:spacing w:after="0" w:line="248" w:lineRule="auto"/>
+        <w:ind w:right="998"/>
+      </w:pPr>
+    </w:p>
+    <w:p>
+      <w:pPr>
+        <w:numPr>
+          <w:ilvl w:val="0"/>
+          <w:numId w:val="3"/>
+        </w:numPr>
+        <w:spacing w:after="458" w:line="248" w:lineRule="auto"/>
+        <w:ind w:right="998" w:hanging="360"/>
+      </w:pPr>
+      <w:r>
+        <w:rPr>
+          <w:rFonts w:ascii="Times New Roman" w:eastAsia="Times New Roman" w:hAnsi="Times New Roman" w:cs="Times New Roman"/>
+          <w:sz w:val="24"/>
+        </w:rPr>
+        <w:t xml:space="preserve">Examine the DNS response message. How many “answers” are provided? What do each of these answers contain? </w:t>
+      </w:r>
+    </w:p>
+    <w:p>
+      <w:pPr>
+        <w:spacing w:after="458" w:line="248" w:lineRule="auto"/>
+        <w:ind w:right="998"/>
+      </w:pPr>
+    </w:p>
+    <w:p>
+      <w:pPr>
+        <w:spacing w:after="458" w:line="248" w:lineRule="auto"/>
+        <w:ind w:right="998"/>
+      </w:pPr>
+    </w:p>
+    <w:p>
+      <w:pPr>
+        <w:spacing w:after="0"/>
+        <w:ind w:left="369"/>
+      </w:pPr>
+      <w:r>
+        <w:rPr>
+          <w:noProof/>
+        </w:rPr>
+        <mc:AlternateContent>
+          <mc:Choice Requires="wpg">
+            <w:drawing>
+              <wp:inline distT="0" distB="0" distL="0" distR="0" wp14:anchorId="2194A3C5" wp14:editId="5E5B7A28">
+                <wp:extent cx="1828800" cy="5715"/>
+                <wp:effectExtent l="0" t="0" r="0" b="0"/>
+                <wp:docPr id="47" name="Group 66537"/>
+                <wp:cNvGraphicFramePr/>
+                <a:graphic xmlns:a="http://schemas.openxmlformats.org/drawingml/2006/main">
+                  <a:graphicData uri="http://schemas.microsoft.com/office/word/2010/wordprocessingGroup">
+                    <wpg:wgp>
+                      <wpg:cNvGrpSpPr/>
+                      <wpg:grpSpPr>
+                        <a:xfrm>
+                          <a:off x="0" y="0"/>
+                          <a:ext cx="1828800" cy="6097"/>
+                          <a:chOff x="0" y="0"/>
+                          <a:chExt cx="1828800" cy="6097"/>
+                        </a:xfrm>
+                      </wpg:grpSpPr>
+                      <wps:wsp>
+                        <wps:cNvPr id="48" name="Freeform 48"/>
+                        <wps:cNvSpPr/>
+                        <wps:spPr bwMode="auto">
+                          <a:xfrm>
+                            <a:off x="0" y="0"/>
+                            <a:ext cx="1828800" cy="9144"/>
+                          </a:xfrm>
+                          <a:custGeom>
+                            <a:avLst/>
+                            <a:gdLst/>
+                            <a:ahLst/>
+                            <a:cxnLst/>
+                            <a:rect l="0" t="0" r="0" b="0"/>
+                            <a:pathLst>
+                              <a:path w="1828800" h="9144" extrusionOk="0">
+                                <a:moveTo>
+                                  <a:pt x="0" y="0"/>
+                                </a:moveTo>
+                                <a:lnTo>
+                                  <a:pt x="1828800" y="0"/>
+                                </a:lnTo>
+                                <a:lnTo>
+                                  <a:pt x="1828800" y="9144"/>
+                                </a:lnTo>
+                                <a:lnTo>
+                                  <a:pt x="0" y="9144"/>
+                                </a:lnTo>
+                                <a:lnTo>
+                                  <a:pt x="0" y="0"/>
+                                </a:lnTo>
+                              </a:path>
+                            </a:pathLst>
+                          </a:custGeom>
+                          <a:ln w="0" cap="flat">
+                            <a:miter lim="127000"/>
+                          </a:ln>
+                        </wps:spPr>
+                        <wps:style>
+                          <a:lnRef idx="0">
+                            <a:srgbClr val="000000">
+                              <a:alpha val="0"/>
+                            </a:srgbClr>
+                          </a:lnRef>
+                          <a:fillRef idx="1">
+                            <a:srgbClr val="000000"/>
+                          </a:fillRef>
+                          <a:effectRef idx="0">
+                            <a:srgbClr val="000000"/>
+                          </a:effectRef>
+                          <a:fontRef idx="none"/>
+                        </wps:style>
+                        <wps:bodyPr rot="0">
+                          <a:noAutofit/>
+                        </wps:bodyPr>
+                      </wps:wsp>
+                    </wpg:wgp>
+                  </a:graphicData>
+                </a:graphic>
+              </wp:inline>
+            </w:drawing>
+          </mc:Choice>
+          <mc:Fallback xmlns:wpsCustomData="http://www.wps.cn/officeDocument/2013/wpsCustomData">
+            <w:pict>
+              <v:group id="Group 66537" o:spid="_x0000_s1026" o:spt="203" style="height:0.45pt;width:144pt;" coordsize="1828800,6097" o:gfxdata="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">
+                <o:lock v:ext="edit" aspectratio="f"/>
+                <v:shape id="_x0000_s1026" o:spid="_x0000_s1026" o:spt="100" style="position:absolute;left:0;top:0;height:9144;width:1828800;" fillcolor="#000000" filled="t" stroked="f" coordsize="1828800,9144" o:gfxdata="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" path="m0,0l1828800,0,1828800,9144,0,9144,0,0e">
+                  <v:fill on="t" focussize="0,0"/>
+                  <v:stroke on="f" weight="0pt" miterlimit="1" joinstyle="miter"/>
+                  <v:imagedata o:title=""/>
+                  <o:lock v:ext="edit" aspectratio="f"/>
+                </v:shape>
+                <w10:wrap type="none"/>
+                <w10:anchorlock/>
+              </v:group>
+            </w:pict>
+          </mc:Fallback>
+        </mc:AlternateContent>
+      </w:r>
+      <w:r>
+        <w:rPr>
+          <w:rFonts w:ascii="Times New Roman" w:eastAsia="Times New Roman" w:hAnsi="Times New Roman" w:cs="Times New Roman"/>
+          <w:sz w:val="24"/>
+        </w:rPr>
+        <w:t xml:space="preserve"> </w:t>
+      </w:r>
+    </w:p>
+    <w:p>
+      <w:pPr>
+        <w:numPr>
+          <w:ilvl w:val="0"/>
+          <w:numId w:val="3"/>
+        </w:numPr>
+        <w:spacing w:after="0" w:line="248" w:lineRule="auto"/>
+        <w:ind w:right="998" w:hanging="360"/>
+      </w:pPr>
+      <w:r>
+        <w:rPr>
+          <w:rFonts w:ascii="Times New Roman" w:eastAsia="Times New Roman" w:hAnsi="Times New Roman" w:cs="Times New Roman"/>
+          <w:sz w:val="24"/>
+        </w:rPr>
+        <w:t xml:space="preserve">Consider the subsequent TCP SYN packet sent by your host. Does the destination  IP address of the SYN packet correspond to any of the IP addresses provided in the DNS response message? </w:t>
+      </w:r>
+    </w:p>
+    <w:p>
+      <w:pPr>
+        <w:spacing w:after="0" w:line="248" w:lineRule="auto"/>
+        <w:ind w:right="998"/>
+      </w:pPr>
+    </w:p>
+    <w:p>
+      <w:pPr>
+        <w:spacing w:after="0" w:line="248" w:lineRule="auto"/>
+        <w:ind w:right="998"/>
+      </w:pPr>
+    </w:p>
+    <w:p>
+      <w:pPr>
+        <w:numPr>
+          <w:ilvl w:val="0"/>
+          <w:numId w:val="3"/>
+        </w:numPr>
+        <w:spacing w:after="0" w:line="248" w:lineRule="auto"/>
+        <w:ind w:right="998" w:hanging="360"/>
+      </w:pPr>
+      <w:r>
+        <w:rPr>
+          <w:rFonts w:ascii="Times New Roman" w:eastAsia="Times New Roman" w:hAnsi="Times New Roman" w:cs="Times New Roman"/>
+          <w:sz w:val="24"/>
+        </w:rPr>
+        <w:t xml:space="preserve">This web page contains images. Before retrieving each image, does your host issue new DNS queries?  </w:t>
+      </w:r>
+    </w:p>
+    <w:p>
+      <w:pPr>
+        <w:spacing w:after="0"/>
+        <w:ind w:left="369"/>
+      </w:pPr>
+      <w:r>
+        <w:rPr>
+          <w:rFonts w:ascii="Times New Roman" w:eastAsia="Times New Roman" w:hAnsi="Times New Roman" w:cs="Times New Roman"/>
+          <w:sz w:val="24"/>
+        </w:rPr>
+        <w:t xml:space="preserve"> </w:t>
+      </w:r>
+    </w:p>
+    <w:p>
+      <w:pPr>
+        <w:spacing w:after="0" w:line="248" w:lineRule="auto"/>
+        <w:ind w:left="364" w:right="998" w:hanging="10"/>
+      </w:pPr>
+      <w:r>
+        <w:rPr>
+          <w:rFonts w:ascii="Times New Roman" w:eastAsia="Times New Roman" w:hAnsi="Times New Roman" w:cs="Times New Roman"/>
+          <w:sz w:val="24"/>
+        </w:rPr>
+        <w:t xml:space="preserve">Now let’s play with </w:t>
+      </w:r>
+      <w:proofErr w:type="spellStart"/>
+      <w:r>
+        <w:rPr>
+          <w:rFonts w:ascii="Times New Roman" w:eastAsia="Times New Roman" w:hAnsi="Times New Roman" w:cs="Times New Roman"/>
+          <w:i/>
+          <w:sz w:val="24"/>
+        </w:rPr>
+        <w:t>nslookup</w:t>
+      </w:r>
+      <w:proofErr w:type="spellEnd"/>
+      <w:r>
+        <w:rPr>
+          <w:rFonts w:ascii="Times New Roman" w:eastAsia="Times New Roman" w:hAnsi="Times New Roman" w:cs="Times New Roman"/>
+          <w:sz w:val="24"/>
+          <w:vertAlign w:val="superscript"/>
+        </w:rPr>
+        <w:footnoteReference w:id="4"/>
+      </w:r>
+      <w:r>
+        <w:rPr>
+          <w:rFonts w:ascii="Times New Roman" w:eastAsia="Times New Roman" w:hAnsi="Times New Roman" w:cs="Times New Roman"/>
+          <w:sz w:val="24"/>
+        </w:rPr>
+        <w:t xml:space="preserve">.  </w:t>
+      </w:r>
+    </w:p>
+    <w:p>
+      <w:pPr>
+        <w:spacing w:after="23"/>
+        <w:ind w:left="369"/>
+      </w:pPr>
+      <w:r>
+        <w:rPr>
+          <w:rFonts w:ascii="Times New Roman" w:eastAsia="Times New Roman" w:hAnsi="Times New Roman" w:cs="Times New Roman"/>
+          <w:sz w:val="24"/>
+        </w:rPr>
+        <w:t xml:space="preserve"> </w:t>
+      </w:r>
+    </w:p>
+    <w:p>
+      <w:pPr>
+        <w:numPr>
+          <w:ilvl w:val="1"/>
+          <w:numId w:val="3"/>
+        </w:numPr>
+        <w:spacing w:after="0" w:line="248" w:lineRule="auto"/>
+        <w:ind w:right="998" w:hanging="360"/>
+      </w:pPr>
+      <w:r>
+        <w:rPr>
+          <w:rFonts w:ascii="Times New Roman" w:eastAsia="Times New Roman" w:hAnsi="Times New Roman" w:cs="Times New Roman"/>
+          <w:sz w:val="24"/>
+        </w:rPr>
+        <w:t xml:space="preserve">Start packet capture.  </w:t>
+      </w:r>
+    </w:p>
+    <w:p>
+      <w:pPr>
+        <w:numPr>
+          <w:ilvl w:val="1"/>
+          <w:numId w:val="3"/>
+        </w:numPr>
+        <w:spacing w:after="0" w:line="248" w:lineRule="auto"/>
+        <w:ind w:right="998" w:hanging="360"/>
+      </w:pPr>
+      <w:r>
+        <w:rPr>
+          <w:rFonts w:ascii="Times New Roman" w:eastAsia="Times New Roman" w:hAnsi="Times New Roman" w:cs="Times New Roman"/>
+          <w:sz w:val="24"/>
+        </w:rPr>
+        <w:t xml:space="preserve">Do an </w:t>
+      </w:r>
+      <w:proofErr w:type="spellStart"/>
+      <w:r>
+        <w:rPr>
+          <w:rFonts w:ascii="Times New Roman" w:eastAsia="Times New Roman" w:hAnsi="Times New Roman" w:cs="Times New Roman"/>
+          <w:i/>
+          <w:sz w:val="24"/>
+        </w:rPr>
+        <w:t>nslookup</w:t>
+      </w:r>
+      <w:proofErr w:type="spellEnd"/>
+      <w:r>
+        <w:rPr>
+          <w:rFonts w:ascii="Times New Roman" w:eastAsia="Times New Roman" w:hAnsi="Times New Roman" w:cs="Times New Roman"/>
+          <w:sz w:val="24"/>
+        </w:rPr>
+        <w:t xml:space="preserve"> on www.mit.edu </w:t>
+      </w:r>
+    </w:p>
+    <w:p>
+      <w:pPr>
+        <w:numPr>
+          <w:ilvl w:val="1"/>
+          <w:numId w:val="3"/>
+        </w:numPr>
+        <w:spacing w:after="0" w:line="248" w:lineRule="auto"/>
+        <w:ind w:right="998" w:hanging="360"/>
+      </w:pPr>
+      <w:r>
+        <w:rPr>
+          <w:rFonts w:ascii="Times New Roman" w:eastAsia="Times New Roman" w:hAnsi="Times New Roman" w:cs="Times New Roman"/>
+          <w:sz w:val="24"/>
+        </w:rPr>
+        <w:t xml:space="preserve">Stop packet capture.  </w:t>
+      </w:r>
+    </w:p>
+    <w:p>
+      <w:pPr>
+        <w:spacing w:after="0"/>
+        <w:ind w:left="369"/>
+      </w:pPr>
+      <w:r>
+        <w:rPr>
+          <w:rFonts w:ascii="Times New Roman" w:eastAsia="Times New Roman" w:hAnsi="Times New Roman" w:cs="Times New Roman"/>
+          <w:sz w:val="24"/>
+        </w:rPr>
+        <w:t xml:space="preserve"> </w:t>
+      </w:r>
+    </w:p>
+    <w:p>
+      <w:pPr>
+        <w:spacing w:after="0" w:line="248" w:lineRule="auto"/>
+        <w:ind w:left="364" w:right="998" w:hanging="10"/>
+      </w:pPr>
+      <w:r>
+        <w:rPr>
+          <w:rFonts w:ascii="Times New Roman" w:eastAsia="Times New Roman" w:hAnsi="Times New Roman" w:cs="Times New Roman"/>
+          <w:sz w:val="24"/>
+        </w:rPr>
+        <w:t>You should get a trace that looks something like the following:</w:t>
+      </w:r>
+      <w:r>
+        <w:rPr>
+          <w:rFonts w:ascii="Cambria" w:eastAsia="Cambria" w:hAnsi="Cambria" w:cs="Cambria"/>
+          <w:i/>
+          <w:sz w:val="20"/>
+        </w:rPr>
+        <w:tab/>
+      </w:r>
+    </w:p>
+    <w:p>
+      <w:pPr>
+        <w:spacing w:after="0"/>
+        <w:ind w:right="1075"/>
+        <w:jc w:val="right"/>
+      </w:pPr>
+      <w:r>
+        <w:rPr>
+          <w:noProof/>
+        </w:rPr>
+        <w:lastRenderedPageBreak/>
+        <w:drawing>
+          <wp:inline distT="0" distB="0" distL="0" distR="0" wp14:anchorId="2CC7FF78" wp14:editId="0FA05E23">
+            <wp:extent cx="5410200" cy="4333875"/>
+            <wp:effectExtent l="0" t="0" r="0" b="9525"/>
+            <wp:docPr id="49" name="Picture 75018"/>
+            <wp:cNvGraphicFramePr/>
+            <a:graphic xmlns:a="http://schemas.openxmlformats.org/drawingml/2006/main">
+              <a:graphicData uri="http://schemas.openxmlformats.org/drawingml/2006/picture">
+                <pic:pic xmlns:pic="http://schemas.openxmlformats.org/drawingml/2006/picture">
+                  <pic:nvPicPr>
+                    <pic:cNvPr id="49" name="Picture 75018"/>
                     <pic:cNvPicPr/>
                   </pic:nvPicPr>
                   <pic:blipFill>
@@ -2823,7 +5048,7 @@
                   <pic:spPr>
                     <a:xfrm>
                       <a:off x="0" y="0"/>
-                      <a:ext cx="5485577" cy="3125902"/>
+                      <a:ext cx="5410200" cy="4334256"/>
                     </a:xfrm>
                     <a:prstGeom prst="rect">
                       <a:avLst/>
@@ -2845,18 +5070,28 @@
     </w:p>
     <w:p>
       <w:pPr>
-        <w:spacing w:after="0" w:line="248" w:lineRule="auto"/>
+        <w:spacing w:after="0"/>
+        <w:ind w:left="369"/>
+      </w:pPr>
+      <w:r>
+        <w:rPr>
+          <w:rFonts w:ascii="Times New Roman" w:eastAsia="Times New Roman" w:hAnsi="Times New Roman" w:cs="Times New Roman"/>
+          <w:sz w:val="24"/>
+        </w:rPr>
+        <w:t xml:space="preserve"> </w:t>
+      </w:r>
+    </w:p>
+    <w:p>
+      <w:pPr>
+        <w:spacing w:after="79" w:line="248" w:lineRule="auto"/>
         <w:ind w:left="364" w:right="998" w:hanging="10"/>
-        <w:rPr>
-          <w:rFonts w:ascii="Times New Roman" w:hAnsi="Times New Roman" w:cs="Times New Roman"/>
-        </w:rPr>
-      </w:pPr>
-      <w:r>
-        <w:rPr>
-          <w:rFonts w:ascii="Times New Roman" w:eastAsia="Times New Roman" w:hAnsi="Times New Roman" w:cs="Times New Roman"/>
-          <w:sz w:val="24"/>
-        </w:rPr>
-        <w:t xml:space="preserve">The above screenshot shows the results of three independent </w:t>
+      </w:pPr>
+      <w:r>
+        <w:rPr>
+          <w:rFonts w:ascii="Times New Roman" w:eastAsia="Times New Roman" w:hAnsi="Times New Roman" w:cs="Times New Roman"/>
+          <w:sz w:val="24"/>
+        </w:rPr>
+        <w:t xml:space="preserve">We see from the above screenshot that </w:t>
       </w:r>
       <w:proofErr w:type="spellStart"/>
       <w:r>
@@ -2873,7 +5108,7 @@
           <w:rFonts w:ascii="Times New Roman" w:eastAsia="Times New Roman" w:hAnsi="Times New Roman" w:cs="Times New Roman"/>
           <w:sz w:val="24"/>
         </w:rPr>
-        <w:t xml:space="preserve"> commands (displayed in the Windows Command Prompt). In this example, the client host is located on the campus of Polytechnic University in Brooklyn, where the default local DNS server is dns-prime.poly.edu. When running </w:t>
+        <w:t xml:space="preserve"> actually sent three DNS queries and received three DNS responses. For the purpose of this assignment, in answering the following questions, ignore the first two sets of queries/responses, as they are specific to </w:t>
       </w:r>
       <w:proofErr w:type="spellStart"/>
       <w:r>
@@ -2890,1552 +5125,123 @@
           <w:rFonts w:ascii="Times New Roman" w:eastAsia="Times New Roman" w:hAnsi="Times New Roman" w:cs="Times New Roman"/>
           <w:sz w:val="24"/>
         </w:rPr>
-        <w:t xml:space="preserve">, if no DNS server is specified, then </w:t>
-      </w:r>
-      <w:proofErr w:type="spellStart"/>
-      <w:r>
-        <w:rPr>
-          <w:rFonts w:ascii="Times New Roman" w:eastAsia="Times New Roman" w:hAnsi="Times New Roman" w:cs="Times New Roman"/>
-          <w:i/>
-          <w:sz w:val="24"/>
-        </w:rPr>
-        <w:t>nslookup</w:t>
-      </w:r>
-      <w:proofErr w:type="spellEnd"/>
-      <w:r>
-        <w:rPr>
-          <w:rFonts w:ascii="Times New Roman" w:eastAsia="Times New Roman" w:hAnsi="Times New Roman" w:cs="Times New Roman"/>
-          <w:sz w:val="24"/>
-        </w:rPr>
-        <w:t xml:space="preserve"> sends the query to the default DNS server, which in this case is dnsprime.poly.edu. Consider the first command: </w:t>
-      </w:r>
-    </w:p>
-    <w:p>
-      <w:pPr>
-        <w:pStyle w:val="ListParagraph"/>
-        <w:numPr>
-          <w:ilvl w:val="0"/>
-          <w:numId w:val="4"/>
-        </w:numPr>
+        <w:t xml:space="preserve"> and are not normally generated by standard Internet applications. You should instead focus on the last query and response messages. </w:t>
+      </w:r>
+    </w:p>
+    <w:p>
+      <w:pPr>
         <w:spacing w:after="0"/>
-        <w:rPr>
-          <w:rFonts w:ascii="Times New Roman" w:hAnsi="Times New Roman" w:cs="Times New Roman"/>
-        </w:rPr>
-      </w:pPr>
-      <w:proofErr w:type="spellStart"/>
-      <w:r>
-        <w:rPr>
-          <w:rFonts w:ascii="Times New Roman" w:eastAsia="Courier New" w:hAnsi="Times New Roman" w:cs="Times New Roman"/>
-          <w:sz w:val="24"/>
-        </w:rPr>
-        <w:t>nslookup</w:t>
-      </w:r>
-      <w:proofErr w:type="spellEnd"/>
-      <w:r>
-        <w:rPr>
-          <w:rFonts w:ascii="Times New Roman" w:eastAsia="Courier New" w:hAnsi="Times New Roman" w:cs="Times New Roman"/>
-          <w:sz w:val="24"/>
-        </w:rPr>
-        <w:t xml:space="preserve"> www.mit.edu </w:t>
-      </w:r>
-    </w:p>
-    <w:p>
-      <w:pPr>
-        <w:spacing w:after="0" w:line="248" w:lineRule="auto"/>
-        <w:ind w:left="364" w:right="998" w:hanging="10"/>
-        <w:rPr>
-          <w:rFonts w:ascii="Times New Roman" w:hAnsi="Times New Roman" w:cs="Times New Roman"/>
-        </w:rPr>
-      </w:pPr>
-      <w:r>
-        <w:rPr>
-          <w:rFonts w:ascii="Times New Roman" w:eastAsia="Times New Roman" w:hAnsi="Times New Roman" w:cs="Times New Roman"/>
-          <w:sz w:val="24"/>
-        </w:rPr>
-        <w:t>In words, this command is saying “please send me the IP address for the host www.mit.edu”. As shown in the screenshot, the response from this command provides two pieces of information: (1) the name and IP address of the DNS server that provides the answer; and (2) the answer itself, which is the host name and IP address of www.mit.edu. Although the response came from the local DNS server at Polytechnic University, it is quite possible that this local DNS server iteratively contacted several other DNS serve</w:t>
-      </w:r>
-      <w:r>
-        <w:rPr>
-          <w:rFonts w:ascii="Times New Roman" w:eastAsia="Times New Roman" w:hAnsi="Times New Roman" w:cs="Times New Roman"/>
-          <w:sz w:val="24"/>
-        </w:rPr>
-        <w:t xml:space="preserve">rs to get the answer, as described in Section 2.4 of the textbook.  </w:t>
-      </w:r>
-    </w:p>
-    <w:p>
-      <w:pPr>
-        <w:spacing w:after="0" w:line="248" w:lineRule="auto"/>
-        <w:ind w:left="364" w:right="998" w:hanging="10"/>
-        <w:rPr>
-          <w:rFonts w:ascii="Times New Roman" w:hAnsi="Times New Roman" w:cs="Times New Roman"/>
-        </w:rPr>
-      </w:pPr>
-      <w:r>
-        <w:rPr>
-          <w:rFonts w:ascii="Times New Roman" w:eastAsia="Times New Roman" w:hAnsi="Times New Roman" w:cs="Times New Roman"/>
-          <w:sz w:val="24"/>
-        </w:rPr>
-        <w:t xml:space="preserve">Now consider the second command: </w:t>
-      </w:r>
-    </w:p>
-    <w:p>
-      <w:pPr>
-        <w:pStyle w:val="ListParagraph"/>
-        <w:numPr>
-          <w:ilvl w:val="0"/>
-          <w:numId w:val="5"/>
-        </w:numPr>
-        <w:spacing w:after="0"/>
-        <w:rPr>
-          <w:rFonts w:ascii="Times New Roman" w:hAnsi="Times New Roman" w:cs="Times New Roman"/>
-        </w:rPr>
-      </w:pPr>
-      <w:proofErr w:type="spellStart"/>
-      <w:r>
-        <w:rPr>
-          <w:rFonts w:ascii="Times New Roman" w:eastAsia="Courier New" w:hAnsi="Times New Roman" w:cs="Times New Roman"/>
-          <w:sz w:val="24"/>
-        </w:rPr>
-        <w:lastRenderedPageBreak/>
-        <w:t>nslookup</w:t>
-      </w:r>
-      <w:proofErr w:type="spellEnd"/>
-      <w:r>
-        <w:rPr>
-          <w:rFonts w:ascii="Times New Roman" w:eastAsia="Courier New" w:hAnsi="Times New Roman" w:cs="Times New Roman"/>
-          <w:sz w:val="24"/>
-        </w:rPr>
-        <w:t xml:space="preserve"> –type=NS mit.edu </w:t>
-      </w:r>
-    </w:p>
-    <w:p>
-      <w:pPr>
-        <w:spacing w:after="0" w:line="248" w:lineRule="auto"/>
-        <w:ind w:left="364" w:right="998" w:hanging="10"/>
-        <w:rPr>
-          <w:rFonts w:ascii="Times New Roman" w:hAnsi="Times New Roman" w:cs="Times New Roman"/>
-        </w:rPr>
-      </w:pPr>
-      <w:r>
-        <w:rPr>
-          <w:rFonts w:ascii="Times New Roman" w:eastAsia="Times New Roman" w:hAnsi="Times New Roman" w:cs="Times New Roman"/>
-          <w:sz w:val="24"/>
-        </w:rPr>
-        <w:t xml:space="preserve">In this example, we have provided the option “-type=NS” and the domain “mit.edu”. This causes </w:t>
-      </w:r>
-      <w:proofErr w:type="spellStart"/>
-      <w:r>
-        <w:rPr>
-          <w:rFonts w:ascii="Times New Roman" w:eastAsia="Times New Roman" w:hAnsi="Times New Roman" w:cs="Times New Roman"/>
-          <w:i/>
-          <w:sz w:val="24"/>
-        </w:rPr>
-        <w:t>nslookup</w:t>
-      </w:r>
-      <w:proofErr w:type="spellEnd"/>
-      <w:r>
-        <w:rPr>
-          <w:rFonts w:ascii="Times New Roman" w:eastAsia="Times New Roman" w:hAnsi="Times New Roman" w:cs="Times New Roman"/>
-          <w:sz w:val="24"/>
-        </w:rPr>
-        <w:t xml:space="preserve"> to send a query for a type-NS record to the default local DNS server. In words, the query is saying, “please send me the host names of the authoritative DNS for mit.edu”. (When the –type option is not used, </w:t>
-      </w:r>
-      <w:proofErr w:type="spellStart"/>
-      <w:r>
-        <w:rPr>
-          <w:rFonts w:ascii="Times New Roman" w:eastAsia="Times New Roman" w:hAnsi="Times New Roman" w:cs="Times New Roman"/>
-          <w:i/>
-          <w:sz w:val="24"/>
-        </w:rPr>
-        <w:t>nslookup</w:t>
-      </w:r>
-      <w:proofErr w:type="spellEnd"/>
-      <w:r>
-        <w:rPr>
-          <w:rFonts w:ascii="Times New Roman" w:eastAsia="Times New Roman" w:hAnsi="Times New Roman" w:cs="Times New Roman"/>
-          <w:sz w:val="24"/>
-        </w:rPr>
-        <w:t xml:space="preserve"> uses the default, which is to query for type A records.) The answer, displayed in the above screenshot, first indicates the DNS server that is providing the answer (which is the default local DNS server) along with three MIT nameservers. Each of these servers is indeed an authoritative DNS server for the hosts on the MIT campus. However, </w:t>
-      </w:r>
-      <w:proofErr w:type="spellStart"/>
-      <w:r>
-        <w:rPr>
-          <w:rFonts w:ascii="Times New Roman" w:eastAsia="Times New Roman" w:hAnsi="Times New Roman" w:cs="Times New Roman"/>
-          <w:i/>
-          <w:sz w:val="24"/>
-        </w:rPr>
-        <w:t>nslookup</w:t>
-      </w:r>
-      <w:proofErr w:type="spellEnd"/>
-      <w:r>
-        <w:rPr>
-          <w:rFonts w:ascii="Times New Roman" w:eastAsia="Times New Roman" w:hAnsi="Times New Roman" w:cs="Times New Roman"/>
-          <w:sz w:val="24"/>
-        </w:rPr>
-        <w:t xml:space="preserve"> also indicates that the answer is “non-authoritative,” meaning that this answer came from the cache of some server rather than from an authoritative MIT DNS serve</w:t>
-      </w:r>
-      <w:r>
-        <w:rPr>
-          <w:rFonts w:ascii="Times New Roman" w:eastAsia="Times New Roman" w:hAnsi="Times New Roman" w:cs="Times New Roman"/>
-          <w:sz w:val="24"/>
-        </w:rPr>
-        <w:t xml:space="preserve">r. Finally, the answer also includes the IP addresses of the authoritative DNS servers at MIT. (Even though the type-NS query generated by </w:t>
-      </w:r>
-      <w:proofErr w:type="spellStart"/>
-      <w:r>
-        <w:rPr>
-          <w:rFonts w:ascii="Times New Roman" w:eastAsia="Times New Roman" w:hAnsi="Times New Roman" w:cs="Times New Roman"/>
-          <w:i/>
-          <w:sz w:val="24"/>
-        </w:rPr>
-        <w:t>nslookup</w:t>
-      </w:r>
-      <w:proofErr w:type="spellEnd"/>
-      <w:r>
-        <w:rPr>
-          <w:rFonts w:ascii="Times New Roman" w:eastAsia="Times New Roman" w:hAnsi="Times New Roman" w:cs="Times New Roman"/>
-          <w:sz w:val="24"/>
-        </w:rPr>
-        <w:t xml:space="preserve"> did not explicitly ask for the IP addresses, the local DNS server returned these “for free” and </w:t>
-      </w:r>
-      <w:proofErr w:type="spellStart"/>
-      <w:r>
-        <w:rPr>
-          <w:rFonts w:ascii="Times New Roman" w:eastAsia="Times New Roman" w:hAnsi="Times New Roman" w:cs="Times New Roman"/>
-          <w:i/>
-          <w:sz w:val="24"/>
-        </w:rPr>
-        <w:t>nslookup</w:t>
-      </w:r>
-      <w:proofErr w:type="spellEnd"/>
-      <w:r>
-        <w:rPr>
-          <w:rFonts w:ascii="Times New Roman" w:eastAsia="Times New Roman" w:hAnsi="Times New Roman" w:cs="Times New Roman"/>
-          <w:sz w:val="24"/>
-        </w:rPr>
-        <w:t xml:space="preserve"> displays the result.) </w:t>
-      </w:r>
-    </w:p>
-    <w:p>
-      <w:pPr>
-        <w:spacing w:after="0" w:line="248" w:lineRule="auto"/>
-        <w:ind w:left="364" w:right="998" w:hanging="10"/>
-        <w:rPr>
-          <w:rFonts w:ascii="Times New Roman" w:hAnsi="Times New Roman" w:cs="Times New Roman"/>
-        </w:rPr>
-      </w:pPr>
-      <w:r>
-        <w:rPr>
-          <w:rFonts w:ascii="Times New Roman" w:eastAsia="Times New Roman" w:hAnsi="Times New Roman" w:cs="Times New Roman"/>
-          <w:sz w:val="24"/>
-        </w:rPr>
-        <w:t xml:space="preserve">Now finally consider the third command: </w:t>
-      </w:r>
-    </w:p>
-    <w:p>
-      <w:pPr>
-        <w:pStyle w:val="ListParagraph"/>
-        <w:numPr>
-          <w:ilvl w:val="0"/>
-          <w:numId w:val="5"/>
-        </w:numPr>
-        <w:spacing w:after="0"/>
-        <w:rPr>
-          <w:rFonts w:ascii="Times New Roman" w:hAnsi="Times New Roman" w:cs="Times New Roman"/>
-        </w:rPr>
-      </w:pPr>
-      <w:proofErr w:type="spellStart"/>
-      <w:r>
-        <w:rPr>
-          <w:rFonts w:ascii="Times New Roman" w:eastAsia="Courier New" w:hAnsi="Times New Roman" w:cs="Times New Roman"/>
-          <w:sz w:val="24"/>
-        </w:rPr>
-        <w:t>nslookup</w:t>
-      </w:r>
-      <w:proofErr w:type="spellEnd"/>
-      <w:r>
-        <w:rPr>
-          <w:rFonts w:ascii="Times New Roman" w:eastAsia="Courier New" w:hAnsi="Times New Roman" w:cs="Times New Roman"/>
-          <w:sz w:val="24"/>
-        </w:rPr>
-        <w:t xml:space="preserve"> www.aiit.or.kr bitsy.mit.edu </w:t>
-      </w:r>
-    </w:p>
-    <w:p>
-      <w:pPr>
-        <w:spacing w:after="0" w:line="248" w:lineRule="auto"/>
-        <w:ind w:left="364" w:right="998" w:hanging="10"/>
-        <w:rPr>
-          <w:rFonts w:ascii="Times New Roman" w:hAnsi="Times New Roman" w:cs="Times New Roman"/>
-        </w:rPr>
-      </w:pPr>
-      <w:r>
-        <w:rPr>
-          <w:rFonts w:ascii="Times New Roman" w:eastAsia="Times New Roman" w:hAnsi="Times New Roman" w:cs="Times New Roman"/>
-          <w:sz w:val="24"/>
-        </w:rPr>
-        <w:t xml:space="preserve">In this example, we indicate that we </w:t>
-      </w:r>
-      <w:proofErr w:type="gramStart"/>
-      <w:r>
-        <w:rPr>
-          <w:rFonts w:ascii="Times New Roman" w:eastAsia="Times New Roman" w:hAnsi="Times New Roman" w:cs="Times New Roman"/>
-          <w:sz w:val="24"/>
-        </w:rPr>
-        <w:t>want to</w:t>
-      </w:r>
-      <w:proofErr w:type="gramEnd"/>
-      <w:r>
-        <w:rPr>
-          <w:rFonts w:ascii="Times New Roman" w:eastAsia="Times New Roman" w:hAnsi="Times New Roman" w:cs="Times New Roman"/>
-          <w:sz w:val="24"/>
-        </w:rPr>
-        <w:t xml:space="preserve"> the query sent to the DNS server bitsy.mit.edu rather than to the default DNS server (dns-prime.poly.edu). Thus, the query and reply transaction takes place directly between our querying host and bitsy.mit.edu. In this example, the DNS server bitsy.mit.edu provides the IP address of the host www.aiit.or.kr, which is a web server at the Advanced Institute of Information Technology (in Korea).  </w:t>
-      </w:r>
-    </w:p>
-    <w:p>
-      <w:pPr>
-        <w:spacing w:after="0" w:line="248" w:lineRule="auto"/>
-        <w:ind w:left="364" w:right="998" w:hanging="10"/>
-        <w:rPr>
-          <w:rFonts w:ascii="Times New Roman" w:hAnsi="Times New Roman" w:cs="Times New Roman"/>
-        </w:rPr>
-      </w:pPr>
-      <w:r>
-        <w:rPr>
-          <w:rFonts w:ascii="Times New Roman" w:eastAsia="Times New Roman" w:hAnsi="Times New Roman" w:cs="Times New Roman"/>
-          <w:sz w:val="24"/>
-        </w:rPr>
-        <w:t xml:space="preserve">Now that we have gone through a few illustrative examples, you are perhaps wondering about the general syntax of </w:t>
-      </w:r>
-      <w:proofErr w:type="spellStart"/>
-      <w:r>
-        <w:rPr>
-          <w:rFonts w:ascii="Times New Roman" w:eastAsia="Times New Roman" w:hAnsi="Times New Roman" w:cs="Times New Roman"/>
-          <w:i/>
-          <w:sz w:val="24"/>
-        </w:rPr>
-        <w:t>nslookup</w:t>
-      </w:r>
-      <w:proofErr w:type="spellEnd"/>
-      <w:r>
-        <w:rPr>
-          <w:rFonts w:ascii="Times New Roman" w:eastAsia="Times New Roman" w:hAnsi="Times New Roman" w:cs="Times New Roman"/>
-          <w:sz w:val="24"/>
-        </w:rPr>
-        <w:t xml:space="preserve"> commands. The syntax is: </w:t>
-      </w:r>
-    </w:p>
-    <w:p>
-      <w:pPr>
-        <w:pStyle w:val="ListParagraph"/>
-        <w:numPr>
-          <w:ilvl w:val="0"/>
-          <w:numId w:val="5"/>
-        </w:numPr>
-        <w:spacing w:after="0"/>
-        <w:rPr>
-          <w:rFonts w:ascii="Times New Roman" w:hAnsi="Times New Roman" w:cs="Times New Roman"/>
-        </w:rPr>
-      </w:pPr>
-      <w:proofErr w:type="spellStart"/>
-      <w:r>
-        <w:rPr>
-          <w:rFonts w:ascii="Times New Roman" w:eastAsia="Courier New" w:hAnsi="Times New Roman" w:cs="Times New Roman"/>
-          <w:sz w:val="24"/>
-        </w:rPr>
-        <w:t>nslookup</w:t>
-      </w:r>
-      <w:proofErr w:type="spellEnd"/>
-      <w:r>
-        <w:rPr>
-          <w:rFonts w:ascii="Times New Roman" w:eastAsia="Courier New" w:hAnsi="Times New Roman" w:cs="Times New Roman"/>
-          <w:sz w:val="24"/>
-        </w:rPr>
-        <w:t xml:space="preserve"> –option1 –option2 host-to-find </w:t>
-      </w:r>
-      <w:proofErr w:type="spellStart"/>
-      <w:r>
-        <w:rPr>
-          <w:rFonts w:ascii="Times New Roman" w:eastAsia="Courier New" w:hAnsi="Times New Roman" w:cs="Times New Roman"/>
-          <w:sz w:val="24"/>
-        </w:rPr>
-        <w:t>dns</w:t>
-      </w:r>
-      <w:proofErr w:type="spellEnd"/>
-      <w:r>
-        <w:rPr>
-          <w:rFonts w:ascii="Times New Roman" w:eastAsia="Courier New" w:hAnsi="Times New Roman" w:cs="Times New Roman"/>
-          <w:sz w:val="24"/>
-        </w:rPr>
-        <w:t xml:space="preserve">-server </w:t>
-      </w:r>
-    </w:p>
-    <w:p>
-      <w:pPr>
-        <w:spacing w:after="0" w:line="248" w:lineRule="auto"/>
-        <w:ind w:left="364" w:right="998" w:hanging="10"/>
-        <w:rPr>
-          <w:rFonts w:ascii="Times New Roman" w:hAnsi="Times New Roman" w:cs="Times New Roman"/>
-        </w:rPr>
-      </w:pPr>
-      <w:r>
-        <w:rPr>
-          <w:rFonts w:ascii="Times New Roman" w:eastAsia="Times New Roman" w:hAnsi="Times New Roman" w:cs="Times New Roman"/>
-          <w:sz w:val="24"/>
-        </w:rPr>
-        <w:t xml:space="preserve">In general, </w:t>
-      </w:r>
-      <w:proofErr w:type="spellStart"/>
-      <w:r>
-        <w:rPr>
-          <w:rFonts w:ascii="Times New Roman" w:eastAsia="Times New Roman" w:hAnsi="Times New Roman" w:cs="Times New Roman"/>
-          <w:i/>
-          <w:sz w:val="24"/>
-        </w:rPr>
-        <w:t>nslookup</w:t>
-      </w:r>
-      <w:proofErr w:type="spellEnd"/>
-      <w:r>
-        <w:rPr>
-          <w:rFonts w:ascii="Times New Roman" w:eastAsia="Times New Roman" w:hAnsi="Times New Roman" w:cs="Times New Roman"/>
-          <w:sz w:val="24"/>
-        </w:rPr>
-        <w:t xml:space="preserve"> can be run with zero, one, two or more options. And as we have seen in the above examples, the </w:t>
-      </w:r>
-      <w:proofErr w:type="spellStart"/>
-      <w:r>
-        <w:rPr>
-          <w:rFonts w:ascii="Times New Roman" w:eastAsia="Times New Roman" w:hAnsi="Times New Roman" w:cs="Times New Roman"/>
-          <w:sz w:val="24"/>
-        </w:rPr>
-        <w:t>dns</w:t>
-      </w:r>
-      <w:proofErr w:type="spellEnd"/>
-      <w:r>
-        <w:rPr>
-          <w:rFonts w:ascii="Times New Roman" w:eastAsia="Times New Roman" w:hAnsi="Times New Roman" w:cs="Times New Roman"/>
-          <w:sz w:val="24"/>
-        </w:rPr>
-        <w:t xml:space="preserve">-server is optional as well; if it is not supplied, the query is sent to the default local DNS server.  </w:t>
-      </w:r>
-    </w:p>
-    <w:p>
-      <w:pPr>
-        <w:spacing w:after="0" w:line="248" w:lineRule="auto"/>
-        <w:ind w:left="364" w:right="998" w:hanging="10"/>
-        <w:rPr>
-          <w:rFonts w:ascii="Times New Roman" w:eastAsia="Times New Roman" w:hAnsi="Times New Roman" w:cs="Times New Roman"/>
-          <w:sz w:val="24"/>
-        </w:rPr>
-      </w:pPr>
-      <w:r>
-        <w:rPr>
-          <w:rFonts w:ascii="Times New Roman" w:eastAsia="Times New Roman" w:hAnsi="Times New Roman" w:cs="Times New Roman"/>
-          <w:sz w:val="24"/>
-        </w:rPr>
-        <w:t xml:space="preserve">Now that we have provided an overview of </w:t>
-      </w:r>
-      <w:proofErr w:type="spellStart"/>
-      <w:r>
-        <w:rPr>
-          <w:rFonts w:ascii="Times New Roman" w:eastAsia="Times New Roman" w:hAnsi="Times New Roman" w:cs="Times New Roman"/>
-          <w:i/>
-          <w:sz w:val="24"/>
-        </w:rPr>
-        <w:t>nslookup</w:t>
-      </w:r>
-      <w:proofErr w:type="spellEnd"/>
-      <w:r>
-        <w:rPr>
-          <w:rFonts w:ascii="Times New Roman" w:eastAsia="Times New Roman" w:hAnsi="Times New Roman" w:cs="Times New Roman"/>
-          <w:sz w:val="24"/>
-        </w:rPr>
-        <w:t xml:space="preserve">, it is time for you to test drive it yourself. Do the following (and write down the results): </w:t>
-      </w:r>
-    </w:p>
-    <w:p>
-      <w:pPr>
-        <w:numPr>
-          <w:ilvl w:val="0"/>
-          <w:numId w:val="1"/>
-        </w:numPr>
-        <w:spacing w:after="0" w:line="248" w:lineRule="auto"/>
-        <w:ind w:right="998" w:hanging="360"/>
-        <w:rPr>
-          <w:rFonts w:ascii="Times New Roman" w:hAnsi="Times New Roman" w:cs="Times New Roman"/>
-        </w:rPr>
-      </w:pPr>
-      <w:r>
-        <w:rPr>
-          <w:rFonts w:ascii="Times New Roman" w:eastAsia="Times New Roman" w:hAnsi="Times New Roman" w:cs="Times New Roman"/>
-          <w:sz w:val="24"/>
-        </w:rPr>
-        <w:t xml:space="preserve">Run </w:t>
-      </w:r>
-      <w:proofErr w:type="spellStart"/>
-      <w:r>
-        <w:rPr>
-          <w:rFonts w:ascii="Times New Roman" w:eastAsia="Times New Roman" w:hAnsi="Times New Roman" w:cs="Times New Roman"/>
-          <w:i/>
-          <w:sz w:val="24"/>
-        </w:rPr>
-        <w:t>nslookup</w:t>
-      </w:r>
-      <w:proofErr w:type="spellEnd"/>
-      <w:r>
-        <w:rPr>
-          <w:rFonts w:ascii="Times New Roman" w:eastAsia="Times New Roman" w:hAnsi="Times New Roman" w:cs="Times New Roman"/>
-          <w:sz w:val="24"/>
-        </w:rPr>
-        <w:t xml:space="preserve"> to obtain the IP address of a Web server in Asia. What is the IP address of that server? </w:t>
-      </w:r>
-    </w:p>
-    <w:p>
-      <w:pPr>
-        <w:spacing w:after="0" w:line="248" w:lineRule="auto"/>
-        <w:ind w:right="998"/>
-        <w:rPr>
-          <w:rFonts w:ascii="Times New Roman" w:hAnsi="Times New Roman" w:cs="Times New Roman"/>
-        </w:rPr>
-      </w:pPr>
-      <w:r>
-        <w:rPr>
-          <w:rFonts w:ascii="Times New Roman" w:hAnsi="Times New Roman" w:cs="Times New Roman"/>
-        </w:rPr>
-        <w:t xml:space="preserve">A). The IP address of the server is: </w:t>
-      </w:r>
-      <w:r>
-        <w:rPr>
-          <w:rFonts w:ascii="Times New Roman" w:hAnsi="Times New Roman" w:cs="Times New Roman"/>
-        </w:rPr>
-        <w:t>202.147.169.205</w:t>
-      </w:r>
-    </w:p>
-    <w:p>
-      <w:pPr>
-        <w:spacing w:after="0" w:line="248" w:lineRule="auto"/>
-        <w:ind w:right="998"/>
-        <w:rPr>
-          <w:rFonts w:ascii="Times New Roman" w:hAnsi="Times New Roman" w:cs="Times New Roman"/>
-        </w:rPr>
-      </w:pPr>
-      <w:r>
-        <w:rPr>
-          <w:rFonts w:ascii="Times New Roman" w:hAnsi="Times New Roman" w:cs="Times New Roman"/>
+        <w:ind w:left="369"/>
+      </w:pPr>
+      <w:r>
+        <w:rPr>
           <w:noProof/>
         </w:rPr>
-        <w:drawing>
-          <wp:inline distT="0" distB="0" distL="0" distR="0" wp14:anchorId="08D9DDF0" wp14:editId="29FAC51C">
-            <wp:extent cx="6146800" cy="2050610"/>
-            <wp:effectExtent l="0" t="0" r="6350" b="6985"/>
-            <wp:docPr id="561849131" name="Picture 1" descr="A black screen with white text&#10;&#10;AI-generated content may be incorrect."/>
-            <wp:cNvGraphicFramePr>
-              <a:graphicFrameLocks xmlns:a="http://schemas.openxmlformats.org/drawingml/2006/main" noChangeAspect="1"/>
-            </wp:cNvGraphicFramePr>
-            <a:graphic xmlns:a="http://schemas.openxmlformats.org/drawingml/2006/main">
-              <a:graphicData uri="http://schemas.openxmlformats.org/drawingml/2006/picture">
-                <pic:pic xmlns:pic="http://schemas.openxmlformats.org/drawingml/2006/picture">
-                  <pic:nvPicPr>
-                    <pic:cNvPr id="561849131" name="Picture 1" descr="A black screen with white text&#10;&#10;AI-generated content may be incorrect."/>
-                    <pic:cNvPicPr/>
-                  </pic:nvPicPr>
-                  <pic:blipFill>
-                    <a:blip r:embed="rId15"/>
-                    <a:stretch>
-                      <a:fillRect/>
-                    </a:stretch>
-                  </pic:blipFill>
-                  <pic:spPr>
-                    <a:xfrm>
-                      <a:off x="0" y="0"/>
-                      <a:ext cx="6182774" cy="2062611"/>
-                    </a:xfrm>
-                    <a:prstGeom prst="rect">
-                      <a:avLst/>
-                    </a:prstGeom>
-                  </pic:spPr>
-                </pic:pic>
-              </a:graphicData>
-            </a:graphic>
-          </wp:inline>
-        </w:drawing>
-      </w:r>
-    </w:p>
-    <w:p>
-      <w:pPr>
-        <w:numPr>
-          <w:ilvl w:val="0"/>
-          <w:numId w:val="1"/>
-        </w:numPr>
-        <w:spacing w:after="0" w:line="248" w:lineRule="auto"/>
-        <w:ind w:right="998" w:hanging="360"/>
-        <w:rPr>
-          <w:rFonts w:ascii="Times New Roman" w:hAnsi="Times New Roman" w:cs="Times New Roman"/>
-        </w:rPr>
-      </w:pPr>
-      <w:r>
-        <w:rPr>
-          <w:rFonts w:ascii="Times New Roman" w:eastAsia="Times New Roman" w:hAnsi="Times New Roman" w:cs="Times New Roman"/>
-          <w:sz w:val="24"/>
-        </w:rPr>
-        <w:lastRenderedPageBreak/>
-        <w:t xml:space="preserve">Run </w:t>
-      </w:r>
-      <w:proofErr w:type="spellStart"/>
-      <w:r>
-        <w:rPr>
-          <w:rFonts w:ascii="Times New Roman" w:eastAsia="Times New Roman" w:hAnsi="Times New Roman" w:cs="Times New Roman"/>
-          <w:i/>
-          <w:sz w:val="24"/>
-        </w:rPr>
-        <w:t>nslookup</w:t>
-      </w:r>
-      <w:proofErr w:type="spellEnd"/>
-      <w:r>
-        <w:rPr>
-          <w:rFonts w:ascii="Times New Roman" w:eastAsia="Times New Roman" w:hAnsi="Times New Roman" w:cs="Times New Roman"/>
-          <w:sz w:val="24"/>
-        </w:rPr>
-        <w:t xml:space="preserve"> to determine the authoritative DNS servers for a university in Europe. </w:t>
-      </w:r>
-    </w:p>
-    <w:p>
-      <w:pPr>
-        <w:spacing w:after="0" w:line="248" w:lineRule="auto"/>
-        <w:ind w:right="998"/>
-        <w:rPr>
-          <w:rFonts w:ascii="Times New Roman" w:hAnsi="Times New Roman" w:cs="Times New Roman"/>
-          <w:b/>
-          <w:bCs/>
-          <w:i/>
-          <w:iCs/>
-        </w:rPr>
-      </w:pPr>
-      <w:r>
-        <w:rPr>
-          <w:rFonts w:ascii="Times New Roman" w:hAnsi="Times New Roman" w:cs="Times New Roman"/>
-        </w:rPr>
-        <w:t>A).</w:t>
-      </w:r>
-      <w:r>
-        <w:rPr>
-          <w:rFonts w:ascii="Times New Roman" w:hAnsi="Times New Roman" w:cs="Times New Roman"/>
-          <w:b/>
-          <w:bCs/>
-          <w:i/>
-          <w:iCs/>
-        </w:rPr>
-        <w:t xml:space="preserve"> uni-heidelberg.de       nameserver = dns.uni-heidelberg.de</w:t>
-      </w:r>
-    </w:p>
-    <w:p>
-      <w:pPr>
-        <w:spacing w:after="0" w:line="248" w:lineRule="auto"/>
-        <w:ind w:right="998"/>
-        <w:rPr>
-          <w:rFonts w:ascii="Times New Roman" w:hAnsi="Times New Roman" w:cs="Times New Roman"/>
-          <w:b/>
-          <w:bCs/>
-          <w:i/>
-          <w:iCs/>
-        </w:rPr>
-      </w:pPr>
-      <w:r>
-        <w:rPr>
-          <w:rFonts w:ascii="Times New Roman" w:hAnsi="Times New Roman" w:cs="Times New Roman"/>
-          <w:b/>
-          <w:bCs/>
-          <w:i/>
-          <w:iCs/>
-        </w:rPr>
-        <w:t xml:space="preserve">      uni-heidelberg.de       nameserver = dns2.uni-heidelberg.de</w:t>
-      </w:r>
-    </w:p>
-    <w:p>
-      <w:pPr>
-        <w:spacing w:after="0" w:line="248" w:lineRule="auto"/>
-        <w:ind w:right="998"/>
-        <w:rPr>
-          <w:rFonts w:ascii="Times New Roman" w:hAnsi="Times New Roman" w:cs="Times New Roman"/>
-          <w:b/>
-          <w:bCs/>
-          <w:i/>
-          <w:iCs/>
-        </w:rPr>
-      </w:pPr>
-      <w:r>
-        <w:rPr>
-          <w:rFonts w:ascii="Times New Roman" w:hAnsi="Times New Roman" w:cs="Times New Roman"/>
-          <w:b/>
-          <w:bCs/>
-          <w:i/>
-          <w:iCs/>
-        </w:rPr>
-        <w:t xml:space="preserve">      uni-heidelberg.de       nameserver = dns3.belwue.de </w:t>
-      </w:r>
-    </w:p>
-    <w:p>
-      <w:pPr>
-        <w:spacing w:after="0" w:line="248" w:lineRule="auto"/>
-        <w:ind w:right="998"/>
-        <w:rPr>
-          <w:rFonts w:ascii="Times New Roman" w:hAnsi="Times New Roman" w:cs="Times New Roman"/>
-          <w:b/>
-          <w:bCs/>
-          <w:i/>
-          <w:iCs/>
-        </w:rPr>
-      </w:pPr>
-      <w:r>
-        <w:rPr>
-          <w:rFonts w:ascii="Times New Roman" w:hAnsi="Times New Roman" w:cs="Times New Roman"/>
-          <w:b/>
-          <w:bCs/>
-          <w:i/>
-          <w:iCs/>
-        </w:rPr>
-        <w:t xml:space="preserve">      uni-heidelberg.de       nameserver = dns1.belwue.de</w:t>
-      </w:r>
-    </w:p>
-    <w:p>
-      <w:pPr>
-        <w:spacing w:after="0" w:line="248" w:lineRule="auto"/>
-        <w:ind w:right="998"/>
-        <w:rPr>
-          <w:rFonts w:ascii="Times New Roman" w:hAnsi="Times New Roman" w:cs="Times New Roman"/>
-        </w:rPr>
-      </w:pPr>
-      <w:r>
-        <w:rPr>
-          <w:rFonts w:ascii="Times New Roman" w:hAnsi="Times New Roman" w:cs="Times New Roman"/>
-          <w:noProof/>
-        </w:rPr>
-        <w:drawing>
-          <wp:inline distT="0" distB="0" distL="0" distR="0" wp14:anchorId="462634D5" wp14:editId="42C59FC7">
-            <wp:extent cx="5569236" cy="1962251"/>
-            <wp:effectExtent l="0" t="0" r="0" b="0"/>
-            <wp:docPr id="558648181" name="Picture 1"/>
-            <wp:cNvGraphicFramePr>
-              <a:graphicFrameLocks xmlns:a="http://schemas.openxmlformats.org/drawingml/2006/main" noChangeAspect="1"/>
-            </wp:cNvGraphicFramePr>
-            <a:graphic xmlns:a="http://schemas.openxmlformats.org/drawingml/2006/main">
-              <a:graphicData uri="http://schemas.openxmlformats.org/drawingml/2006/picture">
-                <pic:pic xmlns:pic="http://schemas.openxmlformats.org/drawingml/2006/picture">
-                  <pic:nvPicPr>
-                    <pic:cNvPr id="558648181" name=""/>
-                    <pic:cNvPicPr/>
-                  </pic:nvPicPr>
-                  <pic:blipFill>
-                    <a:blip r:embed="rId16"/>
-                    <a:stretch>
-                      <a:fillRect/>
-                    </a:stretch>
-                  </pic:blipFill>
-                  <pic:spPr>
-                    <a:xfrm>
-                      <a:off x="0" y="0"/>
-                      <a:ext cx="5569236" cy="1962251"/>
-                    </a:xfrm>
-                    <a:prstGeom prst="rect">
-                      <a:avLst/>
-                    </a:prstGeom>
-                  </pic:spPr>
-                </pic:pic>
-              </a:graphicData>
-            </a:graphic>
-          </wp:inline>
-        </w:drawing>
-      </w:r>
-    </w:p>
-    <w:p>
-      <w:pPr>
-        <w:numPr>
-          <w:ilvl w:val="0"/>
-          <w:numId w:val="1"/>
-        </w:numPr>
-        <w:spacing w:after="0" w:line="248" w:lineRule="auto"/>
-        <w:ind w:right="998" w:hanging="360"/>
-        <w:rPr>
-          <w:rFonts w:ascii="Times New Roman" w:hAnsi="Times New Roman" w:cs="Times New Roman"/>
-        </w:rPr>
-      </w:pPr>
-      <w:r>
-        <w:rPr>
-          <w:rFonts w:ascii="Times New Roman" w:eastAsia="Times New Roman" w:hAnsi="Times New Roman" w:cs="Times New Roman"/>
-          <w:sz w:val="24"/>
-        </w:rPr>
-        <w:t xml:space="preserve">Run </w:t>
-      </w:r>
-      <w:proofErr w:type="spellStart"/>
-      <w:r>
-        <w:rPr>
-          <w:rFonts w:ascii="Times New Roman" w:eastAsia="Times New Roman" w:hAnsi="Times New Roman" w:cs="Times New Roman"/>
-          <w:i/>
-          <w:sz w:val="24"/>
-        </w:rPr>
-        <w:t>nslookup</w:t>
-      </w:r>
-      <w:proofErr w:type="spellEnd"/>
-      <w:r>
-        <w:rPr>
-          <w:rFonts w:ascii="Times New Roman" w:eastAsia="Times New Roman" w:hAnsi="Times New Roman" w:cs="Times New Roman"/>
-          <w:sz w:val="24"/>
-        </w:rPr>
-        <w:t xml:space="preserve"> so that one of the DNS servers obtained in Question 2 is queried for the mail servers for Yahoo! mail.   What is its IP address? </w:t>
-      </w:r>
-    </w:p>
-    <w:p>
-      <w:pPr>
-        <w:spacing w:after="0" w:line="248" w:lineRule="auto"/>
-        <w:ind w:left="729" w:right="998"/>
-        <w:rPr>
-          <w:rFonts w:ascii="Times New Roman" w:hAnsi="Times New Roman" w:cs="Times New Roman"/>
-        </w:rPr>
-      </w:pPr>
-      <w:r>
-        <w:rPr>
-          <w:rFonts w:ascii="Times New Roman" w:hAnsi="Times New Roman" w:cs="Times New Roman"/>
-        </w:rPr>
-        <w:t xml:space="preserve">A). The IP address of the server is: </w:t>
-      </w:r>
-      <w:r>
-        <w:rPr>
-          <w:rFonts w:ascii="Times New Roman" w:hAnsi="Times New Roman" w:cs="Times New Roman"/>
-          <w:b/>
-          <w:bCs/>
-          <w:i/>
-          <w:iCs/>
-          <w:u w:val="single"/>
-        </w:rPr>
-        <w:t>129.206.100.126</w:t>
-      </w:r>
-    </w:p>
-    <w:p>
-      <w:pPr>
-        <w:spacing w:after="0" w:line="248" w:lineRule="auto"/>
-        <w:ind w:right="998"/>
-        <w:rPr>
-          <w:rFonts w:ascii="Times New Roman" w:hAnsi="Times New Roman" w:cs="Times New Roman"/>
-        </w:rPr>
-      </w:pPr>
-      <w:r>
-        <w:rPr>
-          <w:noProof/>
-          <w14:ligatures w14:val="none"/>
-        </w:rPr>
-        <w:drawing>
-          <wp:inline distT="0" distB="0" distL="0" distR="0" wp14:anchorId="56C54C87" wp14:editId="1E376ABE">
-            <wp:extent cx="5943600" cy="1417320"/>
-            <wp:effectExtent l="0" t="0" r="0" b="0"/>
-            <wp:docPr id="759430554" name="Picture 1" descr="A screenshot of a computer&#10;&#10;AI-generated content may be incorrect."/>
-            <wp:cNvGraphicFramePr>
-              <a:graphicFrameLocks xmlns:a="http://schemas.openxmlformats.org/drawingml/2006/main" noChangeAspect="1"/>
-            </wp:cNvGraphicFramePr>
-            <a:graphic xmlns:a="http://schemas.openxmlformats.org/drawingml/2006/main">
-              <a:graphicData uri="http://schemas.openxmlformats.org/drawingml/2006/picture">
-                <pic:pic xmlns:pic="http://schemas.openxmlformats.org/drawingml/2006/picture">
-                  <pic:nvPicPr>
-                    <pic:cNvPr id="759430554" name="Picture 1" descr="A screenshot of a computer&#10;&#10;AI-generated content may be incorrect."/>
-                    <pic:cNvPicPr/>
-                  </pic:nvPicPr>
-                  <pic:blipFill>
-                    <a:blip r:embed="rId17"/>
-                    <a:stretch>
-                      <a:fillRect/>
-                    </a:stretch>
-                  </pic:blipFill>
-                  <pic:spPr>
-                    <a:xfrm>
-                      <a:off x="0" y="0"/>
-                      <a:ext cx="5943600" cy="1417320"/>
-                    </a:xfrm>
-                    <a:prstGeom prst="rect">
-                      <a:avLst/>
-                    </a:prstGeom>
-                  </pic:spPr>
-                </pic:pic>
-              </a:graphicData>
-            </a:graphic>
-          </wp:inline>
-        </w:drawing>
-      </w:r>
-    </w:p>
-    <w:p>
-      <w:pPr>
-        <w:pStyle w:val="Heading2"/>
-        <w:spacing w:before="0"/>
-        <w:ind w:left="364"/>
-        <w:rPr>
-          <w:rFonts w:ascii="Times New Roman" w:hAnsi="Times New Roman" w:cs="Times New Roman"/>
-        </w:rPr>
-      </w:pPr>
-      <w:r>
-        <w:rPr>
-          <w:rFonts w:ascii="Times New Roman" w:eastAsia="Arial" w:hAnsi="Times New Roman" w:cs="Times New Roman"/>
-        </w:rPr>
-        <w:t xml:space="preserve">2. ipconfig </w:t>
-      </w:r>
-    </w:p>
-    <w:p>
-      <w:pPr>
-        <w:spacing w:after="0" w:line="248" w:lineRule="auto"/>
-        <w:ind w:left="364" w:right="998" w:hanging="10"/>
-        <w:rPr>
-          <w:rFonts w:ascii="Times New Roman" w:hAnsi="Times New Roman" w:cs="Times New Roman"/>
-        </w:rPr>
-      </w:pPr>
-      <w:r>
-        <w:rPr>
-          <w:rFonts w:ascii="Times New Roman" w:eastAsia="Times New Roman" w:hAnsi="Times New Roman" w:cs="Times New Roman"/>
-          <w:i/>
-          <w:sz w:val="24"/>
-        </w:rPr>
-        <w:t>ipconfig</w:t>
-      </w:r>
-      <w:r>
-        <w:rPr>
-          <w:rFonts w:ascii="Times New Roman" w:eastAsia="Times New Roman" w:hAnsi="Times New Roman" w:cs="Times New Roman"/>
-          <w:sz w:val="24"/>
-        </w:rPr>
-        <w:t xml:space="preserve"> (for Windows) and </w:t>
-      </w:r>
-      <w:proofErr w:type="spellStart"/>
-      <w:r>
-        <w:rPr>
-          <w:rFonts w:ascii="Times New Roman" w:eastAsia="Times New Roman" w:hAnsi="Times New Roman" w:cs="Times New Roman"/>
-          <w:i/>
-          <w:sz w:val="24"/>
-        </w:rPr>
-        <w:t>ifconfig</w:t>
-      </w:r>
-      <w:proofErr w:type="spellEnd"/>
-      <w:r>
-        <w:rPr>
-          <w:rFonts w:ascii="Times New Roman" w:eastAsia="Times New Roman" w:hAnsi="Times New Roman" w:cs="Times New Roman"/>
-          <w:sz w:val="24"/>
-        </w:rPr>
-        <w:t xml:space="preserve"> (for Linux/Unix) are among the most useful little utilities in your host, especially for debugging network issues. Here we’ll only describe </w:t>
-      </w:r>
-      <w:r>
-        <w:rPr>
-          <w:rFonts w:ascii="Times New Roman" w:eastAsia="Times New Roman" w:hAnsi="Times New Roman" w:cs="Times New Roman"/>
-          <w:i/>
-          <w:sz w:val="24"/>
-        </w:rPr>
-        <w:t>ipconfig</w:t>
-      </w:r>
-      <w:r>
-        <w:rPr>
-          <w:rFonts w:ascii="Times New Roman" w:eastAsia="Times New Roman" w:hAnsi="Times New Roman" w:cs="Times New Roman"/>
-          <w:sz w:val="24"/>
-        </w:rPr>
-        <w:t xml:space="preserve">, although the Linux/Unix </w:t>
-      </w:r>
-      <w:proofErr w:type="spellStart"/>
-      <w:r>
-        <w:rPr>
-          <w:rFonts w:ascii="Times New Roman" w:eastAsia="Times New Roman" w:hAnsi="Times New Roman" w:cs="Times New Roman"/>
-          <w:i/>
-          <w:sz w:val="24"/>
-        </w:rPr>
-        <w:t>ifconfig</w:t>
-      </w:r>
-      <w:proofErr w:type="spellEnd"/>
-      <w:r>
-        <w:rPr>
-          <w:rFonts w:ascii="Times New Roman" w:eastAsia="Times New Roman" w:hAnsi="Times New Roman" w:cs="Times New Roman"/>
-          <w:sz w:val="24"/>
-        </w:rPr>
-        <w:t xml:space="preserve"> is very similar. </w:t>
-      </w:r>
-      <w:r>
-        <w:rPr>
-          <w:rFonts w:ascii="Times New Roman" w:eastAsia="Times New Roman" w:hAnsi="Times New Roman" w:cs="Times New Roman"/>
-          <w:i/>
-          <w:sz w:val="24"/>
-        </w:rPr>
-        <w:t>ipconfig</w:t>
-      </w:r>
-      <w:r>
-        <w:rPr>
-          <w:rFonts w:ascii="Times New Roman" w:eastAsia="Times New Roman" w:hAnsi="Times New Roman" w:cs="Times New Roman"/>
-          <w:sz w:val="24"/>
-        </w:rPr>
-        <w:t xml:space="preserve"> can be used to show your current TCP/IP information, including your address, DNS server addresses, adapter type and so on. For example, </w:t>
-      </w:r>
-      <w:proofErr w:type="gramStart"/>
-      <w:r>
-        <w:rPr>
-          <w:rFonts w:ascii="Times New Roman" w:eastAsia="Times New Roman" w:hAnsi="Times New Roman" w:cs="Times New Roman"/>
-          <w:sz w:val="24"/>
-        </w:rPr>
-        <w:t>if</w:t>
-      </w:r>
-      <w:proofErr w:type="gramEnd"/>
-      <w:r>
-        <w:rPr>
-          <w:rFonts w:ascii="Times New Roman" w:eastAsia="Times New Roman" w:hAnsi="Times New Roman" w:cs="Times New Roman"/>
-          <w:sz w:val="24"/>
-        </w:rPr>
-        <w:t xml:space="preserve"> you all this information about your host simply by entering  </w:t>
-      </w:r>
-    </w:p>
-    <w:p>
-      <w:pPr>
-        <w:pStyle w:val="ListParagraph"/>
-        <w:numPr>
-          <w:ilvl w:val="0"/>
-          <w:numId w:val="5"/>
-        </w:numPr>
-        <w:spacing w:after="0"/>
-        <w:rPr>
-          <w:rFonts w:ascii="Times New Roman" w:hAnsi="Times New Roman" w:cs="Times New Roman"/>
-        </w:rPr>
-      </w:pPr>
-      <w:r>
-        <w:rPr>
-          <w:rFonts w:ascii="Times New Roman" w:eastAsia="Courier New" w:hAnsi="Times New Roman" w:cs="Times New Roman"/>
-          <w:sz w:val="24"/>
-        </w:rPr>
-        <w:t xml:space="preserve">ipconfig \all </w:t>
-      </w:r>
-    </w:p>
-    <w:p>
-      <w:pPr>
-        <w:spacing w:after="0" w:line="248" w:lineRule="auto"/>
-        <w:ind w:left="364" w:right="998" w:hanging="10"/>
-        <w:rPr>
-          <w:rFonts w:ascii="Times New Roman" w:hAnsi="Times New Roman" w:cs="Times New Roman"/>
-        </w:rPr>
-      </w:pPr>
-      <w:r>
-        <w:rPr>
-          <w:rFonts w:ascii="Times New Roman" w:eastAsia="Times New Roman" w:hAnsi="Times New Roman" w:cs="Times New Roman"/>
-          <w:sz w:val="24"/>
-        </w:rPr>
-        <w:t xml:space="preserve">into the Command Prompt, as shown in the following screenshot. </w:t>
-      </w:r>
-    </w:p>
-    <w:p>
-      <w:pPr>
-        <w:spacing w:after="0" w:line="248" w:lineRule="auto"/>
-        <w:ind w:left="364" w:right="998" w:hanging="10"/>
-        <w:rPr>
-          <w:rFonts w:ascii="Times New Roman" w:hAnsi="Times New Roman" w:cs="Times New Roman"/>
-        </w:rPr>
-      </w:pPr>
-      <w:r>
-        <w:rPr>
-          <w:rFonts w:ascii="Times New Roman" w:eastAsia="Times New Roman" w:hAnsi="Times New Roman" w:cs="Times New Roman"/>
-          <w:i/>
-          <w:sz w:val="24"/>
-        </w:rPr>
-        <w:t>ipconfig</w:t>
-      </w:r>
-      <w:r>
-        <w:rPr>
-          <w:rFonts w:ascii="Times New Roman" w:eastAsia="Times New Roman" w:hAnsi="Times New Roman" w:cs="Times New Roman"/>
-          <w:sz w:val="24"/>
-        </w:rPr>
-        <w:t xml:space="preserve"> is also very useful for managing the DNS information stored in your host. In Section 2.5 we learned that a host </w:t>
-      </w:r>
-      <w:proofErr w:type="gramStart"/>
-      <w:r>
-        <w:rPr>
-          <w:rFonts w:ascii="Times New Roman" w:eastAsia="Times New Roman" w:hAnsi="Times New Roman" w:cs="Times New Roman"/>
-          <w:sz w:val="24"/>
-        </w:rPr>
-        <w:t>can</w:t>
-      </w:r>
-      <w:proofErr w:type="gramEnd"/>
+        <mc:AlternateContent>
+          <mc:Choice Requires="wpg">
+            <w:drawing>
+              <wp:inline distT="0" distB="0" distL="0" distR="0" wp14:anchorId="16481964" wp14:editId="6702DF67">
+                <wp:extent cx="1828800" cy="5715"/>
+                <wp:effectExtent l="0" t="0" r="0" b="0"/>
+                <wp:docPr id="50" name="Group 66448"/>
+                <wp:cNvGraphicFramePr/>
+                <a:graphic xmlns:a="http://schemas.openxmlformats.org/drawingml/2006/main">
+                  <a:graphicData uri="http://schemas.microsoft.com/office/word/2010/wordprocessingGroup">
+                    <wpg:wgp>
+                      <wpg:cNvGrpSpPr/>
+                      <wpg:grpSpPr>
+                        <a:xfrm>
+                          <a:off x="0" y="0"/>
+                          <a:ext cx="1828800" cy="6097"/>
+                          <a:chOff x="0" y="0"/>
+                          <a:chExt cx="1828800" cy="6097"/>
+                        </a:xfrm>
+                      </wpg:grpSpPr>
+                      <wps:wsp>
+                        <wps:cNvPr id="51" name="Freeform 51"/>
+                        <wps:cNvSpPr/>
+                        <wps:spPr bwMode="auto">
+                          <a:xfrm>
+                            <a:off x="0" y="0"/>
+                            <a:ext cx="1828800" cy="9144"/>
+                          </a:xfrm>
+                          <a:custGeom>
+                            <a:avLst/>
+                            <a:gdLst/>
+                            <a:ahLst/>
+                            <a:cxnLst/>
+                            <a:rect l="0" t="0" r="0" b="0"/>
+                            <a:pathLst>
+                              <a:path w="1828800" h="9144" extrusionOk="0">
+                                <a:moveTo>
+                                  <a:pt x="0" y="0"/>
+                                </a:moveTo>
+                                <a:lnTo>
+                                  <a:pt x="1828800" y="0"/>
+                                </a:lnTo>
+                                <a:lnTo>
+                                  <a:pt x="1828800" y="9144"/>
+                                </a:lnTo>
+                                <a:lnTo>
+                                  <a:pt x="0" y="9144"/>
+                                </a:lnTo>
+                                <a:lnTo>
+                                  <a:pt x="0" y="0"/>
+                                </a:lnTo>
+                              </a:path>
+                            </a:pathLst>
+                          </a:custGeom>
+                          <a:ln w="0" cap="flat">
+                            <a:miter lim="127000"/>
+                          </a:ln>
+                        </wps:spPr>
+                        <wps:style>
+                          <a:lnRef idx="0">
+                            <a:srgbClr val="000000">
+                              <a:alpha val="0"/>
+                            </a:srgbClr>
+                          </a:lnRef>
+                          <a:fillRef idx="1">
+                            <a:srgbClr val="000000"/>
+                          </a:fillRef>
+                          <a:effectRef idx="0">
+                            <a:srgbClr val="000000"/>
+                          </a:effectRef>
+                          <a:fontRef idx="none"/>
+                        </wps:style>
+                        <wps:bodyPr rot="0">
+                          <a:noAutofit/>
+                        </wps:bodyPr>
+                      </wps:wsp>
+                    </wpg:wgp>
+                  </a:graphicData>
+                </a:graphic>
+              </wp:inline>
+            </w:drawing>
+          </mc:Choice>
+          <mc:Fallback xmlns:wpsCustomData="http://www.wps.cn/officeDocument/2013/wpsCustomData">
+            <w:pict>
+              <v:group id="Group 66448" o:spid="_x0000_s1026" o:spt="203" style="height:0.45pt;width:144pt;" coordsize="1828800,6097" o:gfxdata="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">
+                <o:lock v:ext="edit" aspectratio="f"/>
+                <v:shape id="_x0000_s1026" o:spid="_x0000_s1026" o:spt="100" style="position:absolute;left:0;top:0;height:9144;width:1828800;" fillcolor="#000000" filled="t" stroked="f" coordsize="1828800,9144" o:gfxdata="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" path="m0,0l1828800,0,1828800,9144,0,9144,0,0e">
+                  <v:fill on="t" focussize="0,0"/>
+                  <v:stroke on="f" weight="0pt" miterlimit="1" joinstyle="miter"/>
+                  <v:imagedata o:title=""/>
+                  <o:lock v:ext="edit" aspectratio="f"/>
+                </v:shape>
+                <w10:wrap type="none"/>
+                <w10:anchorlock/>
+              </v:group>
+            </w:pict>
+          </mc:Fallback>
+        </mc:AlternateContent>
+      </w:r>
       <w:r>
         <w:rPr>
           <w:rFonts w:ascii="Times New Roman" w:eastAsia="Times New Roman" w:hAnsi="Times New Roman" w:cs="Times New Roman"/>
           <w:sz w:val="24"/>
         </w:rPr>
         <w:t xml:space="preserve"> </w:t>
-      </w:r>
-      <w:proofErr w:type="gramStart"/>
-      <w:r>
-        <w:rPr>
-          <w:rFonts w:ascii="Times New Roman" w:eastAsia="Times New Roman" w:hAnsi="Times New Roman" w:cs="Times New Roman"/>
-          <w:sz w:val="24"/>
-        </w:rPr>
-        <w:t>cache</w:t>
-      </w:r>
-      <w:proofErr w:type="gramEnd"/>
-      <w:r>
-        <w:rPr>
-          <w:rFonts w:ascii="Times New Roman" w:eastAsia="Times New Roman" w:hAnsi="Times New Roman" w:cs="Times New Roman"/>
-          <w:sz w:val="24"/>
-        </w:rPr>
-        <w:t xml:space="preserve"> DNS records it recently obtained. To see these cached records, after the prompt C:\&gt; provide the following command: </w:t>
-      </w:r>
-    </w:p>
-    <w:p>
-      <w:pPr>
-        <w:pStyle w:val="ListParagraph"/>
-        <w:numPr>
-          <w:ilvl w:val="0"/>
-          <w:numId w:val="5"/>
-        </w:numPr>
-        <w:spacing w:after="0"/>
-        <w:rPr>
-          <w:rFonts w:ascii="Times New Roman" w:hAnsi="Times New Roman" w:cs="Times New Roman"/>
-        </w:rPr>
-      </w:pPr>
-      <w:r>
-        <w:rPr>
-          <w:rFonts w:ascii="Times New Roman" w:eastAsia="Courier New" w:hAnsi="Times New Roman" w:cs="Times New Roman"/>
-          <w:sz w:val="20"/>
-        </w:rPr>
-        <w:t>ipconfig /</w:t>
-      </w:r>
-      <w:proofErr w:type="spellStart"/>
-      <w:r>
-        <w:rPr>
-          <w:rFonts w:ascii="Times New Roman" w:eastAsia="Courier New" w:hAnsi="Times New Roman" w:cs="Times New Roman"/>
-          <w:sz w:val="20"/>
-        </w:rPr>
-        <w:t>displaydns</w:t>
-      </w:r>
-      <w:proofErr w:type="spellEnd"/>
-      <w:r>
-        <w:rPr>
-          <w:rFonts w:ascii="Times New Roman" w:eastAsia="Courier New" w:hAnsi="Times New Roman" w:cs="Times New Roman"/>
-          <w:sz w:val="20"/>
-        </w:rPr>
-        <w:t xml:space="preserve"> </w:t>
-      </w:r>
-    </w:p>
-    <w:p>
-      <w:pPr>
-        <w:spacing w:after="0" w:line="240" w:lineRule="auto"/>
-        <w:ind w:left="364" w:right="998" w:hanging="10"/>
-        <w:rPr>
-          <w:rFonts w:ascii="Times New Roman" w:hAnsi="Times New Roman" w:cs="Times New Roman"/>
-        </w:rPr>
-      </w:pPr>
-      <w:r>
-        <w:rPr>
-          <w:rFonts w:ascii="Times New Roman" w:eastAsia="Times New Roman" w:hAnsi="Times New Roman" w:cs="Times New Roman"/>
-          <w:sz w:val="24"/>
-        </w:rPr>
-        <w:t xml:space="preserve">Each entry shows the remaining Time to Live (TTL) in seconds. To clear the cache, enter </w:t>
-      </w:r>
-      <w:r>
-        <w:rPr>
-          <w:rFonts w:ascii="Times New Roman" w:eastAsia="Courier New" w:hAnsi="Times New Roman" w:cs="Times New Roman"/>
-          <w:sz w:val="20"/>
-        </w:rPr>
-        <w:t>ipconfig /</w:t>
-      </w:r>
-      <w:proofErr w:type="spellStart"/>
-      <w:r>
-        <w:rPr>
-          <w:rFonts w:ascii="Times New Roman" w:eastAsia="Courier New" w:hAnsi="Times New Roman" w:cs="Times New Roman"/>
-          <w:sz w:val="20"/>
-        </w:rPr>
-        <w:t>flushdns</w:t>
-      </w:r>
-      <w:proofErr w:type="spellEnd"/>
-      <w:r>
-        <w:rPr>
-          <w:rFonts w:ascii="Times New Roman" w:eastAsia="Courier New" w:hAnsi="Times New Roman" w:cs="Times New Roman"/>
-          <w:sz w:val="20"/>
-        </w:rPr>
-        <w:t xml:space="preserve"> </w:t>
-      </w:r>
-    </w:p>
-    <w:p>
-      <w:pPr>
-        <w:spacing w:after="0" w:line="248" w:lineRule="auto"/>
-        <w:ind w:left="364" w:right="998" w:hanging="10"/>
-        <w:rPr>
-          <w:rFonts w:ascii="Times New Roman" w:eastAsia="Times New Roman" w:hAnsi="Times New Roman" w:cs="Times New Roman"/>
-          <w:sz w:val="24"/>
-        </w:rPr>
-      </w:pPr>
-      <w:r>
-        <w:rPr>
-          <w:rFonts w:ascii="Times New Roman" w:eastAsia="Times New Roman" w:hAnsi="Times New Roman" w:cs="Times New Roman"/>
-          <w:sz w:val="24"/>
-        </w:rPr>
-        <w:t xml:space="preserve">Flushing the DNS cache clears all entries and reloads the entries from the </w:t>
-      </w:r>
-      <w:proofErr w:type="gramStart"/>
-      <w:r>
-        <w:rPr>
-          <w:rFonts w:ascii="Times New Roman" w:eastAsia="Times New Roman" w:hAnsi="Times New Roman" w:cs="Times New Roman"/>
-          <w:sz w:val="24"/>
-        </w:rPr>
-        <w:t>hosts</w:t>
-      </w:r>
-      <w:proofErr w:type="gramEnd"/>
-      <w:r>
-        <w:rPr>
-          <w:rFonts w:ascii="Times New Roman" w:eastAsia="Times New Roman" w:hAnsi="Times New Roman" w:cs="Times New Roman"/>
-          <w:sz w:val="24"/>
-        </w:rPr>
-        <w:t xml:space="preserve"> file.</w:t>
-      </w:r>
-    </w:p>
-    <w:p>
-      <w:pPr>
-        <w:pStyle w:val="Heading2"/>
-        <w:spacing w:before="0"/>
-        <w:ind w:left="364"/>
-        <w:rPr>
-          <w:rFonts w:ascii="Times New Roman" w:hAnsi="Times New Roman" w:cs="Times New Roman"/>
-        </w:rPr>
-      </w:pPr>
-      <w:r>
-        <w:rPr>
-          <w:rFonts w:ascii="Times New Roman" w:eastAsia="Arial" w:hAnsi="Times New Roman" w:cs="Times New Roman"/>
-        </w:rPr>
-        <w:lastRenderedPageBreak/>
-        <w:t xml:space="preserve">3. Tracing DNS with Wireshark </w:t>
-      </w:r>
-    </w:p>
-    <w:p>
-      <w:pPr>
-        <w:spacing w:after="0" w:line="248" w:lineRule="auto"/>
-        <w:ind w:left="364" w:right="998" w:hanging="10"/>
-        <w:rPr>
-          <w:rFonts w:ascii="Times New Roman" w:hAnsi="Times New Roman" w:cs="Times New Roman"/>
-        </w:rPr>
-      </w:pPr>
-      <w:r>
-        <w:rPr>
-          <w:rFonts w:ascii="Times New Roman" w:eastAsia="Times New Roman" w:hAnsi="Times New Roman" w:cs="Times New Roman"/>
-          <w:sz w:val="24"/>
-        </w:rPr>
-        <w:t xml:space="preserve">Now that we are familiar with </w:t>
-      </w:r>
-      <w:proofErr w:type="spellStart"/>
-      <w:r>
-        <w:rPr>
-          <w:rFonts w:ascii="Times New Roman" w:eastAsia="Times New Roman" w:hAnsi="Times New Roman" w:cs="Times New Roman"/>
-          <w:i/>
-          <w:sz w:val="24"/>
-        </w:rPr>
-        <w:t>nslookup</w:t>
-      </w:r>
-      <w:proofErr w:type="spellEnd"/>
-      <w:r>
-        <w:rPr>
-          <w:rFonts w:ascii="Times New Roman" w:eastAsia="Times New Roman" w:hAnsi="Times New Roman" w:cs="Times New Roman"/>
-          <w:sz w:val="24"/>
-        </w:rPr>
-        <w:t xml:space="preserve"> and </w:t>
-      </w:r>
-      <w:r>
-        <w:rPr>
-          <w:rFonts w:ascii="Times New Roman" w:eastAsia="Times New Roman" w:hAnsi="Times New Roman" w:cs="Times New Roman"/>
-          <w:i/>
-          <w:sz w:val="24"/>
-        </w:rPr>
-        <w:t>ipconfig</w:t>
-      </w:r>
-      <w:r>
-        <w:rPr>
-          <w:rFonts w:ascii="Times New Roman" w:eastAsia="Times New Roman" w:hAnsi="Times New Roman" w:cs="Times New Roman"/>
-          <w:sz w:val="24"/>
-        </w:rPr>
-        <w:t xml:space="preserve">, we’re ready to get down to some serious business. Let’s first capture the DNS packets that are generated by ordinary </w:t>
-      </w:r>
-      <w:proofErr w:type="spellStart"/>
-      <w:r>
-        <w:rPr>
-          <w:rFonts w:ascii="Times New Roman" w:eastAsia="Times New Roman" w:hAnsi="Times New Roman" w:cs="Times New Roman"/>
-          <w:sz w:val="24"/>
-        </w:rPr>
-        <w:t>Websurfing</w:t>
-      </w:r>
-      <w:proofErr w:type="spellEnd"/>
-      <w:r>
-        <w:rPr>
-          <w:rFonts w:ascii="Times New Roman" w:eastAsia="Times New Roman" w:hAnsi="Times New Roman" w:cs="Times New Roman"/>
-          <w:sz w:val="24"/>
-        </w:rPr>
-        <w:t xml:space="preserve"> activity. </w:t>
-      </w:r>
-    </w:p>
-    <w:p>
-      <w:pPr>
-        <w:numPr>
-          <w:ilvl w:val="0"/>
-          <w:numId w:val="2"/>
-        </w:numPr>
-        <w:spacing w:after="0" w:line="248" w:lineRule="auto"/>
-        <w:ind w:right="998" w:hanging="360"/>
-        <w:rPr>
-          <w:rFonts w:ascii="Times New Roman" w:hAnsi="Times New Roman" w:cs="Times New Roman"/>
-        </w:rPr>
-      </w:pPr>
-      <w:r>
-        <w:rPr>
-          <w:rFonts w:ascii="Times New Roman" w:eastAsia="Times New Roman" w:hAnsi="Times New Roman" w:cs="Times New Roman"/>
-          <w:sz w:val="24"/>
-        </w:rPr>
-        <w:t xml:space="preserve">Use </w:t>
-      </w:r>
-      <w:r>
-        <w:rPr>
-          <w:rFonts w:ascii="Times New Roman" w:eastAsia="Times New Roman" w:hAnsi="Times New Roman" w:cs="Times New Roman"/>
-          <w:i/>
-          <w:sz w:val="24"/>
-        </w:rPr>
-        <w:t>ipconfig</w:t>
-      </w:r>
-      <w:r>
-        <w:rPr>
-          <w:rFonts w:ascii="Times New Roman" w:eastAsia="Times New Roman" w:hAnsi="Times New Roman" w:cs="Times New Roman"/>
-          <w:sz w:val="24"/>
-        </w:rPr>
-        <w:t xml:space="preserve"> to empty the DNS cache in your host. </w:t>
-      </w:r>
-    </w:p>
-    <w:p>
-      <w:pPr>
-        <w:numPr>
-          <w:ilvl w:val="0"/>
-          <w:numId w:val="2"/>
-        </w:numPr>
-        <w:spacing w:after="0" w:line="248" w:lineRule="auto"/>
-        <w:ind w:right="998" w:hanging="360"/>
-        <w:rPr>
-          <w:rFonts w:ascii="Times New Roman" w:hAnsi="Times New Roman" w:cs="Times New Roman"/>
-        </w:rPr>
-      </w:pPr>
-      <w:r>
-        <w:rPr>
-          <w:rFonts w:ascii="Times New Roman" w:eastAsia="Times New Roman" w:hAnsi="Times New Roman" w:cs="Times New Roman"/>
-          <w:sz w:val="24"/>
-        </w:rPr>
-        <w:t xml:space="preserve">Open your browser and empty your browser cache. (With Internet Explorer, go to Tools menu and select Internet Options; then in the General tab select Delete Files.) </w:t>
-      </w:r>
-    </w:p>
-    <w:p>
-      <w:pPr>
-        <w:numPr>
-          <w:ilvl w:val="0"/>
-          <w:numId w:val="2"/>
-        </w:numPr>
-        <w:spacing w:after="0" w:line="248" w:lineRule="auto"/>
-        <w:ind w:right="998" w:hanging="360"/>
-        <w:rPr>
-          <w:rFonts w:ascii="Times New Roman" w:hAnsi="Times New Roman" w:cs="Times New Roman"/>
-        </w:rPr>
-      </w:pPr>
-      <w:r>
-        <w:rPr>
-          <w:rFonts w:ascii="Times New Roman" w:eastAsia="Times New Roman" w:hAnsi="Times New Roman" w:cs="Times New Roman"/>
-          <w:sz w:val="24"/>
-        </w:rPr>
-        <w:t>Open Wireshark and enter “</w:t>
-      </w:r>
-      <w:proofErr w:type="spellStart"/>
-      <w:proofErr w:type="gramStart"/>
-      <w:r>
-        <w:rPr>
-          <w:rFonts w:ascii="Times New Roman" w:eastAsia="Times New Roman" w:hAnsi="Times New Roman" w:cs="Times New Roman"/>
-          <w:sz w:val="24"/>
-        </w:rPr>
-        <w:t>ip.addr</w:t>
-      </w:r>
-      <w:proofErr w:type="spellEnd"/>
-      <w:proofErr w:type="gramEnd"/>
-      <w:r>
-        <w:rPr>
-          <w:rFonts w:ascii="Times New Roman" w:eastAsia="Times New Roman" w:hAnsi="Times New Roman" w:cs="Times New Roman"/>
-          <w:sz w:val="24"/>
-        </w:rPr>
-        <w:t xml:space="preserve"> == </w:t>
-      </w:r>
-      <w:proofErr w:type="spellStart"/>
-      <w:r>
-        <w:rPr>
-          <w:rFonts w:ascii="Times New Roman" w:eastAsia="Times New Roman" w:hAnsi="Times New Roman" w:cs="Times New Roman"/>
-          <w:sz w:val="24"/>
-        </w:rPr>
-        <w:t>your_IP_address</w:t>
-      </w:r>
-      <w:proofErr w:type="spellEnd"/>
-      <w:r>
-        <w:rPr>
-          <w:rFonts w:ascii="Times New Roman" w:eastAsia="Times New Roman" w:hAnsi="Times New Roman" w:cs="Times New Roman"/>
-          <w:sz w:val="24"/>
-        </w:rPr>
-        <w:t xml:space="preserve">” into the filter, where you obtain </w:t>
-      </w:r>
-      <w:proofErr w:type="spellStart"/>
-      <w:r>
-        <w:rPr>
-          <w:rFonts w:ascii="Times New Roman" w:eastAsia="Times New Roman" w:hAnsi="Times New Roman" w:cs="Times New Roman"/>
-          <w:sz w:val="24"/>
-        </w:rPr>
-        <w:t>your_IP_address</w:t>
-      </w:r>
-      <w:proofErr w:type="spellEnd"/>
-      <w:r>
-        <w:rPr>
-          <w:rFonts w:ascii="Times New Roman" w:eastAsia="Times New Roman" w:hAnsi="Times New Roman" w:cs="Times New Roman"/>
-          <w:sz w:val="24"/>
-        </w:rPr>
-        <w:t xml:space="preserve"> with ipconfig. This filter removes all packets that neither originate nor are destined to your host.  </w:t>
-      </w:r>
-    </w:p>
-    <w:p>
-      <w:pPr>
-        <w:numPr>
-          <w:ilvl w:val="0"/>
-          <w:numId w:val="2"/>
-        </w:numPr>
-        <w:spacing w:after="0" w:line="248" w:lineRule="auto"/>
-        <w:ind w:right="998" w:hanging="360"/>
-        <w:rPr>
-          <w:rFonts w:ascii="Times New Roman" w:hAnsi="Times New Roman" w:cs="Times New Roman"/>
-        </w:rPr>
-      </w:pPr>
-      <w:r>
-        <w:rPr>
-          <w:rFonts w:ascii="Times New Roman" w:eastAsia="Times New Roman" w:hAnsi="Times New Roman" w:cs="Times New Roman"/>
-          <w:sz w:val="24"/>
-        </w:rPr>
-        <w:t xml:space="preserve">Start packet capture in Wireshark. </w:t>
-      </w:r>
-    </w:p>
-    <w:p>
-      <w:pPr>
-        <w:numPr>
-          <w:ilvl w:val="0"/>
-          <w:numId w:val="2"/>
-        </w:numPr>
-        <w:spacing w:after="0" w:line="248" w:lineRule="auto"/>
-        <w:ind w:right="998" w:hanging="360"/>
-        <w:rPr>
-          <w:rFonts w:ascii="Times New Roman" w:hAnsi="Times New Roman" w:cs="Times New Roman"/>
-        </w:rPr>
-      </w:pPr>
-      <w:r>
-        <w:rPr>
-          <w:rFonts w:ascii="Times New Roman" w:eastAsia="Times New Roman" w:hAnsi="Times New Roman" w:cs="Times New Roman"/>
-          <w:sz w:val="24"/>
-        </w:rPr>
-        <w:t xml:space="preserve">With your browser, visit the Web page: http://www.ietf.org  </w:t>
-      </w:r>
-    </w:p>
-    <w:p>
-      <w:pPr>
-        <w:numPr>
-          <w:ilvl w:val="0"/>
-          <w:numId w:val="2"/>
-        </w:numPr>
-        <w:spacing w:after="0" w:line="248" w:lineRule="auto"/>
-        <w:ind w:right="998" w:hanging="360"/>
-        <w:rPr>
-          <w:rFonts w:ascii="Times New Roman" w:hAnsi="Times New Roman" w:cs="Times New Roman"/>
-        </w:rPr>
-      </w:pPr>
-      <w:r>
-        <w:rPr>
-          <w:rFonts w:ascii="Times New Roman" w:eastAsia="Times New Roman" w:hAnsi="Times New Roman" w:cs="Times New Roman"/>
-          <w:sz w:val="24"/>
-        </w:rPr>
-        <w:t xml:space="preserve">Stop packet capture.  </w:t>
-      </w:r>
-    </w:p>
-    <w:p>
-      <w:pPr>
-        <w:spacing w:after="0" w:line="248" w:lineRule="auto"/>
-        <w:ind w:left="364" w:right="998" w:hanging="10"/>
-        <w:rPr>
-          <w:rFonts w:ascii="Times New Roman" w:hAnsi="Times New Roman" w:cs="Times New Roman"/>
-        </w:rPr>
-      </w:pPr>
-      <w:r>
-        <w:rPr>
-          <w:rFonts w:ascii="Times New Roman" w:eastAsia="Times New Roman" w:hAnsi="Times New Roman" w:cs="Times New Roman"/>
-          <w:sz w:val="24"/>
-        </w:rPr>
-        <w:t>If you are unable to run Wireshark on a live network connection, you can download a packet trace file that was captured while following the steps above on one of the author’s computers</w:t>
-      </w:r>
-      <w:r>
-        <w:rPr>
-          <w:rFonts w:ascii="Times New Roman" w:eastAsia="Times New Roman" w:hAnsi="Times New Roman" w:cs="Times New Roman"/>
-          <w:sz w:val="24"/>
-          <w:vertAlign w:val="superscript"/>
-        </w:rPr>
-        <w:footnoteReference w:id="2"/>
-      </w:r>
-      <w:r>
-        <w:rPr>
-          <w:rFonts w:ascii="Times New Roman" w:eastAsia="Times New Roman" w:hAnsi="Times New Roman" w:cs="Times New Roman"/>
-          <w:sz w:val="24"/>
-        </w:rPr>
-        <w:t>.  Answer the following questions. Whenever possible, when answering a question below, you should hand in a printout of the packet(s) within the trace that you used to answer the question asked.  Annotate the printout</w:t>
-      </w:r>
-      <w:r>
-        <w:rPr>
-          <w:rFonts w:ascii="Times New Roman" w:eastAsia="Times New Roman" w:hAnsi="Times New Roman" w:cs="Times New Roman"/>
-          <w:sz w:val="24"/>
-          <w:vertAlign w:val="superscript"/>
-        </w:rPr>
-        <w:footnoteReference w:id="3"/>
-      </w:r>
-      <w:r>
-        <w:rPr>
-          <w:rFonts w:ascii="Times New Roman" w:eastAsia="Times New Roman" w:hAnsi="Times New Roman" w:cs="Times New Roman"/>
-          <w:sz w:val="24"/>
-        </w:rPr>
-        <w:t xml:space="preserve"> to explain your answer. To print a packet, use </w:t>
-      </w:r>
-      <w:r>
-        <w:rPr>
-          <w:rFonts w:ascii="Times New Roman" w:eastAsia="Times New Roman" w:hAnsi="Times New Roman" w:cs="Times New Roman"/>
-          <w:i/>
-          <w:sz w:val="24"/>
-        </w:rPr>
-        <w:t>File-&gt;Print</w:t>
-      </w:r>
-      <w:r>
-        <w:rPr>
-          <w:rFonts w:ascii="Times New Roman" w:eastAsia="Times New Roman" w:hAnsi="Times New Roman" w:cs="Times New Roman"/>
-          <w:sz w:val="24"/>
-        </w:rPr>
-        <w:t xml:space="preserve">, choose </w:t>
-      </w:r>
-      <w:r>
-        <w:rPr>
-          <w:rFonts w:ascii="Times New Roman" w:eastAsia="Times New Roman" w:hAnsi="Times New Roman" w:cs="Times New Roman"/>
-          <w:i/>
-          <w:sz w:val="24"/>
-        </w:rPr>
-        <w:t>Selected packet only</w:t>
-      </w:r>
-      <w:r>
-        <w:rPr>
-          <w:rFonts w:ascii="Times New Roman" w:eastAsia="Times New Roman" w:hAnsi="Times New Roman" w:cs="Times New Roman"/>
-          <w:sz w:val="24"/>
-        </w:rPr>
-        <w:t xml:space="preserve">, choose </w:t>
-      </w:r>
-      <w:r>
-        <w:rPr>
-          <w:rFonts w:ascii="Times New Roman" w:eastAsia="Times New Roman" w:hAnsi="Times New Roman" w:cs="Times New Roman"/>
-          <w:i/>
-          <w:sz w:val="24"/>
-        </w:rPr>
-        <w:t>Packet summary line,</w:t>
-      </w:r>
-      <w:r>
-        <w:rPr>
-          <w:rFonts w:ascii="Times New Roman" w:eastAsia="Times New Roman" w:hAnsi="Times New Roman" w:cs="Times New Roman"/>
-          <w:sz w:val="24"/>
-        </w:rPr>
-        <w:t xml:space="preserve"> and select the minimum amount of packet detail that you need to answer the question.  </w:t>
       </w:r>
     </w:p>
     <w:p>
@@ -4446,149 +5252,26 @@
         </w:numPr>
         <w:spacing w:after="0" w:line="248" w:lineRule="auto"/>
         <w:ind w:right="998" w:hanging="360"/>
-        <w:rPr>
-          <w:rFonts w:ascii="Times New Roman" w:hAnsi="Times New Roman" w:cs="Times New Roman"/>
-        </w:rPr>
-      </w:pPr>
-      <w:r>
-        <w:rPr>
-          <w:rFonts w:ascii="Times New Roman" w:eastAsia="Times New Roman" w:hAnsi="Times New Roman" w:cs="Times New Roman"/>
-          <w:sz w:val="24"/>
-        </w:rPr>
-        <w:t xml:space="preserve">Locate the DNS query and response messages. Are </w:t>
-      </w:r>
-      <w:proofErr w:type="gramStart"/>
-      <w:r>
-        <w:rPr>
-          <w:rFonts w:ascii="Times New Roman" w:eastAsia="Times New Roman" w:hAnsi="Times New Roman" w:cs="Times New Roman"/>
-          <w:sz w:val="24"/>
-        </w:rPr>
-        <w:t>then</w:t>
-      </w:r>
-      <w:proofErr w:type="gramEnd"/>
-      <w:r>
-        <w:rPr>
-          <w:rFonts w:ascii="Times New Roman" w:eastAsia="Times New Roman" w:hAnsi="Times New Roman" w:cs="Times New Roman"/>
-          <w:sz w:val="24"/>
-        </w:rPr>
-        <w:t xml:space="preserve"> sent over UDP or TCP?  </w:t>
+      </w:pPr>
+      <w:r>
+        <w:rPr>
+          <w:rFonts w:ascii="Times New Roman" w:eastAsia="Times New Roman" w:hAnsi="Times New Roman" w:cs="Times New Roman"/>
+          <w:sz w:val="24"/>
+        </w:rPr>
+        <w:t xml:space="preserve">What is the destination port for the DNS query message? What is the source port of DNS response message? </w:t>
       </w:r>
     </w:p>
     <w:p>
       <w:pPr>
         <w:spacing w:after="0" w:line="248" w:lineRule="auto"/>
         <w:ind w:right="998"/>
-        <w:rPr>
-          <w:rFonts w:ascii="Times New Roman" w:hAnsi="Times New Roman" w:cs="Times New Roman"/>
-        </w:rPr>
-      </w:pPr>
-      <w:r>
-        <w:rPr>
-          <w:rFonts w:ascii="Times New Roman" w:hAnsi="Times New Roman" w:cs="Times New Roman"/>
-        </w:rPr>
-        <w:t>A) They sent over UDP</w:t>
-      </w:r>
+      </w:pPr>
     </w:p>
     <w:p>
       <w:pPr>
         <w:spacing w:after="0" w:line="248" w:lineRule="auto"/>
         <w:ind w:right="998"/>
-        <w:rPr>
-          <w:rFonts w:ascii="Times New Roman" w:hAnsi="Times New Roman" w:cs="Times New Roman"/>
-        </w:rPr>
-      </w:pPr>
-      <w:r>
-        <w:rPr>
-          <w:rFonts w:ascii="Times New Roman" w:hAnsi="Times New Roman" w:cs="Times New Roman"/>
-          <w:noProof/>
-        </w:rPr>
-        <w:drawing>
-          <wp:inline distT="0" distB="0" distL="0" distR="0" wp14:anchorId="24059113" wp14:editId="5DBE543C">
-            <wp:extent cx="5940768" cy="2168305"/>
-            <wp:effectExtent l="0" t="0" r="3175" b="3810"/>
-            <wp:docPr id="1028312662" name="Picture 1"/>
-            <wp:cNvGraphicFramePr>
-              <a:graphicFrameLocks xmlns:a="http://schemas.openxmlformats.org/drawingml/2006/main" noChangeAspect="1"/>
-            </wp:cNvGraphicFramePr>
-            <a:graphic xmlns:a="http://schemas.openxmlformats.org/drawingml/2006/main">
-              <a:graphicData uri="http://schemas.openxmlformats.org/drawingml/2006/picture">
-                <pic:pic xmlns:pic="http://schemas.openxmlformats.org/drawingml/2006/picture">
-                  <pic:nvPicPr>
-                    <pic:cNvPr id="1028312662" name=""/>
-                    <pic:cNvPicPr/>
-                  </pic:nvPicPr>
-                  <pic:blipFill>
-                    <a:blip r:embed="rId18"/>
-                    <a:stretch>
-                      <a:fillRect/>
-                    </a:stretch>
-                  </pic:blipFill>
-                  <pic:spPr>
-                    <a:xfrm>
-                      <a:off x="0" y="0"/>
-                      <a:ext cx="5943484" cy="2169296"/>
-                    </a:xfrm>
-                    <a:prstGeom prst="rect">
-                      <a:avLst/>
-                    </a:prstGeom>
-                  </pic:spPr>
-                </pic:pic>
-              </a:graphicData>
-            </a:graphic>
-          </wp:inline>
-        </w:drawing>
-      </w:r>
-    </w:p>
-    <w:p>
-      <w:pPr>
-        <w:spacing w:after="0" w:line="248" w:lineRule="auto"/>
-        <w:ind w:right="998"/>
-        <w:rPr>
-          <w:rFonts w:ascii="Times New Roman" w:hAnsi="Times New Roman" w:cs="Times New Roman"/>
-        </w:rPr>
-      </w:pPr>
-      <w:r>
-        <w:rPr>
-          <w:rFonts w:ascii="Times New Roman" w:hAnsi="Times New Roman" w:cs="Times New Roman"/>
-          <w:noProof/>
-        </w:rPr>
-        <w:lastRenderedPageBreak/>
-        <w:drawing>
-          <wp:inline distT="0" distB="0" distL="0" distR="0" wp14:anchorId="0F927033" wp14:editId="232D84B4">
-            <wp:extent cx="5943600" cy="2306320"/>
-            <wp:effectExtent l="0" t="0" r="0" b="0"/>
-            <wp:docPr id="1971017005" name="Picture 1" descr="A screenshot of a computer&#10;&#10;AI-generated content may be incorrect."/>
-            <wp:cNvGraphicFramePr>
-              <a:graphicFrameLocks xmlns:a="http://schemas.openxmlformats.org/drawingml/2006/main" noChangeAspect="1"/>
-            </wp:cNvGraphicFramePr>
-            <a:graphic xmlns:a="http://schemas.openxmlformats.org/drawingml/2006/main">
-              <a:graphicData uri="http://schemas.openxmlformats.org/drawingml/2006/picture">
-                <pic:pic xmlns:pic="http://schemas.openxmlformats.org/drawingml/2006/picture">
-                  <pic:nvPicPr>
-                    <pic:cNvPr id="1971017005" name="Picture 1" descr="A screenshot of a computer&#10;&#10;AI-generated content may be incorrect."/>
-                    <pic:cNvPicPr/>
-                  </pic:nvPicPr>
-                  <pic:blipFill>
-                    <a:blip r:embed="rId19"/>
-                    <a:stretch>
-                      <a:fillRect/>
-                    </a:stretch>
-                  </pic:blipFill>
-                  <pic:spPr>
-                    <a:xfrm>
-                      <a:off x="0" y="0"/>
-                      <a:ext cx="5943600" cy="2306320"/>
-                    </a:xfrm>
-                    <a:prstGeom prst="rect">
-                      <a:avLst/>
-                    </a:prstGeom>
-                  </pic:spPr>
-                </pic:pic>
-              </a:graphicData>
-            </a:graphic>
-          </wp:inline>
-        </w:drawing>
-      </w:r>
+      </w:pPr>
     </w:p>
     <w:p>
       <w:pPr>
@@ -4598,147 +5281,20 @@
         </w:numPr>
         <w:spacing w:after="0" w:line="248" w:lineRule="auto"/>
         <w:ind w:right="998" w:hanging="360"/>
-        <w:rPr>
-          <w:rFonts w:ascii="Times New Roman" w:hAnsi="Times New Roman" w:cs="Times New Roman"/>
-        </w:rPr>
-      </w:pPr>
-      <w:r>
-        <w:rPr>
-          <w:rFonts w:ascii="Times New Roman" w:eastAsia="Times New Roman" w:hAnsi="Times New Roman" w:cs="Times New Roman"/>
-          <w:sz w:val="24"/>
-        </w:rPr>
-        <w:t xml:space="preserve">What is the destination port for the DNS query message? What is the source port of DNS response message? </w:t>
+      </w:pPr>
+      <w:r>
+        <w:rPr>
+          <w:rFonts w:ascii="Times New Roman" w:eastAsia="Times New Roman" w:hAnsi="Times New Roman" w:cs="Times New Roman"/>
+          <w:sz w:val="24"/>
+        </w:rPr>
+        <w:t xml:space="preserve">To what IP address is the DNS query message sent? Is this the IP address of your default local DNS server? </w:t>
       </w:r>
     </w:p>
     <w:p>
       <w:pPr>
         <w:spacing w:after="0" w:line="248" w:lineRule="auto"/>
         <w:ind w:right="998"/>
-        <w:rPr>
-          <w:rFonts w:ascii="Times New Roman" w:hAnsi="Times New Roman" w:cs="Times New Roman"/>
-        </w:rPr>
-      </w:pPr>
-      <w:r>
-        <w:rPr>
-          <w:rFonts w:ascii="Times New Roman" w:hAnsi="Times New Roman" w:cs="Times New Roman"/>
-        </w:rPr>
-        <w:t>A). Destination: 53</w:t>
-      </w:r>
-    </w:p>
-    <w:p>
-      <w:pPr>
-        <w:spacing w:after="0" w:line="248" w:lineRule="auto"/>
-        <w:ind w:right="998"/>
-        <w:rPr>
-          <w:rFonts w:ascii="Times New Roman" w:hAnsi="Times New Roman" w:cs="Times New Roman"/>
-        </w:rPr>
-      </w:pPr>
-      <w:r>
-        <w:rPr>
-          <w:rFonts w:ascii="Times New Roman" w:hAnsi="Times New Roman" w:cs="Times New Roman"/>
-        </w:rPr>
-        <w:t xml:space="preserve">      Source: 53</w:t>
-      </w:r>
-    </w:p>
-    <w:p>
-      <w:pPr>
-        <w:spacing w:after="0" w:line="248" w:lineRule="auto"/>
-        <w:ind w:right="998"/>
-        <w:rPr>
-          <w:rFonts w:ascii="Times New Roman" w:hAnsi="Times New Roman" w:cs="Times New Roman"/>
-        </w:rPr>
-      </w:pPr>
-      <w:r>
-        <w:rPr>
-          <w:rFonts w:ascii="Times New Roman" w:hAnsi="Times New Roman" w:cs="Times New Roman"/>
-          <w:noProof/>
-        </w:rPr>
-        <w:drawing>
-          <wp:inline distT="0" distB="0" distL="0" distR="0" wp14:anchorId="2228F298" wp14:editId="230CDB7E">
-            <wp:extent cx="5943600" cy="1289050"/>
-            <wp:effectExtent l="0" t="0" r="0" b="6350"/>
-            <wp:docPr id="1036410779" name="Picture 1"/>
-            <wp:cNvGraphicFramePr>
-              <a:graphicFrameLocks xmlns:a="http://schemas.openxmlformats.org/drawingml/2006/main" noChangeAspect="1"/>
-            </wp:cNvGraphicFramePr>
-            <a:graphic xmlns:a="http://schemas.openxmlformats.org/drawingml/2006/main">
-              <a:graphicData uri="http://schemas.openxmlformats.org/drawingml/2006/picture">
-                <pic:pic xmlns:pic="http://schemas.openxmlformats.org/drawingml/2006/picture">
-                  <pic:nvPicPr>
-                    <pic:cNvPr id="1036410779" name=""/>
-                    <pic:cNvPicPr/>
-                  </pic:nvPicPr>
-                  <pic:blipFill>
-                    <a:blip r:embed="rId20"/>
-                    <a:stretch>
-                      <a:fillRect/>
-                    </a:stretch>
-                  </pic:blipFill>
-                  <pic:spPr>
-                    <a:xfrm>
-                      <a:off x="0" y="0"/>
-                      <a:ext cx="5943600" cy="1289050"/>
-                    </a:xfrm>
-                    <a:prstGeom prst="rect">
-                      <a:avLst/>
-                    </a:prstGeom>
-                  </pic:spPr>
-                </pic:pic>
-              </a:graphicData>
-            </a:graphic>
-          </wp:inline>
-        </w:drawing>
-      </w:r>
-    </w:p>
-    <w:p>
-      <w:pPr>
-        <w:spacing w:after="0" w:line="248" w:lineRule="auto"/>
-        <w:ind w:right="998"/>
-        <w:rPr>
-          <w:rFonts w:ascii="Times New Roman" w:hAnsi="Times New Roman" w:cs="Times New Roman"/>
-        </w:rPr>
-      </w:pPr>
-      <w:r>
-        <w:rPr>
-          <w:rFonts w:ascii="Times New Roman" w:hAnsi="Times New Roman" w:cs="Times New Roman"/>
-          <w:noProof/>
-        </w:rPr>
-        <w:drawing>
-          <wp:inline distT="0" distB="0" distL="0" distR="0" wp14:anchorId="7D27B4F8" wp14:editId="4D47A024">
-            <wp:extent cx="5943600" cy="1390650"/>
-            <wp:effectExtent l="0" t="0" r="0" b="0"/>
-            <wp:docPr id="233291787" name="Picture 1" descr="A screenshot of a computer"/>
-            <wp:cNvGraphicFramePr>
-              <a:graphicFrameLocks xmlns:a="http://schemas.openxmlformats.org/drawingml/2006/main" noChangeAspect="1"/>
-            </wp:cNvGraphicFramePr>
-            <a:graphic xmlns:a="http://schemas.openxmlformats.org/drawingml/2006/main">
-              <a:graphicData uri="http://schemas.openxmlformats.org/drawingml/2006/picture">
-                <pic:pic xmlns:pic="http://schemas.openxmlformats.org/drawingml/2006/picture">
-                  <pic:nvPicPr>
-                    <pic:cNvPr id="233291787" name="Picture 1" descr="A screenshot of a computer"/>
-                    <pic:cNvPicPr/>
-                  </pic:nvPicPr>
-                  <pic:blipFill>
-                    <a:blip r:embed="rId21"/>
-                    <a:stretch>
-                      <a:fillRect/>
-                    </a:stretch>
-                  </pic:blipFill>
-                  <pic:spPr>
-                    <a:xfrm>
-                      <a:off x="0" y="0"/>
-                      <a:ext cx="5943600" cy="1390650"/>
-                    </a:xfrm>
-                    <a:prstGeom prst="rect">
-                      <a:avLst/>
-                    </a:prstGeom>
-                  </pic:spPr>
-                </pic:pic>
-              </a:graphicData>
-            </a:graphic>
-          </wp:inline>
-        </w:drawing>
-      </w:r>
+      </w:pPr>
     </w:p>
     <w:p>
       <w:pPr>
@@ -4748,16 +5304,13 @@
         </w:numPr>
         <w:spacing w:after="0" w:line="248" w:lineRule="auto"/>
         <w:ind w:right="998" w:hanging="360"/>
-        <w:rPr>
-          <w:rFonts w:ascii="Times New Roman" w:hAnsi="Times New Roman" w:cs="Times New Roman"/>
-        </w:rPr>
-      </w:pPr>
-      <w:r>
-        <w:rPr>
-          <w:rFonts w:ascii="Times New Roman" w:eastAsia="Times New Roman" w:hAnsi="Times New Roman" w:cs="Times New Roman"/>
-          <w:sz w:val="24"/>
-        </w:rPr>
-        <w:t xml:space="preserve">To what IP address is the DNS query message sent? Use ipconfig to determine the IP address of your local DNS server. Are these two IP addresses the same?  </w:t>
+      </w:pPr>
+      <w:r>
+        <w:rPr>
+          <w:rFonts w:ascii="Times New Roman" w:eastAsia="Times New Roman" w:hAnsi="Times New Roman" w:cs="Times New Roman"/>
+          <w:sz w:val="24"/>
+        </w:rPr>
+        <w:t>Examine the DNS query message. What “Type” of DNS query is it? Does the query message contain any “answers”?</w:t>
       </w:r>
     </w:p>
     <w:p>
@@ -4765,151 +5318,16 @@
         <w:spacing w:after="0" w:line="248" w:lineRule="auto"/>
         <w:ind w:right="998"/>
         <w:rPr>
-          <w:rFonts w:ascii="Times New Roman" w:hAnsi="Times New Roman" w:cs="Times New Roman"/>
-        </w:rPr>
-      </w:pPr>
-      <w:r>
-        <w:rPr>
-          <w:rFonts w:ascii="Times New Roman" w:hAnsi="Times New Roman" w:cs="Times New Roman"/>
-        </w:rPr>
-        <w:t>A). Destination: 192.168.10.1</w:t>
-      </w:r>
-    </w:p>
-    <w:p>
-      <w:pPr>
-        <w:spacing w:after="0" w:line="248" w:lineRule="auto"/>
-        <w:ind w:right="998"/>
-        <w:rPr>
-          <w:rFonts w:ascii="Times New Roman" w:hAnsi="Times New Roman" w:cs="Times New Roman"/>
-        </w:rPr>
-      </w:pPr>
-      <w:r>
-        <w:rPr>
-          <w:rFonts w:ascii="Times New Roman" w:hAnsi="Times New Roman" w:cs="Times New Roman"/>
-        </w:rPr>
-        <w:t xml:space="preserve">      Local: 192.168.10.1</w:t>
-      </w:r>
-    </w:p>
-    <w:p>
-      <w:pPr>
-        <w:spacing w:after="0" w:line="248" w:lineRule="auto"/>
-        <w:ind w:right="998"/>
-        <w:rPr>
-          <w:rFonts w:ascii="Times New Roman" w:hAnsi="Times New Roman" w:cs="Times New Roman"/>
-        </w:rPr>
-      </w:pPr>
-      <w:r>
-        <w:rPr>
-          <w:rFonts w:ascii="Times New Roman" w:hAnsi="Times New Roman" w:cs="Times New Roman"/>
-        </w:rPr>
-        <w:t xml:space="preserve">      Result: Same</w:t>
-      </w:r>
-    </w:p>
-    <w:p>
-      <w:pPr>
-        <w:spacing w:after="0" w:line="248" w:lineRule="auto"/>
-        <w:ind w:right="998"/>
-        <w:rPr>
-          <w:rFonts w:ascii="Times New Roman" w:hAnsi="Times New Roman" w:cs="Times New Roman"/>
-        </w:rPr>
-      </w:pPr>
-      <w:r>
-        <w:rPr>
-          <w:rFonts w:ascii="Times New Roman" w:hAnsi="Times New Roman" w:cs="Times New Roman"/>
-          <w:noProof/>
-        </w:rPr>
-        <w:drawing>
-          <wp:inline distT="0" distB="0" distL="0" distR="0" wp14:anchorId="00DD35DA" wp14:editId="4E9D966E">
-            <wp:extent cx="5943600" cy="1466661"/>
-            <wp:effectExtent l="0" t="0" r="0" b="635"/>
-            <wp:docPr id="1666186553" name="Picture 1"/>
-            <wp:cNvGraphicFramePr>
-              <a:graphicFrameLocks xmlns:a="http://schemas.openxmlformats.org/drawingml/2006/main" noChangeAspect="1"/>
-            </wp:cNvGraphicFramePr>
-            <a:graphic xmlns:a="http://schemas.openxmlformats.org/drawingml/2006/main">
-              <a:graphicData uri="http://schemas.openxmlformats.org/drawingml/2006/picture">
-                <pic:pic xmlns:pic="http://schemas.openxmlformats.org/drawingml/2006/picture">
-                  <pic:nvPicPr>
-                    <pic:cNvPr id="1666186553" name=""/>
-                    <pic:cNvPicPr/>
-                  </pic:nvPicPr>
-                  <pic:blipFill>
-                    <a:blip r:embed="rId22"/>
-                    <a:stretch>
-                      <a:fillRect/>
-                    </a:stretch>
-                  </pic:blipFill>
-                  <pic:spPr>
-                    <a:xfrm>
-                      <a:off x="0" y="0"/>
-                      <a:ext cx="6006963" cy="1482297"/>
-                    </a:xfrm>
-                    <a:prstGeom prst="rect">
-                      <a:avLst/>
-                    </a:prstGeom>
-                  </pic:spPr>
-                </pic:pic>
-              </a:graphicData>
-            </a:graphic>
-          </wp:inline>
-        </w:drawing>
-      </w:r>
-      <w:r>
-        <w:rPr>
-          <w:rFonts w:ascii="Times New Roman" w:hAnsi="Times New Roman" w:cs="Times New Roman"/>
+          <w:rFonts w:ascii="Times New Roman" w:eastAsia="Times New Roman" w:hAnsi="Times New Roman" w:cs="Times New Roman"/>
+          <w:sz w:val="24"/>
+        </w:rPr>
+      </w:pPr>
+      <w:r>
+        <w:rPr>
+          <w:rFonts w:ascii="Times New Roman" w:eastAsia="Times New Roman" w:hAnsi="Times New Roman" w:cs="Times New Roman"/>
+          <w:sz w:val="24"/>
         </w:rPr>
         <w:t xml:space="preserve"> </w:t>
-      </w:r>
-    </w:p>
-    <w:p>
-      <w:pPr>
-        <w:spacing w:after="0" w:line="248" w:lineRule="auto"/>
-        <w:ind w:right="998"/>
-        <w:rPr>
-          <w:rFonts w:ascii="Times New Roman" w:hAnsi="Times New Roman" w:cs="Times New Roman"/>
-        </w:rPr>
-      </w:pPr>
-      <w:r>
-        <w:rPr>
-          <w:rFonts w:ascii="Times New Roman" w:hAnsi="Times New Roman" w:cs="Times New Roman"/>
-          <w:noProof/>
-        </w:rPr>
-        <w:lastRenderedPageBreak/>
-        <w:drawing>
-          <wp:inline distT="0" distB="0" distL="0" distR="0" wp14:anchorId="79352187" wp14:editId="7E5AA30B">
-            <wp:extent cx="5943600" cy="854710"/>
-            <wp:effectExtent l="0" t="0" r="0" b="2540"/>
-            <wp:docPr id="483534336" name="Picture 1" descr="A black background with white dots&#10;&#10;AI-generated content may be incorrect."/>
-            <wp:cNvGraphicFramePr>
-              <a:graphicFrameLocks xmlns:a="http://schemas.openxmlformats.org/drawingml/2006/main" noChangeAspect="1"/>
-            </wp:cNvGraphicFramePr>
-            <a:graphic xmlns:a="http://schemas.openxmlformats.org/drawingml/2006/main">
-              <a:graphicData uri="http://schemas.openxmlformats.org/drawingml/2006/picture">
-                <pic:pic xmlns:pic="http://schemas.openxmlformats.org/drawingml/2006/picture">
-                  <pic:nvPicPr>
-                    <pic:cNvPr id="483534336" name="Picture 1" descr="A black background with white dots&#10;&#10;AI-generated content may be incorrect."/>
-                    <pic:cNvPicPr/>
-                  </pic:nvPicPr>
-                  <pic:blipFill>
-                    <a:blip r:embed="rId23"/>
-                    <a:stretch>
-                      <a:fillRect/>
-                    </a:stretch>
-                  </pic:blipFill>
-                  <pic:spPr>
-                    <a:xfrm>
-                      <a:off x="0" y="0"/>
-                      <a:ext cx="5943600" cy="854710"/>
-                    </a:xfrm>
-                    <a:prstGeom prst="rect">
-                      <a:avLst/>
-                    </a:prstGeom>
-                  </pic:spPr>
-                </pic:pic>
-              </a:graphicData>
-            </a:graphic>
-          </wp:inline>
-        </w:drawing>
       </w:r>
     </w:p>
     <w:p>
@@ -4920,111 +5338,20 @@
         </w:numPr>
         <w:spacing w:after="0" w:line="248" w:lineRule="auto"/>
         <w:ind w:right="998" w:hanging="360"/>
-        <w:rPr>
-          <w:rFonts w:ascii="Times New Roman" w:hAnsi="Times New Roman" w:cs="Times New Roman"/>
-        </w:rPr>
-      </w:pPr>
-      <w:r>
-        <w:rPr>
-          <w:rFonts w:ascii="Times New Roman" w:eastAsia="Times New Roman" w:hAnsi="Times New Roman" w:cs="Times New Roman"/>
-          <w:sz w:val="24"/>
-        </w:rPr>
-        <w:t xml:space="preserve">Examine the DNS query message. What “Type” of DNS query is it? Does the query message contain any “answers”? </w:t>
+      </w:pPr>
+      <w:r>
+        <w:rPr>
+          <w:rFonts w:ascii="Times New Roman" w:eastAsia="Times New Roman" w:hAnsi="Times New Roman" w:cs="Times New Roman"/>
+          <w:sz w:val="24"/>
+        </w:rPr>
+        <w:t xml:space="preserve">Examine the DNS response message. How many “answers” are provided? What do each of these answers contain? </w:t>
       </w:r>
     </w:p>
     <w:p>
       <w:pPr>
         <w:spacing w:after="0" w:line="248" w:lineRule="auto"/>
         <w:ind w:right="998"/>
-        <w:rPr>
-          <w:rFonts w:ascii="Times New Roman" w:hAnsi="Times New Roman" w:cs="Times New Roman"/>
-        </w:rPr>
-      </w:pPr>
-      <w:r>
-        <w:rPr>
-          <w:rFonts w:ascii="Times New Roman" w:hAnsi="Times New Roman" w:cs="Times New Roman"/>
-        </w:rPr>
-        <w:t>A). Type: A</w:t>
-      </w:r>
-    </w:p>
-    <w:p>
-      <w:pPr>
-        <w:spacing w:after="0" w:line="248" w:lineRule="auto"/>
-        <w:ind w:right="998"/>
-        <w:rPr>
-          <w:rFonts w:ascii="Times New Roman" w:hAnsi="Times New Roman" w:cs="Times New Roman"/>
-        </w:rPr>
-      </w:pPr>
-      <w:r>
-        <w:rPr>
-          <w:rFonts w:ascii="Times New Roman" w:hAnsi="Times New Roman" w:cs="Times New Roman"/>
-        </w:rPr>
-        <w:t xml:space="preserve">      Answer: </w:t>
-      </w:r>
-      <w:proofErr w:type="gramStart"/>
-      <w:r>
-        <w:rPr>
-          <w:rFonts w:ascii="Times New Roman" w:hAnsi="Times New Roman" w:cs="Times New Roman"/>
-        </w:rPr>
-        <w:t>NO(</w:t>
-      </w:r>
-      <w:proofErr w:type="gramEnd"/>
-      <w:r>
-        <w:rPr>
-          <w:rFonts w:ascii="Times New Roman" w:hAnsi="Times New Roman" w:cs="Times New Roman"/>
-        </w:rPr>
-        <w:t>0)</w:t>
-      </w:r>
-    </w:p>
-    <w:p>
-      <w:pPr>
-        <w:spacing w:after="0" w:line="248" w:lineRule="auto"/>
-        <w:ind w:right="998"/>
-        <w:rPr>
-          <w:rFonts w:ascii="Times New Roman" w:hAnsi="Times New Roman" w:cs="Times New Roman"/>
-        </w:rPr>
-      </w:pPr>
-      <w:r>
-        <w:rPr>
-          <w:rFonts w:ascii="Times New Roman" w:hAnsi="Times New Roman" w:cs="Times New Roman"/>
-          <w:noProof/>
-        </w:rPr>
-        <w:drawing>
-          <wp:inline distT="0" distB="0" distL="0" distR="0" wp14:anchorId="77784BC9" wp14:editId="0448FC8F">
-            <wp:extent cx="5943600" cy="1503680"/>
-            <wp:effectExtent l="0" t="0" r="0" b="1270"/>
-            <wp:docPr id="1102183321" name="Picture 1"/>
-            <wp:cNvGraphicFramePr>
-              <a:graphicFrameLocks xmlns:a="http://schemas.openxmlformats.org/drawingml/2006/main" noChangeAspect="1"/>
-            </wp:cNvGraphicFramePr>
-            <a:graphic xmlns:a="http://schemas.openxmlformats.org/drawingml/2006/main">
-              <a:graphicData uri="http://schemas.openxmlformats.org/drawingml/2006/picture">
-                <pic:pic xmlns:pic="http://schemas.openxmlformats.org/drawingml/2006/picture">
-                  <pic:nvPicPr>
-                    <pic:cNvPr id="1102183321" name=""/>
-                    <pic:cNvPicPr/>
-                  </pic:nvPicPr>
-                  <pic:blipFill>
-                    <a:blip r:embed="rId24"/>
-                    <a:stretch>
-                      <a:fillRect/>
-                    </a:stretch>
-                  </pic:blipFill>
-                  <pic:spPr>
-                    <a:xfrm>
-                      <a:off x="0" y="0"/>
-                      <a:ext cx="5943600" cy="1503680"/>
-                    </a:xfrm>
-                    <a:prstGeom prst="rect">
-                      <a:avLst/>
-                    </a:prstGeom>
-                  </pic:spPr>
-                </pic:pic>
-              </a:graphicData>
-            </a:graphic>
-          </wp:inline>
-        </w:drawing>
-      </w:r>
+      </w:pPr>
     </w:p>
     <w:p>
       <w:pPr>
@@ -5034,131 +5361,129 @@
         </w:numPr>
         <w:spacing w:after="0" w:line="248" w:lineRule="auto"/>
         <w:ind w:right="998" w:hanging="360"/>
-        <w:rPr>
-          <w:rFonts w:ascii="Times New Roman" w:hAnsi="Times New Roman" w:cs="Times New Roman"/>
-        </w:rPr>
-      </w:pPr>
-      <w:r>
-        <w:rPr>
-          <w:rFonts w:ascii="Times New Roman" w:eastAsia="Times New Roman" w:hAnsi="Times New Roman" w:cs="Times New Roman"/>
-          <w:sz w:val="24"/>
-        </w:rPr>
-        <w:t xml:space="preserve">Examine the DNS response message. How many “answers” are provided? What do each of these answers contain? </w:t>
+      </w:pPr>
+      <w:r>
+        <w:rPr>
+          <w:rFonts w:ascii="Times New Roman" w:eastAsia="Times New Roman" w:hAnsi="Times New Roman" w:cs="Times New Roman"/>
+          <w:sz w:val="24"/>
+        </w:rPr>
+        <w:lastRenderedPageBreak/>
+        <w:t xml:space="preserve">Provide a screenshot. </w:t>
+      </w:r>
+    </w:p>
+    <w:p>
+      <w:pPr>
+        <w:spacing w:after="0"/>
+        <w:ind w:left="369"/>
+      </w:pPr>
+      <w:r>
+        <w:rPr>
+          <w:rFonts w:ascii="Times New Roman" w:eastAsia="Times New Roman" w:hAnsi="Times New Roman" w:cs="Times New Roman"/>
+          <w:sz w:val="24"/>
+        </w:rPr>
+        <w:t xml:space="preserve"> </w:t>
       </w:r>
     </w:p>
     <w:p>
       <w:pPr>
         <w:spacing w:after="0" w:line="248" w:lineRule="auto"/>
-        <w:ind w:right="998"/>
-        <w:rPr>
-          <w:rFonts w:ascii="Times New Roman" w:hAnsi="Times New Roman" w:cs="Times New Roman"/>
-        </w:rPr>
-      </w:pPr>
-      <w:r>
-        <w:rPr>
-          <w:rFonts w:ascii="Times New Roman" w:hAnsi="Times New Roman" w:cs="Times New Roman"/>
-        </w:rPr>
-        <w:t>A) No of Answers: 2</w:t>
+        <w:ind w:left="364" w:right="998" w:hanging="10"/>
+      </w:pPr>
+      <w:r>
+        <w:rPr>
+          <w:rFonts w:ascii="Times New Roman" w:eastAsia="Times New Roman" w:hAnsi="Times New Roman" w:cs="Times New Roman"/>
+          <w:sz w:val="24"/>
+        </w:rPr>
+        <w:t xml:space="preserve">Now repeat the previous experiment, but instead issue the command: </w:t>
+      </w:r>
+    </w:p>
+    <w:p>
+      <w:pPr>
+        <w:spacing w:after="0"/>
+        <w:ind w:left="369"/>
+      </w:pPr>
+      <w:r>
+        <w:rPr>
+          <w:rFonts w:ascii="Times New Roman" w:eastAsia="Times New Roman" w:hAnsi="Times New Roman" w:cs="Times New Roman"/>
+          <w:sz w:val="24"/>
+        </w:rPr>
+        <w:t xml:space="preserve"> </w:t>
+      </w:r>
+    </w:p>
+    <w:p>
+      <w:pPr>
+        <w:spacing w:after="0"/>
+        <w:ind w:left="364" w:hanging="10"/>
+      </w:pPr>
+      <w:proofErr w:type="spellStart"/>
+      <w:r>
+        <w:rPr>
+          <w:rFonts w:ascii="Courier New" w:eastAsia="Courier New" w:hAnsi="Courier New" w:cs="Courier New"/>
+          <w:sz w:val="24"/>
+        </w:rPr>
+        <w:t>nslookup</w:t>
+      </w:r>
+      <w:proofErr w:type="spellEnd"/>
+      <w:r>
+        <w:rPr>
+          <w:rFonts w:ascii="Courier New" w:eastAsia="Courier New" w:hAnsi="Courier New" w:cs="Courier New"/>
+          <w:sz w:val="24"/>
+        </w:rPr>
+        <w:t xml:space="preserve"> –type=NS mit.edu </w:t>
+      </w:r>
+    </w:p>
+    <w:p>
+      <w:pPr>
+        <w:spacing w:after="0"/>
+        <w:ind w:left="369"/>
+      </w:pPr>
+      <w:r>
+        <w:rPr>
+          <w:rFonts w:ascii="Courier New" w:eastAsia="Courier New" w:hAnsi="Courier New" w:cs="Courier New"/>
+          <w:sz w:val="24"/>
+        </w:rPr>
+        <w:t xml:space="preserve"> </w:t>
       </w:r>
     </w:p>
     <w:p>
       <w:pPr>
         <w:spacing w:after="0" w:line="248" w:lineRule="auto"/>
-        <w:ind w:right="998"/>
-        <w:rPr>
-          <w:rFonts w:ascii="Times New Roman" w:hAnsi="Times New Roman" w:cs="Times New Roman"/>
-        </w:rPr>
-      </w:pPr>
-      <w:r>
-        <w:rPr>
-          <w:rFonts w:ascii="Times New Roman" w:hAnsi="Times New Roman" w:cs="Times New Roman"/>
-          <w:noProof/>
-        </w:rPr>
-        <w:drawing>
-          <wp:inline distT="0" distB="0" distL="0" distR="0" wp14:anchorId="6B28EF0F" wp14:editId="05D623CA">
-            <wp:extent cx="5940885" cy="1616044"/>
-            <wp:effectExtent l="0" t="0" r="3175" b="3810"/>
-            <wp:docPr id="777591391" name="Picture 1"/>
-            <wp:cNvGraphicFramePr>
-              <a:graphicFrameLocks xmlns:a="http://schemas.openxmlformats.org/drawingml/2006/main" noChangeAspect="1"/>
-            </wp:cNvGraphicFramePr>
-            <a:graphic xmlns:a="http://schemas.openxmlformats.org/drawingml/2006/main">
-              <a:graphicData uri="http://schemas.openxmlformats.org/drawingml/2006/picture">
-                <pic:pic xmlns:pic="http://schemas.openxmlformats.org/drawingml/2006/picture">
-                  <pic:nvPicPr>
-                    <pic:cNvPr id="777591391" name=""/>
-                    <pic:cNvPicPr/>
-                  </pic:nvPicPr>
-                  <pic:blipFill>
-                    <a:blip r:embed="rId25"/>
-                    <a:stretch>
-                      <a:fillRect/>
-                    </a:stretch>
-                  </pic:blipFill>
-                  <pic:spPr>
-                    <a:xfrm>
-                      <a:off x="0" y="0"/>
-                      <a:ext cx="5991926" cy="1629928"/>
-                    </a:xfrm>
-                    <a:prstGeom prst="rect">
-                      <a:avLst/>
-                    </a:prstGeom>
-                  </pic:spPr>
-                </pic:pic>
-              </a:graphicData>
-            </a:graphic>
-          </wp:inline>
-        </w:drawing>
-      </w:r>
-    </w:p>
-    <w:p>
-      <w:pPr>
-        <w:spacing w:after="0" w:line="248" w:lineRule="auto"/>
-        <w:ind w:right="998"/>
-        <w:rPr>
-          <w:rFonts w:ascii="Times New Roman" w:hAnsi="Times New Roman" w:cs="Times New Roman"/>
-        </w:rPr>
-      </w:pPr>
-      <w:r>
-        <w:rPr>
-          <w:rFonts w:ascii="Times New Roman" w:hAnsi="Times New Roman" w:cs="Times New Roman"/>
-          <w:noProof/>
-        </w:rPr>
-        <w:drawing>
-          <wp:inline distT="0" distB="0" distL="0" distR="0" wp14:anchorId="5F04E32C" wp14:editId="2A553BBF">
-            <wp:extent cx="5943600" cy="1995805"/>
-            <wp:effectExtent l="0" t="0" r="0" b="4445"/>
-            <wp:docPr id="1902432872" name="Picture 1"/>
-            <wp:cNvGraphicFramePr>
-              <a:graphicFrameLocks xmlns:a="http://schemas.openxmlformats.org/drawingml/2006/main" noChangeAspect="1"/>
-            </wp:cNvGraphicFramePr>
-            <a:graphic xmlns:a="http://schemas.openxmlformats.org/drawingml/2006/main">
-              <a:graphicData uri="http://schemas.openxmlformats.org/drawingml/2006/picture">
-                <pic:pic xmlns:pic="http://schemas.openxmlformats.org/drawingml/2006/picture">
-                  <pic:nvPicPr>
-                    <pic:cNvPr id="1902432872" name=""/>
-                    <pic:cNvPicPr/>
-                  </pic:nvPicPr>
-                  <pic:blipFill>
-                    <a:blip r:embed="rId26"/>
-                    <a:stretch>
-                      <a:fillRect/>
-                    </a:stretch>
-                  </pic:blipFill>
-                  <pic:spPr>
-                    <a:xfrm>
-                      <a:off x="0" y="0"/>
-                      <a:ext cx="5943600" cy="1995805"/>
-                    </a:xfrm>
-                    <a:prstGeom prst="rect">
-                      <a:avLst/>
-                    </a:prstGeom>
-                  </pic:spPr>
-                </pic:pic>
-              </a:graphicData>
-            </a:graphic>
-          </wp:inline>
-        </w:drawing>
+        <w:ind w:left="364" w:right="998" w:hanging="10"/>
+      </w:pPr>
+      <w:r>
+        <w:rPr>
+          <w:rFonts w:ascii="Times New Roman" w:eastAsia="Times New Roman" w:hAnsi="Times New Roman" w:cs="Times New Roman"/>
+          <w:sz w:val="24"/>
+        </w:rPr>
+        <w:t>Answer the following questions</w:t>
+      </w:r>
+      <w:r>
+        <w:rPr>
+          <w:rFonts w:ascii="Times New Roman" w:eastAsia="Times New Roman" w:hAnsi="Times New Roman" w:cs="Times New Roman"/>
+          <w:sz w:val="24"/>
+          <w:vertAlign w:val="superscript"/>
+        </w:rPr>
+        <w:footnoteReference w:id="5"/>
+      </w:r>
+      <w:r>
+        <w:rPr>
+          <w:rFonts w:ascii="Times New Roman" w:eastAsia="Times New Roman" w:hAnsi="Times New Roman" w:cs="Times New Roman"/>
+          <w:sz w:val="24"/>
+        </w:rPr>
+        <w:t xml:space="preserve"> : </w:t>
+      </w:r>
+    </w:p>
+    <w:p>
+      <w:pPr>
+        <w:spacing w:after="0"/>
+        <w:ind w:left="369"/>
+      </w:pPr>
+      <w:r>
+        <w:rPr>
+          <w:rFonts w:ascii="Times New Roman" w:eastAsia="Times New Roman" w:hAnsi="Times New Roman" w:cs="Times New Roman"/>
+          <w:sz w:val="24"/>
+        </w:rPr>
+        <w:t xml:space="preserve"> </w:t>
       </w:r>
     </w:p>
     <w:p>
@@ -5169,263 +5494,20 @@
         </w:numPr>
         <w:spacing w:after="0" w:line="248" w:lineRule="auto"/>
         <w:ind w:right="998" w:hanging="360"/>
-        <w:rPr>
-          <w:rFonts w:ascii="Times New Roman" w:hAnsi="Times New Roman" w:cs="Times New Roman"/>
-        </w:rPr>
-      </w:pPr>
-      <w:r>
-        <w:rPr>
-          <w:rFonts w:ascii="Times New Roman" w:eastAsia="Times New Roman" w:hAnsi="Times New Roman" w:cs="Times New Roman"/>
-          <w:sz w:val="24"/>
-        </w:rPr>
-        <w:t xml:space="preserve">Consider the subsequent TCP SYN packet sent by your host. Does the </w:t>
-      </w:r>
-      <w:proofErr w:type="gramStart"/>
-      <w:r>
-        <w:rPr>
-          <w:rFonts w:ascii="Times New Roman" w:eastAsia="Times New Roman" w:hAnsi="Times New Roman" w:cs="Times New Roman"/>
-          <w:sz w:val="24"/>
-        </w:rPr>
-        <w:t>destination  IP</w:t>
-      </w:r>
-      <w:proofErr w:type="gramEnd"/>
-      <w:r>
-        <w:rPr>
-          <w:rFonts w:ascii="Times New Roman" w:eastAsia="Times New Roman" w:hAnsi="Times New Roman" w:cs="Times New Roman"/>
-          <w:sz w:val="24"/>
-        </w:rPr>
-        <w:t xml:space="preserve"> address of the SYN packet correspond to any of the IP addresses provided in the DNS response message? </w:t>
+      </w:pPr>
+      <w:r>
+        <w:rPr>
+          <w:rFonts w:ascii="Times New Roman" w:eastAsia="Times New Roman" w:hAnsi="Times New Roman" w:cs="Times New Roman"/>
+          <w:sz w:val="24"/>
+        </w:rPr>
+        <w:t xml:space="preserve">To what IP address is the DNS query message sent? Is this the IP address of your default local DNS server? </w:t>
       </w:r>
     </w:p>
     <w:p>
       <w:pPr>
         <w:spacing w:after="0" w:line="248" w:lineRule="auto"/>
         <w:ind w:right="998"/>
-        <w:rPr>
-          <w:rFonts w:ascii="Times New Roman" w:hAnsi="Times New Roman" w:cs="Times New Roman"/>
-        </w:rPr>
-      </w:pPr>
-      <w:r>
-        <w:rPr>
-          <w:rFonts w:ascii="Times New Roman" w:hAnsi="Times New Roman" w:cs="Times New Roman"/>
-        </w:rPr>
-        <w:t>A) DNS:</w:t>
-      </w:r>
-      <w:r>
-        <w:rPr>
-          <w:rFonts w:ascii="Times New Roman" w:hAnsi="Times New Roman" w:cs="Times New Roman"/>
-        </w:rPr>
-        <w:t xml:space="preserve"> </w:t>
-      </w:r>
-      <w:r>
-        <w:rPr>
-          <w:rFonts w:ascii="Times New Roman" w:hAnsi="Times New Roman" w:cs="Times New Roman"/>
-        </w:rPr>
-        <w:t>104.16.45.99</w:t>
-      </w:r>
-      <w:r>
-        <w:rPr>
-          <w:rFonts w:ascii="Times New Roman" w:hAnsi="Times New Roman" w:cs="Times New Roman"/>
-        </w:rPr>
-        <w:t xml:space="preserve">, </w:t>
-      </w:r>
-      <w:r>
-        <w:rPr>
-          <w:rFonts w:ascii="Times New Roman" w:hAnsi="Times New Roman" w:cs="Times New Roman"/>
-        </w:rPr>
-        <w:t>104.16.4</w:t>
-      </w:r>
-      <w:r>
-        <w:rPr>
-          <w:rFonts w:ascii="Times New Roman" w:hAnsi="Times New Roman" w:cs="Times New Roman"/>
-        </w:rPr>
-        <w:t>4</w:t>
-      </w:r>
-      <w:r>
-        <w:rPr>
-          <w:rFonts w:ascii="Times New Roman" w:hAnsi="Times New Roman" w:cs="Times New Roman"/>
-        </w:rPr>
-        <w:t>.99</w:t>
-      </w:r>
-    </w:p>
-    <w:p>
-      <w:pPr>
-        <w:spacing w:after="0" w:line="248" w:lineRule="auto"/>
-        <w:ind w:right="998"/>
-        <w:rPr>
-          <w:rFonts w:ascii="Times New Roman" w:hAnsi="Times New Roman" w:cs="Times New Roman"/>
-        </w:rPr>
-      </w:pPr>
-      <w:r>
-        <w:rPr>
-          <w:rFonts w:ascii="Times New Roman" w:hAnsi="Times New Roman" w:cs="Times New Roman"/>
-        </w:rPr>
-        <w:t xml:space="preserve">     SYN:</w:t>
-      </w:r>
-      <w:r>
-        <w:rPr>
-          <w:rFonts w:ascii="Times New Roman" w:hAnsi="Times New Roman" w:cs="Times New Roman"/>
-        </w:rPr>
-        <w:t xml:space="preserve"> </w:t>
-      </w:r>
-      <w:r>
-        <w:rPr>
-          <w:rFonts w:ascii="Times New Roman" w:hAnsi="Times New Roman" w:cs="Times New Roman"/>
-        </w:rPr>
-        <w:t>104.16.45.99</w:t>
-      </w:r>
-      <w:r>
-        <w:rPr>
-          <w:rFonts w:ascii="Times New Roman" w:hAnsi="Times New Roman" w:cs="Times New Roman"/>
-        </w:rPr>
-        <w:t xml:space="preserve">, </w:t>
-      </w:r>
-      <w:r>
-        <w:rPr>
-          <w:rFonts w:ascii="Times New Roman" w:hAnsi="Times New Roman" w:cs="Times New Roman"/>
-        </w:rPr>
-        <w:t>104.16.4</w:t>
-      </w:r>
-      <w:r>
-        <w:rPr>
-          <w:rFonts w:ascii="Times New Roman" w:hAnsi="Times New Roman" w:cs="Times New Roman"/>
-        </w:rPr>
-        <w:t>4</w:t>
-      </w:r>
-      <w:r>
-        <w:rPr>
-          <w:rFonts w:ascii="Times New Roman" w:hAnsi="Times New Roman" w:cs="Times New Roman"/>
-        </w:rPr>
-        <w:t>.99</w:t>
-      </w:r>
-    </w:p>
-    <w:p>
-      <w:pPr>
-        <w:spacing w:after="0" w:line="248" w:lineRule="auto"/>
-        <w:ind w:right="998"/>
-        <w:rPr>
-          <w:rFonts w:ascii="Times New Roman" w:hAnsi="Times New Roman" w:cs="Times New Roman"/>
-        </w:rPr>
-      </w:pPr>
-      <w:r>
-        <w:rPr>
-          <w:rFonts w:ascii="Times New Roman" w:hAnsi="Times New Roman" w:cs="Times New Roman"/>
-        </w:rPr>
-        <w:lastRenderedPageBreak/>
-        <w:t xml:space="preserve">     Result:</w:t>
-      </w:r>
-      <w:r>
-        <w:rPr>
-          <w:rFonts w:ascii="Times New Roman" w:hAnsi="Times New Roman" w:cs="Times New Roman"/>
-        </w:rPr>
-        <w:t xml:space="preserve"> Matched</w:t>
-      </w:r>
-    </w:p>
-    <w:p>
-      <w:pPr>
-        <w:spacing w:after="0" w:line="248" w:lineRule="auto"/>
-        <w:ind w:right="998"/>
-        <w:rPr>
-          <w:rFonts w:ascii="Times New Roman" w:hAnsi="Times New Roman" w:cs="Times New Roman"/>
-        </w:rPr>
-      </w:pPr>
-      <w:r>
-        <w:rPr>
-          <w:rFonts w:ascii="Times New Roman" w:hAnsi="Times New Roman" w:cs="Times New Roman"/>
-          <w:noProof/>
-        </w:rPr>
-        <w:drawing>
-          <wp:inline distT="0" distB="0" distL="0" distR="0" wp14:anchorId="1A19B3F6" wp14:editId="3B551B15">
-            <wp:extent cx="5943600" cy="1908810"/>
-            <wp:effectExtent l="0" t="0" r="0" b="0"/>
-            <wp:docPr id="1439627916" name="Picture 1"/>
-            <wp:cNvGraphicFramePr>
-              <a:graphicFrameLocks xmlns:a="http://schemas.openxmlformats.org/drawingml/2006/main" noChangeAspect="1"/>
-            </wp:cNvGraphicFramePr>
-            <a:graphic xmlns:a="http://schemas.openxmlformats.org/drawingml/2006/main">
-              <a:graphicData uri="http://schemas.openxmlformats.org/drawingml/2006/picture">
-                <pic:pic xmlns:pic="http://schemas.openxmlformats.org/drawingml/2006/picture">
-                  <pic:nvPicPr>
-                    <pic:cNvPr id="1439627916" name=""/>
-                    <pic:cNvPicPr/>
-                  </pic:nvPicPr>
-                  <pic:blipFill>
-                    <a:blip r:embed="rId27"/>
-                    <a:stretch>
-                      <a:fillRect/>
-                    </a:stretch>
-                  </pic:blipFill>
-                  <pic:spPr>
-                    <a:xfrm>
-                      <a:off x="0" y="0"/>
-                      <a:ext cx="5943600" cy="1908810"/>
-                    </a:xfrm>
-                    <a:prstGeom prst="rect">
-                      <a:avLst/>
-                    </a:prstGeom>
-                  </pic:spPr>
-                </pic:pic>
-              </a:graphicData>
-            </a:graphic>
-          </wp:inline>
-        </w:drawing>
-      </w:r>
-    </w:p>
-    <w:p>
-      <w:pPr>
-        <w:spacing w:after="0" w:line="248" w:lineRule="auto"/>
-        <w:ind w:right="998"/>
-        <w:rPr>
-          <w:rFonts w:ascii="Times New Roman" w:hAnsi="Times New Roman" w:cs="Times New Roman"/>
-        </w:rPr>
-      </w:pPr>
-      <w:r>
-        <w:rPr>
-          <w:rFonts w:ascii="Times New Roman" w:hAnsi="Times New Roman" w:cs="Times New Roman"/>
-        </w:rPr>
-        <w:t xml:space="preserve"> </w:t>
-      </w:r>
-      <w:r>
-        <w:rPr>
-          <w:rFonts w:ascii="Times New Roman" w:hAnsi="Times New Roman" w:cs="Times New Roman"/>
-          <w:noProof/>
-        </w:rPr>
-        <w:drawing>
-          <wp:inline distT="0" distB="0" distL="0" distR="0" wp14:anchorId="460B4CF9" wp14:editId="5512690D">
-            <wp:extent cx="5943600" cy="541655"/>
-            <wp:effectExtent l="0" t="0" r="0" b="0"/>
-            <wp:docPr id="103216383" name="Picture 1"/>
-            <wp:cNvGraphicFramePr>
-              <a:graphicFrameLocks xmlns:a="http://schemas.openxmlformats.org/drawingml/2006/main" noChangeAspect="1"/>
-            </wp:cNvGraphicFramePr>
-            <a:graphic xmlns:a="http://schemas.openxmlformats.org/drawingml/2006/main">
-              <a:graphicData uri="http://schemas.openxmlformats.org/drawingml/2006/picture">
-                <pic:pic xmlns:pic="http://schemas.openxmlformats.org/drawingml/2006/picture">
-                  <pic:nvPicPr>
-                    <pic:cNvPr id="103216383" name=""/>
-                    <pic:cNvPicPr/>
-                  </pic:nvPicPr>
-                  <pic:blipFill>
-                    <a:blip r:embed="rId28"/>
-                    <a:stretch>
-                      <a:fillRect/>
-                    </a:stretch>
-                  </pic:blipFill>
-                  <pic:spPr>
-                    <a:xfrm>
-                      <a:off x="0" y="0"/>
-                      <a:ext cx="5943600" cy="541655"/>
-                    </a:xfrm>
-                    <a:prstGeom prst="rect">
-                      <a:avLst/>
-                    </a:prstGeom>
-                  </pic:spPr>
-                </pic:pic>
-              </a:graphicData>
-            </a:graphic>
-          </wp:inline>
-        </w:drawing>
-      </w:r>
+      </w:pPr>
     </w:p>
     <w:p>
       <w:pPr>
@@ -5435,427 +5517,20 @@
         </w:numPr>
         <w:spacing w:after="0" w:line="248" w:lineRule="auto"/>
         <w:ind w:right="998" w:hanging="360"/>
-        <w:rPr>
-          <w:rFonts w:ascii="Times New Roman" w:hAnsi="Times New Roman" w:cs="Times New Roman"/>
-        </w:rPr>
-      </w:pPr>
-      <w:r>
-        <w:rPr>
-          <w:rFonts w:ascii="Times New Roman" w:eastAsia="Times New Roman" w:hAnsi="Times New Roman" w:cs="Times New Roman"/>
-          <w:sz w:val="24"/>
-        </w:rPr>
-        <w:t xml:space="preserve">This web page contains images. Before retrieving each image, does your host issue new DNS queries?  </w:t>
-      </w:r>
-    </w:p>
-    <w:p>
-      <w:pPr>
-        <w:spacing w:after="0"/>
-        <w:rPr>
-          <w:rFonts w:ascii="Times New Roman" w:eastAsia="Times New Roman" w:hAnsi="Times New Roman" w:cs="Times New Roman"/>
-          <w:sz w:val="24"/>
-        </w:rPr>
-      </w:pPr>
-      <w:r>
-        <w:rPr>
-          <w:rFonts w:ascii="Times New Roman" w:eastAsia="Times New Roman" w:hAnsi="Times New Roman" w:cs="Times New Roman"/>
-          <w:sz w:val="24"/>
-        </w:rPr>
-        <w:t xml:space="preserve">A) Yes, </w:t>
-      </w:r>
-      <w:proofErr w:type="gramStart"/>
-      <w:r>
-        <w:rPr>
-          <w:rFonts w:ascii="Times New Roman" w:eastAsia="Times New Roman" w:hAnsi="Times New Roman" w:cs="Times New Roman"/>
-          <w:sz w:val="24"/>
-        </w:rPr>
-        <w:t>host</w:t>
-      </w:r>
-      <w:proofErr w:type="gramEnd"/>
-      <w:r>
-        <w:rPr>
-          <w:rFonts w:ascii="Times New Roman" w:eastAsia="Times New Roman" w:hAnsi="Times New Roman" w:cs="Times New Roman"/>
-          <w:sz w:val="24"/>
-        </w:rPr>
-        <w:t xml:space="preserve"> did issues new </w:t>
-      </w:r>
-      <w:proofErr w:type="gramStart"/>
-      <w:r>
-        <w:rPr>
-          <w:rFonts w:ascii="Times New Roman" w:eastAsia="Times New Roman" w:hAnsi="Times New Roman" w:cs="Times New Roman"/>
-          <w:sz w:val="24"/>
-        </w:rPr>
-        <w:t>curies</w:t>
-      </w:r>
-      <w:proofErr w:type="gramEnd"/>
-      <w:r>
-        <w:rPr>
-          <w:rFonts w:ascii="Times New Roman" w:eastAsia="Times New Roman" w:hAnsi="Times New Roman" w:cs="Times New Roman"/>
-          <w:sz w:val="24"/>
-        </w:rPr>
-        <w:t>.</w:t>
-      </w:r>
-    </w:p>
-    <w:p>
-      <w:pPr>
-        <w:spacing w:after="0"/>
-        <w:rPr>
-          <w:rFonts w:ascii="Times New Roman" w:hAnsi="Times New Roman" w:cs="Times New Roman"/>
-        </w:rPr>
-      </w:pPr>
-      <w:r>
-        <w:rPr>
-          <w:rFonts w:ascii="Times New Roman" w:hAnsi="Times New Roman" w:cs="Times New Roman"/>
-          <w:noProof/>
-        </w:rPr>
-        <w:drawing>
-          <wp:inline distT="0" distB="0" distL="0" distR="0" wp14:anchorId="1CB6F649" wp14:editId="2F260F0A">
-            <wp:extent cx="5942633" cy="1955549"/>
-            <wp:effectExtent l="0" t="0" r="1270" b="6985"/>
-            <wp:docPr id="1102429779" name="Picture 1"/>
-            <wp:cNvGraphicFramePr>
-              <a:graphicFrameLocks xmlns:a="http://schemas.openxmlformats.org/drawingml/2006/main" noChangeAspect="1"/>
-            </wp:cNvGraphicFramePr>
-            <a:graphic xmlns:a="http://schemas.openxmlformats.org/drawingml/2006/main">
-              <a:graphicData uri="http://schemas.openxmlformats.org/drawingml/2006/picture">
-                <pic:pic xmlns:pic="http://schemas.openxmlformats.org/drawingml/2006/picture">
-                  <pic:nvPicPr>
-                    <pic:cNvPr id="1102429779" name=""/>
-                    <pic:cNvPicPr/>
-                  </pic:nvPicPr>
-                  <pic:blipFill>
-                    <a:blip r:embed="rId29"/>
-                    <a:stretch>
-                      <a:fillRect/>
-                    </a:stretch>
-                  </pic:blipFill>
-                  <pic:spPr>
-                    <a:xfrm>
-                      <a:off x="0" y="0"/>
-                      <a:ext cx="5970506" cy="1964721"/>
-                    </a:xfrm>
-                    <a:prstGeom prst="rect">
-                      <a:avLst/>
-                    </a:prstGeom>
-                  </pic:spPr>
-                </pic:pic>
-              </a:graphicData>
-            </a:graphic>
-          </wp:inline>
-        </w:drawing>
+      </w:pPr>
+      <w:r>
+        <w:rPr>
+          <w:rFonts w:ascii="Times New Roman" w:eastAsia="Times New Roman" w:hAnsi="Times New Roman" w:cs="Times New Roman"/>
+          <w:sz w:val="24"/>
+        </w:rPr>
+        <w:t xml:space="preserve">Examine the DNS query message. What “Type” of DNS query is it? Does the query message contain any “answers”? </w:t>
       </w:r>
     </w:p>
     <w:p>
       <w:pPr>
         <w:spacing w:after="0" w:line="248" w:lineRule="auto"/>
-        <w:ind w:left="364" w:right="998" w:hanging="10"/>
-        <w:rPr>
-          <w:rFonts w:ascii="Times New Roman" w:hAnsi="Times New Roman" w:cs="Times New Roman"/>
-        </w:rPr>
-      </w:pPr>
-      <w:r>
-        <w:rPr>
-          <w:rFonts w:ascii="Times New Roman" w:eastAsia="Times New Roman" w:hAnsi="Times New Roman" w:cs="Times New Roman"/>
-          <w:sz w:val="24"/>
-        </w:rPr>
-        <w:t xml:space="preserve">Now let’s play with </w:t>
-      </w:r>
-      <w:proofErr w:type="spellStart"/>
-      <w:r>
-        <w:rPr>
-          <w:rFonts w:ascii="Times New Roman" w:eastAsia="Times New Roman" w:hAnsi="Times New Roman" w:cs="Times New Roman"/>
-          <w:i/>
-          <w:sz w:val="24"/>
-        </w:rPr>
-        <w:t>nslookup</w:t>
-      </w:r>
-      <w:proofErr w:type="spellEnd"/>
-      <w:r>
-        <w:rPr>
-          <w:rFonts w:ascii="Times New Roman" w:eastAsia="Times New Roman" w:hAnsi="Times New Roman" w:cs="Times New Roman"/>
-          <w:sz w:val="24"/>
-          <w:vertAlign w:val="superscript"/>
-        </w:rPr>
-        <w:footnoteReference w:id="4"/>
-      </w:r>
-      <w:r>
-        <w:rPr>
-          <w:rFonts w:ascii="Times New Roman" w:eastAsia="Times New Roman" w:hAnsi="Times New Roman" w:cs="Times New Roman"/>
-          <w:sz w:val="24"/>
-        </w:rPr>
-        <w:t xml:space="preserve">.  </w:t>
-      </w:r>
-    </w:p>
-    <w:p>
-      <w:pPr>
-        <w:numPr>
-          <w:ilvl w:val="1"/>
-          <w:numId w:val="3"/>
-        </w:numPr>
-        <w:spacing w:after="0" w:line="248" w:lineRule="auto"/>
-        <w:ind w:right="998" w:hanging="360"/>
-        <w:rPr>
-          <w:rFonts w:ascii="Times New Roman" w:hAnsi="Times New Roman" w:cs="Times New Roman"/>
-        </w:rPr>
-      </w:pPr>
-      <w:r>
-        <w:rPr>
-          <w:rFonts w:ascii="Times New Roman" w:eastAsia="Times New Roman" w:hAnsi="Times New Roman" w:cs="Times New Roman"/>
-          <w:sz w:val="24"/>
-        </w:rPr>
-        <w:t xml:space="preserve">Start packet capture.  </w:t>
-      </w:r>
-    </w:p>
-    <w:p>
-      <w:pPr>
-        <w:numPr>
-          <w:ilvl w:val="1"/>
-          <w:numId w:val="3"/>
-        </w:numPr>
-        <w:spacing w:after="0" w:line="248" w:lineRule="auto"/>
-        <w:ind w:right="998" w:hanging="360"/>
-        <w:rPr>
-          <w:rFonts w:ascii="Times New Roman" w:hAnsi="Times New Roman" w:cs="Times New Roman"/>
-        </w:rPr>
-      </w:pPr>
-      <w:r>
-        <w:rPr>
-          <w:rFonts w:ascii="Times New Roman" w:eastAsia="Times New Roman" w:hAnsi="Times New Roman" w:cs="Times New Roman"/>
-          <w:sz w:val="24"/>
-        </w:rPr>
-        <w:t xml:space="preserve">Do </w:t>
-      </w:r>
-      <w:proofErr w:type="gramStart"/>
-      <w:r>
-        <w:rPr>
-          <w:rFonts w:ascii="Times New Roman" w:eastAsia="Times New Roman" w:hAnsi="Times New Roman" w:cs="Times New Roman"/>
-          <w:sz w:val="24"/>
-        </w:rPr>
-        <w:t>an</w:t>
-      </w:r>
-      <w:proofErr w:type="gramEnd"/>
-      <w:r>
-        <w:rPr>
-          <w:rFonts w:ascii="Times New Roman" w:eastAsia="Times New Roman" w:hAnsi="Times New Roman" w:cs="Times New Roman"/>
-          <w:sz w:val="24"/>
-        </w:rPr>
-        <w:t xml:space="preserve"> </w:t>
-      </w:r>
-      <w:proofErr w:type="spellStart"/>
-      <w:r>
-        <w:rPr>
-          <w:rFonts w:ascii="Times New Roman" w:eastAsia="Times New Roman" w:hAnsi="Times New Roman" w:cs="Times New Roman"/>
-          <w:i/>
-          <w:sz w:val="24"/>
-        </w:rPr>
-        <w:t>nslookup</w:t>
-      </w:r>
-      <w:proofErr w:type="spellEnd"/>
-      <w:r>
-        <w:rPr>
-          <w:rFonts w:ascii="Times New Roman" w:eastAsia="Times New Roman" w:hAnsi="Times New Roman" w:cs="Times New Roman"/>
-          <w:sz w:val="24"/>
-        </w:rPr>
-        <w:t xml:space="preserve"> on www.mit.edu </w:t>
-      </w:r>
-    </w:p>
-    <w:p>
-      <w:pPr>
-        <w:numPr>
-          <w:ilvl w:val="1"/>
-          <w:numId w:val="3"/>
-        </w:numPr>
-        <w:spacing w:after="0" w:line="248" w:lineRule="auto"/>
-        <w:ind w:right="998" w:hanging="360"/>
-        <w:rPr>
-          <w:rFonts w:ascii="Times New Roman" w:hAnsi="Times New Roman" w:cs="Times New Roman"/>
-        </w:rPr>
-      </w:pPr>
-      <w:r>
-        <w:rPr>
-          <w:rFonts w:ascii="Times New Roman" w:eastAsia="Times New Roman" w:hAnsi="Times New Roman" w:cs="Times New Roman"/>
-          <w:sz w:val="24"/>
-        </w:rPr>
-        <w:t xml:space="preserve">Stop packet capture.  </w:t>
-      </w:r>
-    </w:p>
-    <w:p>
-      <w:pPr>
-        <w:spacing w:after="0" w:line="248" w:lineRule="auto"/>
-        <w:ind w:left="364" w:right="998" w:hanging="10"/>
-        <w:rPr>
-          <w:rFonts w:ascii="Times New Roman" w:hAnsi="Times New Roman" w:cs="Times New Roman"/>
-        </w:rPr>
-      </w:pPr>
-      <w:r>
-        <w:rPr>
-          <w:rFonts w:ascii="Times New Roman" w:eastAsia="Times New Roman" w:hAnsi="Times New Roman" w:cs="Times New Roman"/>
-          <w:sz w:val="24"/>
-        </w:rPr>
-        <w:t xml:space="preserve">You should get a trace that </w:t>
-      </w:r>
-      <w:proofErr w:type="gramStart"/>
-      <w:r>
-        <w:rPr>
-          <w:rFonts w:ascii="Times New Roman" w:eastAsia="Times New Roman" w:hAnsi="Times New Roman" w:cs="Times New Roman"/>
-          <w:sz w:val="24"/>
-        </w:rPr>
-        <w:t>looks something</w:t>
-      </w:r>
-      <w:proofErr w:type="gramEnd"/>
-      <w:r>
-        <w:rPr>
-          <w:rFonts w:ascii="Times New Roman" w:eastAsia="Times New Roman" w:hAnsi="Times New Roman" w:cs="Times New Roman"/>
-          <w:sz w:val="24"/>
-        </w:rPr>
-        <w:t xml:space="preserve"> like the following:</w:t>
-      </w:r>
-      <w:r>
-        <w:rPr>
-          <w:rFonts w:ascii="Times New Roman" w:eastAsia="Cambria" w:hAnsi="Times New Roman" w:cs="Times New Roman"/>
-          <w:i/>
-          <w:sz w:val="20"/>
-        </w:rPr>
-        <w:tab/>
-      </w:r>
-    </w:p>
-    <w:p>
-      <w:pPr>
-        <w:spacing w:after="0"/>
-        <w:ind w:right="1075"/>
-        <w:jc w:val="right"/>
-        <w:rPr>
-          <w:rFonts w:ascii="Times New Roman" w:hAnsi="Times New Roman" w:cs="Times New Roman"/>
-        </w:rPr>
-      </w:pPr>
-      <w:r>
-        <w:rPr>
-          <w:rFonts w:ascii="Times New Roman" w:hAnsi="Times New Roman" w:cs="Times New Roman"/>
-          <w:noProof/>
-        </w:rPr>
-        <w:lastRenderedPageBreak/>
-        <w:drawing>
-          <wp:inline distT="0" distB="0" distL="0" distR="0" wp14:anchorId="2CC7FF78" wp14:editId="4A8E86DA">
-            <wp:extent cx="5409314" cy="2779414"/>
-            <wp:effectExtent l="0" t="0" r="1270" b="1905"/>
-            <wp:docPr id="49" name="Picture 75018"/>
-            <wp:cNvGraphicFramePr/>
-            <a:graphic xmlns:a="http://schemas.openxmlformats.org/drawingml/2006/main">
-              <a:graphicData uri="http://schemas.openxmlformats.org/drawingml/2006/picture">
-                <pic:pic xmlns:pic="http://schemas.openxmlformats.org/drawingml/2006/picture">
-                  <pic:nvPicPr>
-                    <pic:cNvPr id="49" name="Picture 75018"/>
-                    <pic:cNvPicPr/>
-                  </pic:nvPicPr>
-                  <pic:blipFill>
-                    <a:blip r:embed="rId30"/>
-                    <a:stretch>
-                      <a:fillRect/>
-                    </a:stretch>
-                  </pic:blipFill>
-                  <pic:spPr>
-                    <a:xfrm>
-                      <a:off x="0" y="0"/>
-                      <a:ext cx="5436554" cy="2793410"/>
-                    </a:xfrm>
-                    <a:prstGeom prst="rect">
-                      <a:avLst/>
-                    </a:prstGeom>
-                  </pic:spPr>
-                </pic:pic>
-              </a:graphicData>
-            </a:graphic>
-          </wp:inline>
-        </w:drawing>
-      </w:r>
-      <w:r>
-        <w:rPr>
-          <w:rFonts w:ascii="Times New Roman" w:eastAsia="Times New Roman" w:hAnsi="Times New Roman" w:cs="Times New Roman"/>
-          <w:sz w:val="24"/>
-        </w:rPr>
-        <w:t xml:space="preserve"> </w:t>
-      </w:r>
-    </w:p>
-    <w:p>
-      <w:pPr>
-        <w:spacing w:after="0" w:line="248" w:lineRule="auto"/>
-        <w:ind w:left="364" w:right="998" w:hanging="10"/>
-        <w:rPr>
-          <w:rFonts w:ascii="Times New Roman" w:hAnsi="Times New Roman" w:cs="Times New Roman"/>
-        </w:rPr>
-      </w:pPr>
-      <w:r>
-        <w:rPr>
-          <w:rFonts w:ascii="Times New Roman" w:eastAsia="Times New Roman" w:hAnsi="Times New Roman" w:cs="Times New Roman"/>
-          <w:sz w:val="24"/>
-        </w:rPr>
-        <w:t xml:space="preserve">We see from the above screenshot that </w:t>
-      </w:r>
-      <w:proofErr w:type="spellStart"/>
-      <w:r>
-        <w:rPr>
-          <w:rFonts w:ascii="Times New Roman" w:eastAsia="Times New Roman" w:hAnsi="Times New Roman" w:cs="Times New Roman"/>
-          <w:i/>
-          <w:sz w:val="24"/>
-        </w:rPr>
-        <w:t>nslookup</w:t>
-      </w:r>
-      <w:proofErr w:type="spellEnd"/>
-      <w:r>
-        <w:rPr>
-          <w:rFonts w:ascii="Times New Roman" w:eastAsia="Times New Roman" w:hAnsi="Times New Roman" w:cs="Times New Roman"/>
-          <w:sz w:val="24"/>
-        </w:rPr>
-        <w:t xml:space="preserve"> </w:t>
-      </w:r>
-      <w:proofErr w:type="gramStart"/>
-      <w:r>
-        <w:rPr>
-          <w:rFonts w:ascii="Times New Roman" w:eastAsia="Times New Roman" w:hAnsi="Times New Roman" w:cs="Times New Roman"/>
-          <w:sz w:val="24"/>
-        </w:rPr>
-        <w:t>actually sent</w:t>
-      </w:r>
-      <w:proofErr w:type="gramEnd"/>
-      <w:r>
-        <w:rPr>
-          <w:rFonts w:ascii="Times New Roman" w:eastAsia="Times New Roman" w:hAnsi="Times New Roman" w:cs="Times New Roman"/>
-          <w:sz w:val="24"/>
-        </w:rPr>
-        <w:t xml:space="preserve"> three DNS queries and received three DNS responses. </w:t>
-      </w:r>
-      <w:proofErr w:type="gramStart"/>
-      <w:r>
-        <w:rPr>
-          <w:rFonts w:ascii="Times New Roman" w:eastAsia="Times New Roman" w:hAnsi="Times New Roman" w:cs="Times New Roman"/>
-          <w:sz w:val="24"/>
-        </w:rPr>
-        <w:t>For the purpose of</w:t>
-      </w:r>
-      <w:proofErr w:type="gramEnd"/>
-      <w:r>
-        <w:rPr>
-          <w:rFonts w:ascii="Times New Roman" w:eastAsia="Times New Roman" w:hAnsi="Times New Roman" w:cs="Times New Roman"/>
-          <w:sz w:val="24"/>
-        </w:rPr>
-        <w:t xml:space="preserve"> this assignment, in answering the following questions, ignore the first two sets of queries/responses, as they are specific to </w:t>
-      </w:r>
-      <w:proofErr w:type="spellStart"/>
-      <w:r>
-        <w:rPr>
-          <w:rFonts w:ascii="Times New Roman" w:eastAsia="Times New Roman" w:hAnsi="Times New Roman" w:cs="Times New Roman"/>
-          <w:i/>
-          <w:sz w:val="24"/>
-        </w:rPr>
-        <w:t>nslookup</w:t>
-      </w:r>
-      <w:proofErr w:type="spellEnd"/>
-      <w:r>
-        <w:rPr>
-          <w:rFonts w:ascii="Times New Roman" w:eastAsia="Times New Roman" w:hAnsi="Times New Roman" w:cs="Times New Roman"/>
-          <w:sz w:val="24"/>
-        </w:rPr>
-        <w:t xml:space="preserve"> and are not normally generated by standard Internet applications. You should instead focus on the last query and response messages.  </w:t>
-      </w:r>
+        <w:ind w:right="998"/>
+      </w:pPr>
     </w:p>
     <w:p>
       <w:pPr>
@@ -5865,179 +5540,36 @@
         </w:numPr>
         <w:spacing w:after="0" w:line="248" w:lineRule="auto"/>
         <w:ind w:right="998" w:hanging="360"/>
-        <w:rPr>
-          <w:rFonts w:ascii="Times New Roman" w:hAnsi="Times New Roman" w:cs="Times New Roman"/>
-        </w:rPr>
-      </w:pPr>
-      <w:r>
-        <w:rPr>
-          <w:rFonts w:ascii="Times New Roman" w:eastAsia="Times New Roman" w:hAnsi="Times New Roman" w:cs="Times New Roman"/>
-          <w:sz w:val="24"/>
-        </w:rPr>
-        <w:t xml:space="preserve">What is the destination port for the DNS query message? What is the source port of DNS response message? </w:t>
+      </w:pPr>
+      <w:r>
+        <w:rPr>
+          <w:rFonts w:ascii="Times New Roman" w:eastAsia="Times New Roman" w:hAnsi="Times New Roman" w:cs="Times New Roman"/>
+          <w:sz w:val="24"/>
+        </w:rPr>
+        <w:t xml:space="preserve">Examine the DNS response message. What MIT nameservers does the response message provide? Does this response message also provide the IP addresses of the MIT </w:t>
+      </w:r>
+      <w:proofErr w:type="spellStart"/>
+      <w:r>
+        <w:rPr>
+          <w:rFonts w:ascii="Times New Roman" w:eastAsia="Times New Roman" w:hAnsi="Times New Roman" w:cs="Times New Roman"/>
+          <w:sz w:val="24"/>
+        </w:rPr>
+        <w:t>namesers</w:t>
+      </w:r>
+      <w:proofErr w:type="spellEnd"/>
+      <w:r>
+        <w:rPr>
+          <w:rFonts w:ascii="Times New Roman" w:eastAsia="Times New Roman" w:hAnsi="Times New Roman" w:cs="Times New Roman"/>
+          <w:sz w:val="24"/>
+        </w:rPr>
+        <w:t xml:space="preserve">? </w:t>
       </w:r>
     </w:p>
     <w:p>
       <w:pPr>
         <w:spacing w:after="0" w:line="248" w:lineRule="auto"/>
         <w:ind w:right="998"/>
-        <w:rPr>
-          <w:rFonts w:ascii="Times New Roman" w:hAnsi="Times New Roman" w:cs="Times New Roman"/>
-        </w:rPr>
-      </w:pPr>
-      <w:r>
-        <w:rPr>
-          <w:rFonts w:ascii="Times New Roman" w:hAnsi="Times New Roman" w:cs="Times New Roman"/>
-        </w:rPr>
-        <w:t>A) Destination:</w:t>
-      </w:r>
-      <w:r>
-        <w:rPr>
-          <w:rFonts w:ascii="Times New Roman" w:hAnsi="Times New Roman" w:cs="Times New Roman"/>
-        </w:rPr>
-        <w:t xml:space="preserve"> 53</w:t>
-      </w:r>
-      <w:r>
-        <w:rPr>
-          <w:rFonts w:ascii="Times New Roman" w:hAnsi="Times New Roman" w:cs="Times New Roman"/>
-        </w:rPr>
-        <w:t xml:space="preserve">  </w:t>
-      </w:r>
-    </w:p>
-    <w:p>
-      <w:pPr>
-        <w:spacing w:after="0" w:line="248" w:lineRule="auto"/>
-        <w:ind w:right="998"/>
-        <w:rPr>
-          <w:rFonts w:ascii="Times New Roman" w:hAnsi="Times New Roman" w:cs="Times New Roman"/>
-        </w:rPr>
-      </w:pPr>
-      <w:r>
-        <w:rPr>
-          <w:rFonts w:ascii="Times New Roman" w:hAnsi="Times New Roman" w:cs="Times New Roman"/>
-        </w:rPr>
-        <w:t xml:space="preserve">   </w:t>
-      </w:r>
-      <w:proofErr w:type="spellStart"/>
-      <w:r>
-        <w:rPr>
-          <w:rFonts w:ascii="Times New Roman" w:hAnsi="Times New Roman" w:cs="Times New Roman"/>
-        </w:rPr>
-        <w:t>Sourcr</w:t>
-      </w:r>
-      <w:proofErr w:type="spellEnd"/>
-      <w:r>
-        <w:rPr>
-          <w:rFonts w:ascii="Times New Roman" w:hAnsi="Times New Roman" w:cs="Times New Roman"/>
-        </w:rPr>
-        <w:t xml:space="preserve">: </w:t>
-      </w:r>
-      <w:r>
-        <w:rPr>
-          <w:rFonts w:ascii="Times New Roman" w:hAnsi="Times New Roman" w:cs="Times New Roman"/>
-        </w:rPr>
-        <w:t>53</w:t>
-      </w:r>
-    </w:p>
-    <w:p>
-      <w:pPr>
-        <w:spacing w:after="0" w:line="248" w:lineRule="auto"/>
-        <w:ind w:right="998"/>
-        <w:rPr>
-          <w:rFonts w:ascii="Times New Roman" w:hAnsi="Times New Roman" w:cs="Times New Roman"/>
-        </w:rPr>
-      </w:pPr>
-      <w:r>
-        <w:rPr>
-          <w:rFonts w:ascii="Times New Roman" w:hAnsi="Times New Roman" w:cs="Times New Roman"/>
-          <w:noProof/>
-        </w:rPr>
-        <w:drawing>
-          <wp:inline distT="0" distB="0" distL="0" distR="0" wp14:anchorId="551CF248" wp14:editId="6E18A21E">
-            <wp:extent cx="5940805" cy="1765426"/>
-            <wp:effectExtent l="0" t="0" r="3175" b="6350"/>
-            <wp:docPr id="47802769" name="Picture 1"/>
-            <wp:cNvGraphicFramePr>
-              <a:graphicFrameLocks xmlns:a="http://schemas.openxmlformats.org/drawingml/2006/main" noChangeAspect="1"/>
-            </wp:cNvGraphicFramePr>
-            <a:graphic xmlns:a="http://schemas.openxmlformats.org/drawingml/2006/main">
-              <a:graphicData uri="http://schemas.openxmlformats.org/drawingml/2006/picture">
-                <pic:pic xmlns:pic="http://schemas.openxmlformats.org/drawingml/2006/picture">
-                  <pic:nvPicPr>
-                    <pic:cNvPr id="47802769" name=""/>
-                    <pic:cNvPicPr/>
-                  </pic:nvPicPr>
-                  <pic:blipFill>
-                    <a:blip r:embed="rId31"/>
-                    <a:stretch>
-                      <a:fillRect/>
-                    </a:stretch>
-                  </pic:blipFill>
-                  <pic:spPr>
-                    <a:xfrm>
-                      <a:off x="0" y="0"/>
-                      <a:ext cx="6031618" cy="1792413"/>
-                    </a:xfrm>
-                    <a:prstGeom prst="rect">
-                      <a:avLst/>
-                    </a:prstGeom>
-                  </pic:spPr>
-                </pic:pic>
-              </a:graphicData>
-            </a:graphic>
-          </wp:inline>
-        </w:drawing>
-      </w:r>
-    </w:p>
-    <w:p>
-      <w:pPr>
-        <w:spacing w:after="0" w:line="248" w:lineRule="auto"/>
-        <w:ind w:right="998"/>
-        <w:rPr>
-          <w:rFonts w:ascii="Times New Roman" w:hAnsi="Times New Roman" w:cs="Times New Roman"/>
-        </w:rPr>
-      </w:pPr>
-      <w:r>
-        <w:rPr>
-          <w:rFonts w:ascii="Times New Roman" w:hAnsi="Times New Roman" w:cs="Times New Roman"/>
-          <w:noProof/>
-        </w:rPr>
-        <w:drawing>
-          <wp:inline distT="0" distB="0" distL="0" distR="0" wp14:anchorId="7A316230" wp14:editId="77C18947">
-            <wp:extent cx="5934502" cy="1819746"/>
-            <wp:effectExtent l="0" t="0" r="0" b="9525"/>
-            <wp:docPr id="710952054" name="Picture 1" descr="A screen shot of a computer"/>
-            <wp:cNvGraphicFramePr>
-              <a:graphicFrameLocks xmlns:a="http://schemas.openxmlformats.org/drawingml/2006/main" noChangeAspect="1"/>
-            </wp:cNvGraphicFramePr>
-            <a:graphic xmlns:a="http://schemas.openxmlformats.org/drawingml/2006/main">
-              <a:graphicData uri="http://schemas.openxmlformats.org/drawingml/2006/picture">
-                <pic:pic xmlns:pic="http://schemas.openxmlformats.org/drawingml/2006/picture">
-                  <pic:nvPicPr>
-                    <pic:cNvPr id="710952054" name="Picture 1" descr="A screen shot of a computer"/>
-                    <pic:cNvPicPr/>
-                  </pic:nvPicPr>
-                  <pic:blipFill>
-                    <a:blip r:embed="rId32"/>
-                    <a:stretch>
-                      <a:fillRect/>
-                    </a:stretch>
-                  </pic:blipFill>
-                  <pic:spPr>
-                    <a:xfrm>
-                      <a:off x="0" y="0"/>
-                      <a:ext cx="6065981" cy="1860062"/>
-                    </a:xfrm>
-                    <a:prstGeom prst="rect">
-                      <a:avLst/>
-                    </a:prstGeom>
-                  </pic:spPr>
-                </pic:pic>
-              </a:graphicData>
-            </a:graphic>
-          </wp:inline>
-        </w:drawing>
-      </w:r>
+      </w:pPr>
     </w:p>
     <w:p>
       <w:pPr>
@@ -6047,156 +5579,128 @@
         </w:numPr>
         <w:spacing w:after="0" w:line="248" w:lineRule="auto"/>
         <w:ind w:right="998" w:hanging="360"/>
-        <w:rPr>
-          <w:rFonts w:ascii="Times New Roman" w:hAnsi="Times New Roman" w:cs="Times New Roman"/>
-        </w:rPr>
-      </w:pPr>
-      <w:r>
-        <w:rPr>
-          <w:rFonts w:ascii="Times New Roman" w:eastAsia="Times New Roman" w:hAnsi="Times New Roman" w:cs="Times New Roman"/>
-          <w:sz w:val="24"/>
-        </w:rPr>
-        <w:lastRenderedPageBreak/>
-        <w:t xml:space="preserve">To what IP address is the DNS query message sent? Is this the IP address of your default local DNS server? </w:t>
+      </w:pPr>
+      <w:r>
+        <w:rPr>
+          <w:rFonts w:ascii="Times New Roman" w:eastAsia="Times New Roman" w:hAnsi="Times New Roman" w:cs="Times New Roman"/>
+          <w:sz w:val="24"/>
+        </w:rPr>
+        <w:t xml:space="preserve">Provide a screenshot. </w:t>
+      </w:r>
+    </w:p>
+    <w:p>
+      <w:pPr>
+        <w:spacing w:after="0"/>
+        <w:ind w:left="369"/>
+      </w:pPr>
+      <w:r>
+        <w:rPr>
+          <w:rFonts w:ascii="Times New Roman" w:eastAsia="Times New Roman" w:hAnsi="Times New Roman" w:cs="Times New Roman"/>
+          <w:sz w:val="24"/>
+        </w:rPr>
+        <w:t xml:space="preserve"> </w:t>
       </w:r>
     </w:p>
     <w:p>
       <w:pPr>
         <w:spacing w:after="0" w:line="248" w:lineRule="auto"/>
-        <w:ind w:right="998"/>
-        <w:rPr>
-          <w:rFonts w:ascii="Times New Roman" w:hAnsi="Times New Roman" w:cs="Times New Roman"/>
-        </w:rPr>
-      </w:pPr>
-      <w:r>
-        <w:rPr>
-          <w:rFonts w:ascii="Times New Roman" w:hAnsi="Times New Roman" w:cs="Times New Roman"/>
-        </w:rPr>
-        <w:t xml:space="preserve">A) </w:t>
-      </w:r>
-      <w:r>
-        <w:rPr>
-          <w:rFonts w:ascii="Times New Roman" w:hAnsi="Times New Roman" w:cs="Times New Roman"/>
-        </w:rPr>
-        <w:t>Destination:</w:t>
-      </w:r>
-      <w:r>
-        <w:rPr>
-          <w:rFonts w:ascii="Times New Roman" w:hAnsi="Times New Roman" w:cs="Times New Roman"/>
-        </w:rPr>
-        <w:t xml:space="preserve"> 192.168.10.1</w:t>
+        <w:ind w:left="364" w:right="998" w:hanging="10"/>
+      </w:pPr>
+      <w:r>
+        <w:rPr>
+          <w:rFonts w:ascii="Times New Roman" w:eastAsia="Times New Roman" w:hAnsi="Times New Roman" w:cs="Times New Roman"/>
+          <w:sz w:val="24"/>
+        </w:rPr>
+        <w:t xml:space="preserve">Now repeat the previous experiment, but instead issue the command: </w:t>
+      </w:r>
+    </w:p>
+    <w:p>
+      <w:pPr>
+        <w:spacing w:after="0"/>
+        <w:ind w:left="369"/>
+      </w:pPr>
+      <w:r>
+        <w:rPr>
+          <w:rFonts w:ascii="Times New Roman" w:eastAsia="Times New Roman" w:hAnsi="Times New Roman" w:cs="Times New Roman"/>
+          <w:sz w:val="24"/>
+        </w:rPr>
+        <w:t xml:space="preserve"> </w:t>
+      </w:r>
+    </w:p>
+    <w:p>
+      <w:pPr>
+        <w:spacing w:after="0"/>
+        <w:ind w:left="364" w:hanging="10"/>
+      </w:pPr>
+      <w:proofErr w:type="spellStart"/>
+      <w:r>
+        <w:rPr>
+          <w:rFonts w:ascii="Courier New" w:eastAsia="Courier New" w:hAnsi="Courier New" w:cs="Courier New"/>
+          <w:sz w:val="24"/>
+        </w:rPr>
+        <w:t>nslookup</w:t>
+      </w:r>
+      <w:proofErr w:type="spellEnd"/>
+      <w:r>
+        <w:rPr>
+          <w:rFonts w:ascii="Courier New" w:eastAsia="Courier New" w:hAnsi="Courier New" w:cs="Courier New"/>
+          <w:sz w:val="24"/>
+        </w:rPr>
+        <w:t xml:space="preserve"> www.aiit.or.kr bitsy.mit.edu </w:t>
+      </w:r>
+    </w:p>
+    <w:p>
+      <w:pPr>
+        <w:spacing w:after="0"/>
+        <w:ind w:left="369"/>
+      </w:pPr>
+      <w:r>
+        <w:rPr>
+          <w:rFonts w:ascii="Times New Roman" w:eastAsia="Times New Roman" w:hAnsi="Times New Roman" w:cs="Times New Roman"/>
+          <w:sz w:val="24"/>
+        </w:rPr>
+        <w:t xml:space="preserve"> </w:t>
       </w:r>
     </w:p>
     <w:p>
       <w:pPr>
         <w:spacing w:after="0" w:line="248" w:lineRule="auto"/>
-        <w:ind w:right="998"/>
-        <w:rPr>
-          <w:rFonts w:ascii="Times New Roman" w:hAnsi="Times New Roman" w:cs="Times New Roman"/>
-        </w:rPr>
-      </w:pPr>
-      <w:r>
-        <w:rPr>
-          <w:rFonts w:ascii="Times New Roman" w:hAnsi="Times New Roman" w:cs="Times New Roman"/>
-        </w:rPr>
-        <w:t xml:space="preserve">     Local: </w:t>
-      </w:r>
-      <w:r>
-        <w:rPr>
-          <w:rFonts w:ascii="Times New Roman" w:hAnsi="Times New Roman" w:cs="Times New Roman"/>
-        </w:rPr>
-        <w:t>192.168.10.1</w:t>
-      </w:r>
-      <w:r>
-        <w:rPr>
-          <w:noProof/>
-          <w14:ligatures w14:val="none"/>
-        </w:rPr>
-        <w:drawing>
-          <wp:inline distT="0" distB="0" distL="0" distR="0" wp14:anchorId="2B38C5B5" wp14:editId="5C6BA6CA">
-            <wp:extent cx="5943600" cy="854710"/>
-            <wp:effectExtent l="0" t="0" r="0" b="2540"/>
-            <wp:docPr id="1972426455" name="Picture 1" descr="A black background with white dots&#10;&#10;AI-generated content may be incorrect."/>
-            <wp:cNvGraphicFramePr>
-              <a:graphicFrameLocks xmlns:a="http://schemas.openxmlformats.org/drawingml/2006/main" noChangeAspect="1"/>
-            </wp:cNvGraphicFramePr>
-            <a:graphic xmlns:a="http://schemas.openxmlformats.org/drawingml/2006/main">
-              <a:graphicData uri="http://schemas.openxmlformats.org/drawingml/2006/picture">
-                <pic:pic xmlns:pic="http://schemas.openxmlformats.org/drawingml/2006/picture">
-                  <pic:nvPicPr>
-                    <pic:cNvPr id="1972426455" name="Picture 1" descr="A black background with white dots&#10;&#10;AI-generated content may be incorrect."/>
-                    <pic:cNvPicPr/>
-                  </pic:nvPicPr>
-                  <pic:blipFill>
-                    <a:blip r:embed="rId33"/>
-                    <a:stretch>
-                      <a:fillRect/>
-                    </a:stretch>
-                  </pic:blipFill>
-                  <pic:spPr>
-                    <a:xfrm>
-                      <a:off x="0" y="0"/>
-                      <a:ext cx="5943600" cy="854710"/>
-                    </a:xfrm>
-                    <a:prstGeom prst="rect">
-                      <a:avLst/>
-                    </a:prstGeom>
-                  </pic:spPr>
-                </pic:pic>
-              </a:graphicData>
-            </a:graphic>
-          </wp:inline>
-        </w:drawing>
-      </w:r>
-    </w:p>
-    <w:p>
-      <w:pPr>
-        <w:spacing w:after="0" w:line="248" w:lineRule="auto"/>
-        <w:ind w:right="998"/>
-        <w:rPr>
-          <w:rFonts w:ascii="Times New Roman" w:hAnsi="Times New Roman" w:cs="Times New Roman"/>
-        </w:rPr>
-      </w:pPr>
-      <w:r>
-        <w:rPr>
-          <w:rFonts w:ascii="Times New Roman" w:hAnsi="Times New Roman" w:cs="Times New Roman"/>
-          <w:noProof/>
-        </w:rPr>
-        <w:drawing>
-          <wp:inline distT="0" distB="0" distL="0" distR="0" wp14:anchorId="60768BE2" wp14:editId="1582D02E">
-            <wp:extent cx="5943600" cy="1799590"/>
-            <wp:effectExtent l="0" t="0" r="0" b="0"/>
-            <wp:docPr id="347176167" name="Picture 1"/>
-            <wp:cNvGraphicFramePr>
-              <a:graphicFrameLocks xmlns:a="http://schemas.openxmlformats.org/drawingml/2006/main" noChangeAspect="1"/>
-            </wp:cNvGraphicFramePr>
-            <a:graphic xmlns:a="http://schemas.openxmlformats.org/drawingml/2006/main">
-              <a:graphicData uri="http://schemas.openxmlformats.org/drawingml/2006/picture">
-                <pic:pic xmlns:pic="http://schemas.openxmlformats.org/drawingml/2006/picture">
-                  <pic:nvPicPr>
-                    <pic:cNvPr id="347176167" name=""/>
-                    <pic:cNvPicPr/>
-                  </pic:nvPicPr>
-                  <pic:blipFill>
-                    <a:blip r:embed="rId34"/>
-                    <a:stretch>
-                      <a:fillRect/>
-                    </a:stretch>
-                  </pic:blipFill>
-                  <pic:spPr>
-                    <a:xfrm>
-                      <a:off x="0" y="0"/>
-                      <a:ext cx="5943600" cy="1799590"/>
-                    </a:xfrm>
-                    <a:prstGeom prst="rect">
-                      <a:avLst/>
-                    </a:prstGeom>
-                  </pic:spPr>
-                </pic:pic>
-              </a:graphicData>
-            </a:graphic>
-          </wp:inline>
-        </w:drawing>
+        <w:ind w:left="364" w:right="998" w:hanging="10"/>
+      </w:pPr>
+      <w:r>
+        <w:rPr>
+          <w:rFonts w:ascii="Times New Roman" w:eastAsia="Times New Roman" w:hAnsi="Times New Roman" w:cs="Times New Roman"/>
+          <w:sz w:val="24"/>
+        </w:rPr>
+        <w:t>Answer the following questions</w:t>
+      </w:r>
+      <w:r>
+        <w:rPr>
+          <w:rFonts w:ascii="Times New Roman" w:eastAsia="Times New Roman" w:hAnsi="Times New Roman" w:cs="Times New Roman"/>
+          <w:sz w:val="24"/>
+          <w:vertAlign w:val="superscript"/>
+        </w:rPr>
+        <w:footnoteReference w:id="6"/>
+      </w:r>
+      <w:r>
+        <w:rPr>
+          <w:rFonts w:ascii="Times New Roman" w:eastAsia="Times New Roman" w:hAnsi="Times New Roman" w:cs="Times New Roman"/>
+          <w:sz w:val="24"/>
+        </w:rPr>
+        <w:t xml:space="preserve">: </w:t>
+      </w:r>
+    </w:p>
+    <w:p>
+      <w:pPr>
+        <w:spacing w:after="0"/>
+        <w:ind w:left="369"/>
+      </w:pPr>
+      <w:r>
+        <w:rPr>
+          <w:rFonts w:ascii="Times New Roman" w:eastAsia="Times New Roman" w:hAnsi="Times New Roman" w:cs="Times New Roman"/>
+          <w:sz w:val="24"/>
+        </w:rPr>
+        <w:t xml:space="preserve"> </w:t>
       </w:r>
     </w:p>
     <w:p>
@@ -6207,124 +5711,23 @@
         </w:numPr>
         <w:spacing w:after="0" w:line="248" w:lineRule="auto"/>
         <w:ind w:right="998" w:hanging="360"/>
-        <w:rPr>
-          <w:rFonts w:ascii="Times New Roman" w:hAnsi="Times New Roman" w:cs="Times New Roman"/>
-        </w:rPr>
-      </w:pPr>
-      <w:r>
-        <w:rPr>
-          <w:rFonts w:ascii="Times New Roman" w:eastAsia="Times New Roman" w:hAnsi="Times New Roman" w:cs="Times New Roman"/>
-          <w:sz w:val="24"/>
-        </w:rPr>
-        <w:t>Examine the DNS query message. What “Type” of DNS query is it? Does the query message contain any “answers”?</w:t>
+      </w:pPr>
+      <w:r>
+        <w:rPr>
+          <w:rFonts w:ascii="Times New Roman" w:eastAsia="Times New Roman" w:hAnsi="Times New Roman" w:cs="Times New Roman"/>
+          <w:sz w:val="24"/>
+        </w:rPr>
+        <w:t xml:space="preserve">To what IP address is the DNS query message sent? Is this the IP address of your default local DNS server? If not, what does the IP address correspond to? </w:t>
       </w:r>
     </w:p>
     <w:p>
       <w:pPr>
         <w:spacing w:after="0" w:line="248" w:lineRule="auto"/>
-        <w:ind w:right="998"/>
-        <w:rPr>
-          <w:rFonts w:ascii="Times New Roman" w:eastAsia="Times New Roman" w:hAnsi="Times New Roman" w:cs="Times New Roman"/>
-          <w:sz w:val="24"/>
-        </w:rPr>
-      </w:pPr>
-      <w:r>
-        <w:rPr>
-          <w:rFonts w:ascii="Times New Roman" w:eastAsia="Times New Roman" w:hAnsi="Times New Roman" w:cs="Times New Roman"/>
-          <w:sz w:val="24"/>
-        </w:rPr>
-        <w:t xml:space="preserve"> </w:t>
-      </w:r>
-      <w:r>
-        <w:rPr>
-          <w:rFonts w:ascii="Times New Roman" w:eastAsia="Times New Roman" w:hAnsi="Times New Roman" w:cs="Times New Roman"/>
-          <w:sz w:val="24"/>
-        </w:rPr>
-        <w:t xml:space="preserve">A) Type: </w:t>
-      </w:r>
-      <w:r>
-        <w:rPr>
-          <w:rFonts w:ascii="Times New Roman" w:eastAsia="Times New Roman" w:hAnsi="Times New Roman" w:cs="Times New Roman"/>
-          <w:sz w:val="24"/>
-        </w:rPr>
-        <w:t>A</w:t>
-      </w:r>
-    </w:p>
-    <w:p>
-      <w:pPr>
-        <w:spacing w:after="0" w:line="248" w:lineRule="auto"/>
-        <w:ind w:right="998"/>
-        <w:rPr>
-          <w:rFonts w:ascii="Times New Roman" w:eastAsia="Times New Roman" w:hAnsi="Times New Roman" w:cs="Times New Roman"/>
-          <w:sz w:val="24"/>
-        </w:rPr>
-      </w:pPr>
-      <w:r>
-        <w:rPr>
-          <w:rFonts w:ascii="Times New Roman" w:eastAsia="Times New Roman" w:hAnsi="Times New Roman" w:cs="Times New Roman"/>
-          <w:sz w:val="24"/>
-        </w:rPr>
-        <w:t xml:space="preserve">      Count: </w:t>
-      </w:r>
-      <w:r>
-        <w:rPr>
-          <w:rFonts w:ascii="Times New Roman" w:eastAsia="Times New Roman" w:hAnsi="Times New Roman" w:cs="Times New Roman"/>
-          <w:sz w:val="24"/>
-        </w:rPr>
-        <w:t>0</w:t>
-      </w:r>
-    </w:p>
-    <w:p>
-      <w:pPr>
-        <w:spacing w:after="0" w:line="248" w:lineRule="auto"/>
-        <w:ind w:right="998"/>
-        <w:rPr>
-          <w:rFonts w:ascii="Times New Roman" w:eastAsia="Times New Roman" w:hAnsi="Times New Roman" w:cs="Times New Roman"/>
-          <w:sz w:val="24"/>
-        </w:rPr>
-      </w:pPr>
-      <w:r>
-        <w:rPr>
-          <w:rFonts w:ascii="Times New Roman" w:eastAsia="Times New Roman" w:hAnsi="Times New Roman" w:cs="Times New Roman"/>
-          <w:noProof/>
-          <w:sz w:val="24"/>
-        </w:rPr>
-        <w:drawing>
-          <wp:inline distT="0" distB="0" distL="0" distR="0" wp14:anchorId="67D20199" wp14:editId="43A52926">
-            <wp:extent cx="5943529" cy="1321806"/>
-            <wp:effectExtent l="0" t="0" r="635" b="0"/>
-            <wp:docPr id="1980934359" name="Picture 1"/>
-            <wp:cNvGraphicFramePr>
-              <a:graphicFrameLocks xmlns:a="http://schemas.openxmlformats.org/drawingml/2006/main" noChangeAspect="1"/>
-            </wp:cNvGraphicFramePr>
-            <a:graphic xmlns:a="http://schemas.openxmlformats.org/drawingml/2006/main">
-              <a:graphicData uri="http://schemas.openxmlformats.org/drawingml/2006/picture">
-                <pic:pic xmlns:pic="http://schemas.openxmlformats.org/drawingml/2006/picture">
-                  <pic:nvPicPr>
-                    <pic:cNvPr id="1980934359" name=""/>
-                    <pic:cNvPicPr/>
-                  </pic:nvPicPr>
-                  <pic:blipFill>
-                    <a:blip r:embed="rId35"/>
-                    <a:stretch>
-                      <a:fillRect/>
-                    </a:stretch>
-                  </pic:blipFill>
-                  <pic:spPr>
-                    <a:xfrm>
-                      <a:off x="0" y="0"/>
-                      <a:ext cx="5980056" cy="1329929"/>
-                    </a:xfrm>
-                    <a:prstGeom prst="rect">
-                      <a:avLst/>
-                    </a:prstGeom>
-                  </pic:spPr>
-                </pic:pic>
-              </a:graphicData>
-            </a:graphic>
-          </wp:inline>
-        </w:drawing>
-      </w:r>
+        <w:ind w:left="729" w:right="998"/>
+        <w:rPr>
+          <w:lang w:val="en-GB"/>
+        </w:rPr>
+      </w:pPr>
     </w:p>
     <w:p>
       <w:pPr>
@@ -6334,16 +5737,13 @@
         </w:numPr>
         <w:spacing w:after="0" w:line="248" w:lineRule="auto"/>
         <w:ind w:right="998" w:hanging="360"/>
-        <w:rPr>
-          <w:rFonts w:ascii="Times New Roman" w:hAnsi="Times New Roman" w:cs="Times New Roman"/>
-        </w:rPr>
-      </w:pPr>
-      <w:r>
-        <w:rPr>
-          <w:rFonts w:ascii="Times New Roman" w:eastAsia="Times New Roman" w:hAnsi="Times New Roman" w:cs="Times New Roman"/>
-          <w:sz w:val="24"/>
-        </w:rPr>
-        <w:t xml:space="preserve">Examine the DNS response message. How many “answers” are provided? What do each of these answers contain? </w:t>
+      </w:pPr>
+      <w:r>
+        <w:rPr>
+          <w:rFonts w:ascii="Times New Roman" w:eastAsia="Times New Roman" w:hAnsi="Times New Roman" w:cs="Times New Roman"/>
+          <w:sz w:val="24"/>
+        </w:rPr>
+        <w:t xml:space="preserve">Examine the DNS query message. What “Type” of DNS query is it? Does the query message contain any “answers”? </w:t>
       </w:r>
     </w:p>
     <w:p>
@@ -6351,71 +5751,9 @@
         <w:spacing w:after="0" w:line="248" w:lineRule="auto"/>
         <w:ind w:right="998"/>
         <w:rPr>
-          <w:rFonts w:ascii="Times New Roman" w:hAnsi="Times New Roman" w:cs="Times New Roman"/>
-        </w:rPr>
-      </w:pPr>
-      <w:r>
-        <w:rPr>
-          <w:rFonts w:ascii="Times New Roman" w:hAnsi="Times New Roman" w:cs="Times New Roman"/>
-        </w:rPr>
-        <w:t xml:space="preserve">A) </w:t>
-      </w:r>
-      <w:r>
-        <w:rPr>
-          <w:rFonts w:ascii="Times New Roman" w:hAnsi="Times New Roman" w:cs="Times New Roman"/>
-        </w:rPr>
-        <w:t>3</w:t>
-      </w:r>
-    </w:p>
-    <w:p>
-      <w:pPr>
-        <w:spacing w:after="0" w:line="248" w:lineRule="auto"/>
-        <w:ind w:right="998"/>
-        <w:rPr>
-          <w:rFonts w:ascii="Times New Roman" w:hAnsi="Times New Roman" w:cs="Times New Roman"/>
-        </w:rPr>
-      </w:pPr>
-      <w:r>
-        <w:rPr>
-          <w:rFonts w:ascii="Times New Roman" w:hAnsi="Times New Roman" w:cs="Times New Roman"/>
-          <w:noProof/>
-        </w:rPr>
-        <w:drawing>
-          <wp:inline distT="0" distB="0" distL="0" distR="0" wp14:anchorId="20766EF5" wp14:editId="06141A28">
-            <wp:extent cx="5941667" cy="2222626"/>
-            <wp:effectExtent l="0" t="0" r="2540" b="6350"/>
-            <wp:docPr id="1743213152" name="Picture 1"/>
-            <wp:cNvGraphicFramePr>
-              <a:graphicFrameLocks xmlns:a="http://schemas.openxmlformats.org/drawingml/2006/main" noChangeAspect="1"/>
-            </wp:cNvGraphicFramePr>
-            <a:graphic xmlns:a="http://schemas.openxmlformats.org/drawingml/2006/main">
-              <a:graphicData uri="http://schemas.openxmlformats.org/drawingml/2006/picture">
-                <pic:pic xmlns:pic="http://schemas.openxmlformats.org/drawingml/2006/picture">
-                  <pic:nvPicPr>
-                    <pic:cNvPr id="1743213152" name=""/>
-                    <pic:cNvPicPr/>
-                  </pic:nvPicPr>
-                  <pic:blipFill>
-                    <a:blip r:embed="rId36"/>
-                    <a:stretch>
-                      <a:fillRect/>
-                    </a:stretch>
-                  </pic:blipFill>
-                  <pic:spPr>
-                    <a:xfrm>
-                      <a:off x="0" y="0"/>
-                      <a:ext cx="6020683" cy="2252184"/>
-                    </a:xfrm>
-                    <a:prstGeom prst="rect">
-                      <a:avLst/>
-                    </a:prstGeom>
-                  </pic:spPr>
-                </pic:pic>
-              </a:graphicData>
-            </a:graphic>
-          </wp:inline>
-        </w:drawing>
-      </w:r>
+          <w:lang w:val="en-GB"/>
+        </w:rPr>
+      </w:pPr>
     </w:p>
     <w:p>
       <w:pPr>
@@ -6425,140 +5763,23 @@
         </w:numPr>
         <w:spacing w:after="0" w:line="248" w:lineRule="auto"/>
         <w:ind w:right="998" w:hanging="360"/>
-        <w:rPr>
-          <w:rFonts w:ascii="Times New Roman" w:hAnsi="Times New Roman" w:cs="Times New Roman"/>
-        </w:rPr>
-      </w:pPr>
-      <w:r>
-        <w:rPr>
-          <w:rFonts w:ascii="Times New Roman" w:eastAsia="Times New Roman" w:hAnsi="Times New Roman" w:cs="Times New Roman"/>
-          <w:sz w:val="24"/>
-        </w:rPr>
-        <w:lastRenderedPageBreak/>
-        <w:t xml:space="preserve">Provide a screenshot. </w:t>
-      </w:r>
-    </w:p>
-    <w:p>
-      <w:pPr>
-        <w:spacing w:after="0"/>
-        <w:rPr>
-          <w:rFonts w:ascii="Times New Roman" w:hAnsi="Times New Roman" w:cs="Times New Roman"/>
-        </w:rPr>
-      </w:pPr>
-      <w:r>
-        <w:rPr>
-          <w:rFonts w:ascii="Times New Roman" w:eastAsia="Times New Roman" w:hAnsi="Times New Roman" w:cs="Times New Roman"/>
-          <w:noProof/>
-          <w:sz w:val="24"/>
-        </w:rPr>
-        <w:drawing>
-          <wp:inline distT="0" distB="0" distL="0" distR="0" wp14:anchorId="7FB56BD8" wp14:editId="50344367">
-            <wp:extent cx="5943600" cy="2465070"/>
-            <wp:effectExtent l="0" t="0" r="0" b="0"/>
-            <wp:docPr id="1943624517" name="Picture 1"/>
-            <wp:cNvGraphicFramePr>
-              <a:graphicFrameLocks xmlns:a="http://schemas.openxmlformats.org/drawingml/2006/main" noChangeAspect="1"/>
-            </wp:cNvGraphicFramePr>
-            <a:graphic xmlns:a="http://schemas.openxmlformats.org/drawingml/2006/main">
-              <a:graphicData uri="http://schemas.openxmlformats.org/drawingml/2006/picture">
-                <pic:pic xmlns:pic="http://schemas.openxmlformats.org/drawingml/2006/picture">
-                  <pic:nvPicPr>
-                    <pic:cNvPr id="1943624517" name=""/>
-                    <pic:cNvPicPr/>
-                  </pic:nvPicPr>
-                  <pic:blipFill>
-                    <a:blip r:embed="rId37"/>
-                    <a:stretch>
-                      <a:fillRect/>
-                    </a:stretch>
-                  </pic:blipFill>
-                  <pic:spPr>
-                    <a:xfrm>
-                      <a:off x="0" y="0"/>
-                      <a:ext cx="5943600" cy="2465070"/>
-                    </a:xfrm>
-                    <a:prstGeom prst="rect">
-                      <a:avLst/>
-                    </a:prstGeom>
-                  </pic:spPr>
-                </pic:pic>
-              </a:graphicData>
-            </a:graphic>
-          </wp:inline>
-        </w:drawing>
+      </w:pPr>
+      <w:r>
+        <w:rPr>
+          <w:rFonts w:ascii="Times New Roman" w:eastAsia="Times New Roman" w:hAnsi="Times New Roman" w:cs="Times New Roman"/>
+          <w:sz w:val="24"/>
+        </w:rPr>
+        <w:t xml:space="preserve">Examine the DNS response message. How many “answers” are provided? What does each of these answers contain? </w:t>
       </w:r>
     </w:p>
     <w:p>
       <w:pPr>
         <w:spacing w:after="0" w:line="248" w:lineRule="auto"/>
-        <w:ind w:left="364" w:right="998" w:hanging="10"/>
-        <w:rPr>
-          <w:rFonts w:ascii="Times New Roman" w:hAnsi="Times New Roman" w:cs="Times New Roman"/>
-        </w:rPr>
-      </w:pPr>
-      <w:r>
-        <w:rPr>
-          <w:rFonts w:ascii="Times New Roman" w:eastAsia="Times New Roman" w:hAnsi="Times New Roman" w:cs="Times New Roman"/>
-          <w:sz w:val="24"/>
-        </w:rPr>
-        <w:t xml:space="preserve">Now repeat the previous experiment, but instead issue the command: </w:t>
-      </w:r>
-    </w:p>
-    <w:p>
-      <w:pPr>
-        <w:spacing w:after="0"/>
-        <w:ind w:left="364" w:hanging="10"/>
-        <w:rPr>
-          <w:rFonts w:ascii="Times New Roman" w:hAnsi="Times New Roman" w:cs="Times New Roman"/>
-        </w:rPr>
-      </w:pPr>
-      <w:proofErr w:type="spellStart"/>
-      <w:r>
-        <w:rPr>
-          <w:rFonts w:ascii="Times New Roman" w:eastAsia="Courier New" w:hAnsi="Times New Roman" w:cs="Times New Roman"/>
-          <w:sz w:val="24"/>
-        </w:rPr>
-        <w:t>nslookup</w:t>
-      </w:r>
-      <w:proofErr w:type="spellEnd"/>
-      <w:r>
-        <w:rPr>
-          <w:rFonts w:ascii="Times New Roman" w:eastAsia="Courier New" w:hAnsi="Times New Roman" w:cs="Times New Roman"/>
-          <w:sz w:val="24"/>
-        </w:rPr>
-        <w:t xml:space="preserve"> –type=NS mit.edu </w:t>
-      </w:r>
-    </w:p>
-    <w:p>
-      <w:pPr>
-        <w:spacing w:after="0" w:line="248" w:lineRule="auto"/>
-        <w:ind w:left="364" w:right="998" w:hanging="10"/>
-        <w:rPr>
-          <w:rFonts w:ascii="Times New Roman" w:hAnsi="Times New Roman" w:cs="Times New Roman"/>
-        </w:rPr>
-      </w:pPr>
-      <w:r>
-        <w:rPr>
-          <w:rFonts w:ascii="Times New Roman" w:eastAsia="Times New Roman" w:hAnsi="Times New Roman" w:cs="Times New Roman"/>
-          <w:sz w:val="24"/>
-        </w:rPr>
-        <w:t>Answer the following questions</w:t>
-      </w:r>
-      <w:r>
-        <w:rPr>
-          <w:rFonts w:ascii="Times New Roman" w:eastAsia="Times New Roman" w:hAnsi="Times New Roman" w:cs="Times New Roman"/>
-          <w:sz w:val="24"/>
-          <w:vertAlign w:val="superscript"/>
-        </w:rPr>
-        <w:footnoteReference w:id="5"/>
-      </w:r>
-      <w:r>
-        <w:rPr>
-          <w:rFonts w:ascii="Times New Roman" w:eastAsia="Times New Roman" w:hAnsi="Times New Roman" w:cs="Times New Roman"/>
-          <w:sz w:val="24"/>
-        </w:rPr>
-        <w:t xml:space="preserve"> : </w:t>
-      </w:r>
+        <w:ind w:right="998"/>
+        <w:rPr>
+          <w:lang w:val="en-GB"/>
+        </w:rPr>
+      </w:pPr>
     </w:p>
     <w:p>
       <w:pPr>
@@ -6566,454 +5787,15 @@
           <w:ilvl w:val="0"/>
           <w:numId w:val="3"/>
         </w:numPr>
-        <w:spacing w:after="0" w:line="248" w:lineRule="auto"/>
+        <w:spacing w:after="1276" w:line="248" w:lineRule="auto"/>
         <w:ind w:right="998" w:hanging="360"/>
-        <w:rPr>
-          <w:rFonts w:ascii="Times New Roman" w:hAnsi="Times New Roman" w:cs="Times New Roman"/>
-        </w:rPr>
-      </w:pPr>
-      <w:r>
-        <w:rPr>
-          <w:rFonts w:ascii="Times New Roman" w:eastAsia="Times New Roman" w:hAnsi="Times New Roman" w:cs="Times New Roman"/>
-          <w:sz w:val="24"/>
-        </w:rPr>
-        <w:t xml:space="preserve">To what IP address is the DNS query message sent? Is this the IP address of your default local DNS server? </w:t>
-      </w:r>
-    </w:p>
-    <w:p>
-      <w:pPr>
-        <w:spacing w:after="0" w:line="248" w:lineRule="auto"/>
-        <w:ind w:right="998"/>
-        <w:rPr>
-          <w:rFonts w:ascii="Times New Roman" w:hAnsi="Times New Roman" w:cs="Times New Roman"/>
-        </w:rPr>
-      </w:pPr>
-      <w:r>
-        <w:rPr>
-          <w:rFonts w:ascii="Times New Roman" w:hAnsi="Times New Roman" w:cs="Times New Roman"/>
-        </w:rPr>
-        <w:t>A) Destination: 192.168.10.1</w:t>
-      </w:r>
-    </w:p>
-    <w:p>
-      <w:pPr>
-        <w:spacing w:after="0" w:line="248" w:lineRule="auto"/>
-        <w:ind w:right="998"/>
-        <w:rPr>
-          <w:rFonts w:ascii="Times New Roman" w:hAnsi="Times New Roman" w:cs="Times New Roman"/>
-        </w:rPr>
-      </w:pPr>
-      <w:r>
-        <w:rPr>
-          <w:rFonts w:ascii="Times New Roman" w:hAnsi="Times New Roman" w:cs="Times New Roman"/>
-        </w:rPr>
-        <w:t xml:space="preserve">     </w:t>
-      </w:r>
-      <w:r>
-        <w:rPr>
-          <w:rFonts w:ascii="Times New Roman" w:hAnsi="Times New Roman" w:cs="Times New Roman"/>
-        </w:rPr>
-        <w:t xml:space="preserve"> Local: 192.168.10.1</w:t>
-      </w:r>
-    </w:p>
-    <w:p>
-      <w:pPr>
-        <w:spacing w:after="0" w:line="248" w:lineRule="auto"/>
-        <w:ind w:right="998"/>
-        <w:rPr>
-          <w:rFonts w:ascii="Times New Roman" w:hAnsi="Times New Roman" w:cs="Times New Roman"/>
-        </w:rPr>
-      </w:pPr>
-      <w:r>
-        <w:rPr>
-          <w:noProof/>
-          <w14:ligatures w14:val="none"/>
-        </w:rPr>
-        <w:drawing>
-          <wp:inline distT="0" distB="0" distL="0" distR="0" wp14:anchorId="483A9B56" wp14:editId="087EA4AF">
-            <wp:extent cx="5943600" cy="854710"/>
-            <wp:effectExtent l="0" t="0" r="0" b="2540"/>
-            <wp:docPr id="1120068488" name="Picture 1" descr="A black background with white dots&#10;&#10;AI-generated content may be incorrect."/>
-            <wp:cNvGraphicFramePr>
-              <a:graphicFrameLocks xmlns:a="http://schemas.openxmlformats.org/drawingml/2006/main" noChangeAspect="1"/>
-            </wp:cNvGraphicFramePr>
-            <a:graphic xmlns:a="http://schemas.openxmlformats.org/drawingml/2006/main">
-              <a:graphicData uri="http://schemas.openxmlformats.org/drawingml/2006/picture">
-                <pic:pic xmlns:pic="http://schemas.openxmlformats.org/drawingml/2006/picture">
-                  <pic:nvPicPr>
-                    <pic:cNvPr id="1972426455" name="Picture 1" descr="A black background with white dots&#10;&#10;AI-generated content may be incorrect."/>
-                    <pic:cNvPicPr/>
-                  </pic:nvPicPr>
-                  <pic:blipFill>
-                    <a:blip r:embed="rId33"/>
-                    <a:stretch>
-                      <a:fillRect/>
-                    </a:stretch>
-                  </pic:blipFill>
-                  <pic:spPr>
-                    <a:xfrm>
-                      <a:off x="0" y="0"/>
-                      <a:ext cx="5943600" cy="854710"/>
-                    </a:xfrm>
-                    <a:prstGeom prst="rect">
-                      <a:avLst/>
-                    </a:prstGeom>
-                  </pic:spPr>
-                </pic:pic>
-              </a:graphicData>
-            </a:graphic>
-          </wp:inline>
-        </w:drawing>
-      </w:r>
-    </w:p>
-    <w:p>
-      <w:pPr>
-        <w:spacing w:after="0" w:line="248" w:lineRule="auto"/>
-        <w:ind w:right="998"/>
-        <w:rPr>
-          <w:rFonts w:ascii="Times New Roman" w:hAnsi="Times New Roman" w:cs="Times New Roman"/>
-        </w:rPr>
-      </w:pPr>
-      <w:r>
-        <w:rPr>
-          <w:rFonts w:ascii="Times New Roman" w:hAnsi="Times New Roman" w:cs="Times New Roman"/>
-          <w:noProof/>
-        </w:rPr>
-        <w:drawing>
-          <wp:inline distT="0" distB="0" distL="0" distR="0" wp14:anchorId="33D99B6A" wp14:editId="4AB2C70F">
-            <wp:extent cx="5943600" cy="1788160"/>
-            <wp:effectExtent l="0" t="0" r="0" b="2540"/>
-            <wp:docPr id="1373426328" name="Picture 1"/>
-            <wp:cNvGraphicFramePr>
-              <a:graphicFrameLocks xmlns:a="http://schemas.openxmlformats.org/drawingml/2006/main" noChangeAspect="1"/>
-            </wp:cNvGraphicFramePr>
-            <a:graphic xmlns:a="http://schemas.openxmlformats.org/drawingml/2006/main">
-              <a:graphicData uri="http://schemas.openxmlformats.org/drawingml/2006/picture">
-                <pic:pic xmlns:pic="http://schemas.openxmlformats.org/drawingml/2006/picture">
-                  <pic:nvPicPr>
-                    <pic:cNvPr id="1373426328" name=""/>
-                    <pic:cNvPicPr/>
-                  </pic:nvPicPr>
-                  <pic:blipFill>
-                    <a:blip r:embed="rId38"/>
-                    <a:stretch>
-                      <a:fillRect/>
-                    </a:stretch>
-                  </pic:blipFill>
-                  <pic:spPr>
-                    <a:xfrm>
-                      <a:off x="0" y="0"/>
-                      <a:ext cx="5943600" cy="1788160"/>
-                    </a:xfrm>
-                    <a:prstGeom prst="rect">
-                      <a:avLst/>
-                    </a:prstGeom>
-                  </pic:spPr>
-                </pic:pic>
-              </a:graphicData>
-            </a:graphic>
-          </wp:inline>
-        </w:drawing>
-      </w:r>
-    </w:p>
-    <w:p>
-      <w:pPr>
-        <w:numPr>
-          <w:ilvl w:val="0"/>
-          <w:numId w:val="3"/>
-        </w:numPr>
-        <w:spacing w:after="0" w:line="248" w:lineRule="auto"/>
-        <w:ind w:right="998" w:hanging="360"/>
-        <w:rPr>
-          <w:rFonts w:ascii="Times New Roman" w:hAnsi="Times New Roman" w:cs="Times New Roman"/>
-        </w:rPr>
-      </w:pPr>
-      <w:r>
-        <w:rPr>
-          <w:rFonts w:ascii="Times New Roman" w:eastAsia="Times New Roman" w:hAnsi="Times New Roman" w:cs="Times New Roman"/>
-          <w:sz w:val="24"/>
-        </w:rPr>
-        <w:t xml:space="preserve">Examine the DNS query message. What “Type” of DNS query is it? Does the query message contain any “answers”? </w:t>
-      </w:r>
-    </w:p>
-    <w:p>
-      <w:pPr>
-        <w:spacing w:after="0" w:line="248" w:lineRule="auto"/>
-        <w:ind w:right="998"/>
-        <w:rPr>
-          <w:rFonts w:ascii="Times New Roman" w:eastAsia="Times New Roman" w:hAnsi="Times New Roman" w:cs="Times New Roman"/>
-          <w:sz w:val="24"/>
-        </w:rPr>
-      </w:pPr>
-      <w:r>
-        <w:rPr>
-          <w:rFonts w:ascii="Times New Roman" w:eastAsia="Times New Roman" w:hAnsi="Times New Roman" w:cs="Times New Roman"/>
-          <w:sz w:val="24"/>
-        </w:rPr>
-        <w:t xml:space="preserve">A) Type: </w:t>
-      </w:r>
-      <w:r>
-        <w:rPr>
-          <w:rFonts w:ascii="Times New Roman" w:eastAsia="Times New Roman" w:hAnsi="Times New Roman" w:cs="Times New Roman"/>
-          <w:sz w:val="24"/>
-        </w:rPr>
-        <w:t>NS</w:t>
-      </w:r>
-    </w:p>
-    <w:p>
-      <w:pPr>
-        <w:spacing w:after="0" w:line="248" w:lineRule="auto"/>
-        <w:ind w:right="998"/>
-        <w:rPr>
-          <w:rFonts w:ascii="Times New Roman" w:eastAsia="Times New Roman" w:hAnsi="Times New Roman" w:cs="Times New Roman"/>
-          <w:sz w:val="24"/>
-        </w:rPr>
-      </w:pPr>
-      <w:r>
-        <w:rPr>
-          <w:rFonts w:ascii="Times New Roman" w:eastAsia="Times New Roman" w:hAnsi="Times New Roman" w:cs="Times New Roman"/>
-          <w:sz w:val="24"/>
-        </w:rPr>
-        <w:t xml:space="preserve">      Count: 0</w:t>
-      </w:r>
-    </w:p>
-    <w:p>
-      <w:pPr>
-        <w:spacing w:after="0" w:line="248" w:lineRule="auto"/>
-        <w:ind w:right="998"/>
-        <w:rPr>
-          <w:rFonts w:ascii="Times New Roman" w:hAnsi="Times New Roman" w:cs="Times New Roman"/>
-        </w:rPr>
-      </w:pPr>
-      <w:r>
-        <w:rPr>
-          <w:rFonts w:ascii="Times New Roman" w:hAnsi="Times New Roman" w:cs="Times New Roman"/>
-          <w:noProof/>
+      </w:pPr>
+      <w:r>
+        <w:rPr>
+          <w:rFonts w:ascii="Times New Roman" w:eastAsia="Times New Roman" w:hAnsi="Times New Roman" w:cs="Times New Roman"/>
+          <w:sz w:val="24"/>
         </w:rPr>
         <w:lastRenderedPageBreak/>
-        <w:drawing>
-          <wp:inline distT="0" distB="0" distL="0" distR="0" wp14:anchorId="7B7EAC86" wp14:editId="7D1F2BB7">
-            <wp:extent cx="5943600" cy="1536065"/>
-            <wp:effectExtent l="0" t="0" r="0" b="6985"/>
-            <wp:docPr id="2103305392" name="Picture 1"/>
-            <wp:cNvGraphicFramePr>
-              <a:graphicFrameLocks xmlns:a="http://schemas.openxmlformats.org/drawingml/2006/main" noChangeAspect="1"/>
-            </wp:cNvGraphicFramePr>
-            <a:graphic xmlns:a="http://schemas.openxmlformats.org/drawingml/2006/main">
-              <a:graphicData uri="http://schemas.openxmlformats.org/drawingml/2006/picture">
-                <pic:pic xmlns:pic="http://schemas.openxmlformats.org/drawingml/2006/picture">
-                  <pic:nvPicPr>
-                    <pic:cNvPr id="2103305392" name=""/>
-                    <pic:cNvPicPr/>
-                  </pic:nvPicPr>
-                  <pic:blipFill>
-                    <a:blip r:embed="rId39"/>
-                    <a:stretch>
-                      <a:fillRect/>
-                    </a:stretch>
-                  </pic:blipFill>
-                  <pic:spPr>
-                    <a:xfrm>
-                      <a:off x="0" y="0"/>
-                      <a:ext cx="5943600" cy="1536065"/>
-                    </a:xfrm>
-                    <a:prstGeom prst="rect">
-                      <a:avLst/>
-                    </a:prstGeom>
-                  </pic:spPr>
-                </pic:pic>
-              </a:graphicData>
-            </a:graphic>
-          </wp:inline>
-        </w:drawing>
-      </w:r>
-    </w:p>
-    <w:p>
-      <w:pPr>
-        <w:numPr>
-          <w:ilvl w:val="0"/>
-          <w:numId w:val="3"/>
-        </w:numPr>
-        <w:spacing w:after="0" w:line="248" w:lineRule="auto"/>
-        <w:ind w:right="998" w:hanging="360"/>
-        <w:rPr>
-          <w:rFonts w:ascii="Times New Roman" w:hAnsi="Times New Roman" w:cs="Times New Roman"/>
-        </w:rPr>
-      </w:pPr>
-      <w:r>
-        <w:rPr>
-          <w:rFonts w:ascii="Times New Roman" w:eastAsia="Times New Roman" w:hAnsi="Times New Roman" w:cs="Times New Roman"/>
-          <w:sz w:val="24"/>
-        </w:rPr>
-        <w:t xml:space="preserve">Examine the DNS response message. What MIT nameservers </w:t>
-      </w:r>
-      <w:proofErr w:type="gramStart"/>
-      <w:r>
-        <w:rPr>
-          <w:rFonts w:ascii="Times New Roman" w:eastAsia="Times New Roman" w:hAnsi="Times New Roman" w:cs="Times New Roman"/>
-          <w:sz w:val="24"/>
-        </w:rPr>
-        <w:t>does</w:t>
-      </w:r>
-      <w:proofErr w:type="gramEnd"/>
-      <w:r>
-        <w:rPr>
-          <w:rFonts w:ascii="Times New Roman" w:eastAsia="Times New Roman" w:hAnsi="Times New Roman" w:cs="Times New Roman"/>
-          <w:sz w:val="24"/>
-        </w:rPr>
-        <w:t xml:space="preserve"> the response message provide? Does this response message also provide the IP addresses of the MIT </w:t>
-      </w:r>
-      <w:proofErr w:type="spellStart"/>
-      <w:r>
-        <w:rPr>
-          <w:rFonts w:ascii="Times New Roman" w:eastAsia="Times New Roman" w:hAnsi="Times New Roman" w:cs="Times New Roman"/>
-          <w:sz w:val="24"/>
-        </w:rPr>
-        <w:t>namesers</w:t>
-      </w:r>
-      <w:proofErr w:type="spellEnd"/>
-      <w:r>
-        <w:rPr>
-          <w:rFonts w:ascii="Times New Roman" w:eastAsia="Times New Roman" w:hAnsi="Times New Roman" w:cs="Times New Roman"/>
-          <w:sz w:val="24"/>
-        </w:rPr>
-        <w:t xml:space="preserve">? </w:t>
-      </w:r>
-    </w:p>
-    <w:p>
-      <w:pPr>
-        <w:spacing w:after="0" w:line="248" w:lineRule="auto"/>
-        <w:ind w:right="998"/>
-        <w:rPr>
-          <w:rFonts w:ascii="Times New Roman" w:hAnsi="Times New Roman" w:cs="Times New Roman"/>
-        </w:rPr>
-      </w:pPr>
-      <w:r>
-        <w:rPr>
-          <w:rFonts w:ascii="Times New Roman" w:hAnsi="Times New Roman" w:cs="Times New Roman"/>
-        </w:rPr>
-        <w:t xml:space="preserve">A) No, the response </w:t>
-      </w:r>
-      <w:proofErr w:type="spellStart"/>
-      <w:r>
-        <w:rPr>
-          <w:rFonts w:ascii="Times New Roman" w:hAnsi="Times New Roman" w:cs="Times New Roman"/>
-        </w:rPr>
-        <w:t>quri</w:t>
-      </w:r>
-      <w:r>
-        <w:rPr>
-          <w:rFonts w:ascii="Times New Roman" w:hAnsi="Times New Roman" w:cs="Times New Roman"/>
-        </w:rPr>
-        <w:t>ety</w:t>
-      </w:r>
-      <w:proofErr w:type="spellEnd"/>
-      <w:r>
-        <w:rPr>
-          <w:rFonts w:ascii="Times New Roman" w:hAnsi="Times New Roman" w:cs="Times New Roman"/>
-        </w:rPr>
-        <w:t xml:space="preserve"> did not provide the </w:t>
-      </w:r>
-      <w:proofErr w:type="spellStart"/>
-      <w:proofErr w:type="gramStart"/>
-      <w:r>
-        <w:rPr>
-          <w:rFonts w:ascii="Times New Roman" w:hAnsi="Times New Roman" w:cs="Times New Roman"/>
-        </w:rPr>
-        <w:t>ip</w:t>
-      </w:r>
-      <w:proofErr w:type="spellEnd"/>
-      <w:proofErr w:type="gramEnd"/>
-      <w:r>
-        <w:rPr>
-          <w:rFonts w:ascii="Times New Roman" w:hAnsi="Times New Roman" w:cs="Times New Roman"/>
-        </w:rPr>
-        <w:t xml:space="preserve"> address of the MIT </w:t>
-      </w:r>
-      <w:proofErr w:type="spellStart"/>
-      <w:proofErr w:type="gramStart"/>
-      <w:r>
-        <w:rPr>
-          <w:rFonts w:ascii="Times New Roman" w:hAnsi="Times New Roman" w:cs="Times New Roman"/>
-        </w:rPr>
-        <w:t>nameusers</w:t>
-      </w:r>
-      <w:proofErr w:type="spellEnd"/>
-      <w:proofErr w:type="gramEnd"/>
-      <w:r>
-        <w:rPr>
-          <w:rFonts w:ascii="Times New Roman" w:hAnsi="Times New Roman" w:cs="Times New Roman"/>
-        </w:rPr>
-        <w:t>.</w:t>
-      </w:r>
-    </w:p>
-    <w:p>
-      <w:pPr>
-        <w:spacing w:after="0" w:line="248" w:lineRule="auto"/>
-        <w:ind w:right="998"/>
-        <w:rPr>
-          <w:rFonts w:ascii="Times New Roman" w:hAnsi="Times New Roman" w:cs="Times New Roman"/>
-        </w:rPr>
-      </w:pPr>
-      <w:r>
-        <w:rPr>
-          <w:rFonts w:ascii="Times New Roman" w:hAnsi="Times New Roman" w:cs="Times New Roman"/>
-          <w:noProof/>
-        </w:rPr>
-        <w:drawing>
-          <wp:inline distT="0" distB="0" distL="0" distR="0" wp14:anchorId="2D22A588" wp14:editId="0AD7FD8E">
-            <wp:extent cx="5943600" cy="2064190"/>
-            <wp:effectExtent l="0" t="0" r="0" b="0"/>
-            <wp:docPr id="987823644" name="Picture 1"/>
-            <wp:cNvGraphicFramePr>
-              <a:graphicFrameLocks xmlns:a="http://schemas.openxmlformats.org/drawingml/2006/main" noChangeAspect="1"/>
-            </wp:cNvGraphicFramePr>
-            <a:graphic xmlns:a="http://schemas.openxmlformats.org/drawingml/2006/main">
-              <a:graphicData uri="http://schemas.openxmlformats.org/drawingml/2006/picture">
-                <pic:pic xmlns:pic="http://schemas.openxmlformats.org/drawingml/2006/picture">
-                  <pic:nvPicPr>
-                    <pic:cNvPr id="987823644" name=""/>
-                    <pic:cNvPicPr/>
-                  </pic:nvPicPr>
-                  <pic:blipFill>
-                    <a:blip r:embed="rId40"/>
-                    <a:stretch>
-                      <a:fillRect/>
-                    </a:stretch>
-                  </pic:blipFill>
-                  <pic:spPr>
-                    <a:xfrm>
-                      <a:off x="0" y="0"/>
-                      <a:ext cx="5955434" cy="2068300"/>
-                    </a:xfrm>
-                    <a:prstGeom prst="rect">
-                      <a:avLst/>
-                    </a:prstGeom>
-                  </pic:spPr>
-                </pic:pic>
-              </a:graphicData>
-            </a:graphic>
-          </wp:inline>
-        </w:drawing>
-      </w:r>
-    </w:p>
-    <w:p>
-      <w:pPr>
-        <w:numPr>
-          <w:ilvl w:val="0"/>
-          <w:numId w:val="3"/>
-        </w:numPr>
-        <w:spacing w:after="0" w:line="248" w:lineRule="auto"/>
-        <w:ind w:right="998" w:hanging="360"/>
-        <w:rPr>
-          <w:rFonts w:ascii="Times New Roman" w:hAnsi="Times New Roman" w:cs="Times New Roman"/>
-        </w:rPr>
-      </w:pPr>
-      <w:r>
-        <w:rPr>
-          <w:rFonts w:ascii="Times New Roman" w:eastAsia="Times New Roman" w:hAnsi="Times New Roman" w:cs="Times New Roman"/>
-          <w:sz w:val="24"/>
-        </w:rPr>
         <w:t xml:space="preserve">Provide a screenshot. </w:t>
       </w:r>
     </w:p>
@@ -7021,624 +5803,155 @@
       <w:pPr>
         <w:spacing w:after="0"/>
         <w:ind w:left="369"/>
-        <w:rPr>
-          <w:rFonts w:ascii="Times New Roman" w:hAnsi="Times New Roman" w:cs="Times New Roman"/>
-        </w:rPr>
-      </w:pPr>
-      <w:r>
-        <w:rPr>
-          <w:rFonts w:ascii="Times New Roman" w:eastAsia="Times New Roman" w:hAnsi="Times New Roman" w:cs="Times New Roman"/>
+      </w:pPr>
+      <w:r>
+        <w:rPr>
           <w:noProof/>
-          <w:sz w:val="24"/>
-        </w:rPr>
-        <w:drawing>
-          <wp:inline distT="0" distB="0" distL="0" distR="0" wp14:anchorId="6E03053A" wp14:editId="70E7D140">
-            <wp:extent cx="5940408" cy="1195057"/>
-            <wp:effectExtent l="0" t="0" r="3810" b="5715"/>
-            <wp:docPr id="268702853" name="Picture 1" descr="A screenshot of a computer&#10;&#10;AI-generated content may be incorrect."/>
-            <wp:cNvGraphicFramePr>
-              <a:graphicFrameLocks xmlns:a="http://schemas.openxmlformats.org/drawingml/2006/main" noChangeAspect="1"/>
-            </wp:cNvGraphicFramePr>
-            <a:graphic xmlns:a="http://schemas.openxmlformats.org/drawingml/2006/main">
-              <a:graphicData uri="http://schemas.openxmlformats.org/drawingml/2006/picture">
-                <pic:pic xmlns:pic="http://schemas.openxmlformats.org/drawingml/2006/picture">
-                  <pic:nvPicPr>
-                    <pic:cNvPr id="268702853" name="Picture 1" descr="A screenshot of a computer&#10;&#10;AI-generated content may be incorrect."/>
-                    <pic:cNvPicPr/>
-                  </pic:nvPicPr>
-                  <pic:blipFill>
-                    <a:blip r:embed="rId41"/>
-                    <a:stretch>
-                      <a:fillRect/>
-                    </a:stretch>
-                  </pic:blipFill>
-                  <pic:spPr>
-                    <a:xfrm>
-                      <a:off x="0" y="0"/>
-                      <a:ext cx="6030894" cy="1213260"/>
-                    </a:xfrm>
-                    <a:prstGeom prst="rect">
-                      <a:avLst/>
-                    </a:prstGeom>
-                  </pic:spPr>
-                </pic:pic>
-              </a:graphicData>
-            </a:graphic>
-          </wp:inline>
-        </w:drawing>
-      </w:r>
-    </w:p>
-    <w:p>
-      <w:pPr>
-        <w:spacing w:after="0" w:line="248" w:lineRule="auto"/>
-        <w:ind w:left="364" w:right="998" w:hanging="10"/>
-        <w:rPr>
-          <w:rFonts w:ascii="Times New Roman" w:hAnsi="Times New Roman" w:cs="Times New Roman"/>
-        </w:rPr>
-      </w:pPr>
-      <w:r>
-        <w:rPr>
-          <w:rFonts w:ascii="Times New Roman" w:eastAsia="Times New Roman" w:hAnsi="Times New Roman" w:cs="Times New Roman"/>
-          <w:sz w:val="24"/>
-        </w:rPr>
-        <w:t xml:space="preserve">Now repeat the previous experiment, but instead issue the command: </w:t>
-      </w:r>
-    </w:p>
-    <w:p>
-      <w:pPr>
-        <w:spacing w:after="0"/>
-        <w:ind w:left="364" w:hanging="10"/>
-        <w:rPr>
-          <w:rFonts w:ascii="Times New Roman" w:hAnsi="Times New Roman" w:cs="Times New Roman"/>
-        </w:rPr>
-      </w:pPr>
-      <w:proofErr w:type="spellStart"/>
-      <w:r>
-        <w:rPr>
-          <w:rFonts w:ascii="Times New Roman" w:eastAsia="Courier New" w:hAnsi="Times New Roman" w:cs="Times New Roman"/>
-          <w:sz w:val="24"/>
-        </w:rPr>
-        <w:t>nslookup</w:t>
-      </w:r>
-      <w:proofErr w:type="spellEnd"/>
-      <w:r>
-        <w:rPr>
-          <w:rFonts w:ascii="Times New Roman" w:eastAsia="Courier New" w:hAnsi="Times New Roman" w:cs="Times New Roman"/>
-          <w:sz w:val="24"/>
-        </w:rPr>
-        <w:t xml:space="preserve"> www.aiit.or.kr bitsy.mit.edu </w:t>
-      </w:r>
-    </w:p>
-    <w:p>
-      <w:pPr>
-        <w:spacing w:after="0" w:line="248" w:lineRule="auto"/>
-        <w:ind w:left="364" w:right="998" w:hanging="10"/>
-        <w:rPr>
-          <w:rFonts w:ascii="Times New Roman" w:hAnsi="Times New Roman" w:cs="Times New Roman"/>
-        </w:rPr>
-      </w:pPr>
-      <w:r>
-        <w:rPr>
-          <w:rFonts w:ascii="Times New Roman" w:eastAsia="Times New Roman" w:hAnsi="Times New Roman" w:cs="Times New Roman"/>
-          <w:sz w:val="24"/>
-        </w:rPr>
-        <w:t>Answer the following questions</w:t>
-      </w:r>
-      <w:r>
-        <w:rPr>
-          <w:rFonts w:ascii="Times New Roman" w:eastAsia="Times New Roman" w:hAnsi="Times New Roman" w:cs="Times New Roman"/>
-          <w:sz w:val="24"/>
-          <w:vertAlign w:val="superscript"/>
-        </w:rPr>
-        <w:footnoteReference w:id="6"/>
-      </w:r>
-      <w:r>
-        <w:rPr>
-          <w:rFonts w:ascii="Times New Roman" w:eastAsia="Times New Roman" w:hAnsi="Times New Roman" w:cs="Times New Roman"/>
-          <w:sz w:val="24"/>
-        </w:rPr>
-        <w:t xml:space="preserve">: </w:t>
-      </w:r>
-    </w:p>
-    <w:p>
-      <w:pPr>
-        <w:numPr>
-          <w:ilvl w:val="0"/>
-          <w:numId w:val="3"/>
-        </w:numPr>
-        <w:spacing w:after="0" w:line="248" w:lineRule="auto"/>
-        <w:ind w:right="998" w:hanging="360"/>
-        <w:rPr>
-          <w:rFonts w:ascii="Times New Roman" w:hAnsi="Times New Roman" w:cs="Times New Roman"/>
-        </w:rPr>
-      </w:pPr>
-      <w:r>
-        <w:rPr>
-          <w:rFonts w:ascii="Times New Roman" w:eastAsia="Times New Roman" w:hAnsi="Times New Roman" w:cs="Times New Roman"/>
-          <w:sz w:val="24"/>
-        </w:rPr>
-        <w:t xml:space="preserve">To what IP address is the DNS query message sent? Is this the IP address of your default local DNS server? If not, what does the IP address correspond to? </w:t>
-      </w:r>
-    </w:p>
-    <w:p>
-      <w:pPr>
-        <w:spacing w:after="0" w:line="248" w:lineRule="auto"/>
-        <w:ind w:right="998"/>
-        <w:rPr>
-          <w:rFonts w:ascii="Times New Roman" w:hAnsi="Times New Roman" w:cs="Times New Roman"/>
-          <w:lang w:val="en-GB"/>
-        </w:rPr>
-      </w:pPr>
-      <w:r>
-        <w:rPr>
-          <w:rFonts w:ascii="Times New Roman" w:hAnsi="Times New Roman" w:cs="Times New Roman"/>
-          <w:lang w:val="en-GB"/>
-        </w:rPr>
-        <w:t xml:space="preserve">A) </w:t>
-      </w:r>
-      <w:r>
-        <w:rPr>
-          <w:rFonts w:ascii="Times New Roman" w:hAnsi="Times New Roman" w:cs="Times New Roman"/>
-          <w:lang w:val="en-GB"/>
-        </w:rPr>
-        <w:t xml:space="preserve">Destination: </w:t>
-      </w:r>
-      <w:r>
-        <w:rPr>
-          <w:rFonts w:ascii="Times New Roman" w:hAnsi="Times New Roman" w:cs="Times New Roman"/>
-          <w:lang w:val="en-GB"/>
-        </w:rPr>
-        <w:t>18.0.72.3</w:t>
-      </w:r>
-    </w:p>
-    <w:p>
-      <w:pPr>
-        <w:spacing w:after="0" w:line="248" w:lineRule="auto"/>
-        <w:ind w:right="998"/>
-        <w:rPr>
-          <w:rFonts w:ascii="Times New Roman" w:hAnsi="Times New Roman" w:cs="Times New Roman"/>
-          <w:lang w:val="en-GB"/>
-        </w:rPr>
-      </w:pPr>
-      <w:r>
-        <w:rPr>
-          <w:rFonts w:ascii="Times New Roman" w:hAnsi="Times New Roman" w:cs="Times New Roman"/>
-          <w:lang w:val="en-GB"/>
-        </w:rPr>
-        <w:t xml:space="preserve">     Local: 192.168.10.1</w:t>
-      </w:r>
-    </w:p>
-    <w:p>
-      <w:pPr>
-        <w:spacing w:after="0" w:line="248" w:lineRule="auto"/>
-        <w:ind w:right="998"/>
-      </w:pPr>
-      <w:r>
-        <w:rPr>
-          <w:rFonts w:ascii="Times New Roman" w:hAnsi="Times New Roman" w:cs="Times New Roman"/>
-          <w:lang w:val="en-GB"/>
-        </w:rPr>
-        <w:t xml:space="preserve">     Corresponding: </w:t>
-      </w:r>
-      <w:r>
-        <w:t>This IP address corresponds to www.aiit.or.kr.</w:t>
-      </w:r>
-    </w:p>
-    <w:p>
-      <w:pPr>
-        <w:spacing w:after="0" w:line="248" w:lineRule="auto"/>
-        <w:ind w:right="998"/>
-        <w:rPr>
-          <w:rFonts w:ascii="Times New Roman" w:hAnsi="Times New Roman" w:cs="Times New Roman"/>
-          <w:lang w:val="en-GB"/>
-        </w:rPr>
-      </w:pPr>
-      <w:r>
-        <w:rPr>
-          <w:noProof/>
-          <w14:ligatures w14:val="none"/>
-        </w:rPr>
-        <w:lastRenderedPageBreak/>
-        <w:drawing>
-          <wp:inline distT="0" distB="0" distL="0" distR="0" wp14:anchorId="5D009A98" wp14:editId="69E0A4C1">
-            <wp:extent cx="5942857" cy="857143"/>
-            <wp:effectExtent l="0" t="0" r="1270" b="635"/>
-            <wp:docPr id="599706449" name="Picture 1" descr="A black background with white dots&#10;&#10;AI-generated content may be incorrect."/>
-            <wp:cNvGraphicFramePr>
-              <a:graphicFrameLocks xmlns:a="http://schemas.openxmlformats.org/drawingml/2006/main" noChangeAspect="1"/>
-            </wp:cNvGraphicFramePr>
-            <a:graphic xmlns:a="http://schemas.openxmlformats.org/drawingml/2006/main">
-              <a:graphicData uri="http://schemas.openxmlformats.org/drawingml/2006/picture">
-                <pic:pic xmlns:pic="http://schemas.openxmlformats.org/drawingml/2006/picture">
-                  <pic:nvPicPr>
-                    <pic:cNvPr id="599706449" name="Picture 1" descr="A black background with white dots&#10;&#10;AI-generated content may be incorrect."/>
-                    <pic:cNvPicPr/>
-                  </pic:nvPicPr>
-                  <pic:blipFill>
-                    <a:blip r:embed="rId42"/>
-                    <a:stretch>
-                      <a:fillRect/>
-                    </a:stretch>
-                  </pic:blipFill>
-                  <pic:spPr>
-                    <a:xfrm>
-                      <a:off x="0" y="0"/>
-                      <a:ext cx="5942857" cy="857143"/>
-                    </a:xfrm>
-                    <a:prstGeom prst="rect">
-                      <a:avLst/>
-                    </a:prstGeom>
-                  </pic:spPr>
-                </pic:pic>
-              </a:graphicData>
-            </a:graphic>
-          </wp:inline>
-        </w:drawing>
-      </w:r>
-    </w:p>
-    <w:p>
-      <w:pPr>
-        <w:spacing w:after="0" w:line="248" w:lineRule="auto"/>
-        <w:ind w:right="998"/>
-        <w:rPr>
-          <w:rFonts w:ascii="Times New Roman" w:hAnsi="Times New Roman" w:cs="Times New Roman"/>
-          <w:lang w:val="en-GB"/>
-        </w:rPr>
-      </w:pPr>
-      <w:r>
-        <w:rPr>
-          <w:rFonts w:ascii="Times New Roman" w:hAnsi="Times New Roman" w:cs="Times New Roman"/>
-          <w:noProof/>
-          <w:lang w:val="en-GB"/>
-        </w:rPr>
-        <w:drawing>
-          <wp:inline distT="0" distB="0" distL="0" distR="0" wp14:anchorId="2DE674EB" wp14:editId="280C71E7">
-            <wp:extent cx="5943600" cy="1938655"/>
-            <wp:effectExtent l="0" t="0" r="0" b="4445"/>
-            <wp:docPr id="2097352174" name="Picture 1" descr="A screen shot of a computer&#10;&#10;AI-generated content may be incorrect."/>
-            <wp:cNvGraphicFramePr>
-              <a:graphicFrameLocks xmlns:a="http://schemas.openxmlformats.org/drawingml/2006/main" noChangeAspect="1"/>
-            </wp:cNvGraphicFramePr>
-            <a:graphic xmlns:a="http://schemas.openxmlformats.org/drawingml/2006/main">
-              <a:graphicData uri="http://schemas.openxmlformats.org/drawingml/2006/picture">
-                <pic:pic xmlns:pic="http://schemas.openxmlformats.org/drawingml/2006/picture">
-                  <pic:nvPicPr>
-                    <pic:cNvPr id="2097352174" name="Picture 1" descr="A screen shot of a computer&#10;&#10;AI-generated content may be incorrect."/>
-                    <pic:cNvPicPr/>
-                  </pic:nvPicPr>
-                  <pic:blipFill>
-                    <a:blip r:embed="rId43"/>
-                    <a:stretch>
-                      <a:fillRect/>
-                    </a:stretch>
-                  </pic:blipFill>
-                  <pic:spPr>
-                    <a:xfrm>
-                      <a:off x="0" y="0"/>
-                      <a:ext cx="5943600" cy="1938655"/>
-                    </a:xfrm>
-                    <a:prstGeom prst="rect">
-                      <a:avLst/>
-                    </a:prstGeom>
-                  </pic:spPr>
-                </pic:pic>
-              </a:graphicData>
-            </a:graphic>
-          </wp:inline>
-        </w:drawing>
-      </w:r>
-    </w:p>
-    <w:p>
-      <w:pPr>
-        <w:numPr>
-          <w:ilvl w:val="0"/>
-          <w:numId w:val="3"/>
-        </w:numPr>
-        <w:spacing w:after="0" w:line="248" w:lineRule="auto"/>
-        <w:ind w:right="998" w:hanging="360"/>
-        <w:rPr>
-          <w:rFonts w:ascii="Times New Roman" w:hAnsi="Times New Roman" w:cs="Times New Roman"/>
-        </w:rPr>
-      </w:pPr>
-      <w:r>
-        <w:rPr>
-          <w:rFonts w:ascii="Times New Roman" w:eastAsia="Times New Roman" w:hAnsi="Times New Roman" w:cs="Times New Roman"/>
-          <w:sz w:val="24"/>
-        </w:rPr>
-        <w:t xml:space="preserve">Examine the DNS query message. What “Type” of DNS query is it? Does the query message contain any “answers”? </w:t>
-      </w:r>
-    </w:p>
-    <w:p>
-      <w:pPr>
-        <w:spacing w:after="0" w:line="248" w:lineRule="auto"/>
-        <w:ind w:right="998"/>
-        <w:rPr>
-          <w:rFonts w:ascii="Times New Roman" w:eastAsia="Times New Roman" w:hAnsi="Times New Roman" w:cs="Times New Roman"/>
-          <w:sz w:val="24"/>
-        </w:rPr>
-      </w:pPr>
-      <w:r>
-        <w:rPr>
-          <w:rFonts w:ascii="Times New Roman" w:eastAsia="Times New Roman" w:hAnsi="Times New Roman" w:cs="Times New Roman"/>
-          <w:sz w:val="24"/>
-        </w:rPr>
-        <w:t xml:space="preserve">A) Type: </w:t>
-      </w:r>
-      <w:r>
-        <w:rPr>
-          <w:rFonts w:ascii="Times New Roman" w:eastAsia="Times New Roman" w:hAnsi="Times New Roman" w:cs="Times New Roman"/>
-          <w:sz w:val="24"/>
-        </w:rPr>
-        <w:t>A</w:t>
-      </w:r>
-    </w:p>
-    <w:p>
-      <w:pPr>
-        <w:spacing w:after="0" w:line="248" w:lineRule="auto"/>
-        <w:ind w:right="998"/>
-        <w:rPr>
-          <w:rFonts w:ascii="Times New Roman" w:eastAsia="Times New Roman" w:hAnsi="Times New Roman" w:cs="Times New Roman"/>
-          <w:sz w:val="24"/>
-        </w:rPr>
-      </w:pPr>
-      <w:r>
-        <w:rPr>
-          <w:rFonts w:ascii="Times New Roman" w:eastAsia="Times New Roman" w:hAnsi="Times New Roman" w:cs="Times New Roman"/>
-          <w:sz w:val="24"/>
-        </w:rPr>
-        <w:t xml:space="preserve">      Count: 0</w:t>
-      </w:r>
-    </w:p>
-    <w:p>
-      <w:pPr>
-        <w:spacing w:after="0" w:line="248" w:lineRule="auto"/>
-        <w:ind w:right="998"/>
-        <w:rPr>
-          <w:rFonts w:ascii="Times New Roman" w:hAnsi="Times New Roman" w:cs="Times New Roman"/>
-          <w:lang w:val="en-GB"/>
-        </w:rPr>
-      </w:pPr>
-      <w:r>
-        <w:rPr>
-          <w:rFonts w:ascii="Times New Roman" w:hAnsi="Times New Roman" w:cs="Times New Roman"/>
-          <w:noProof/>
-          <w:lang w:val="en-GB"/>
-        </w:rPr>
-        <w:drawing>
-          <wp:inline distT="0" distB="0" distL="0" distR="0" wp14:anchorId="1B6B05DA" wp14:editId="31E2005F">
-            <wp:extent cx="5943600" cy="1321435"/>
-            <wp:effectExtent l="0" t="0" r="0" b="0"/>
-            <wp:docPr id="2131974136" name="Picture 1" descr="A screen shot of a computer&#10;&#10;AI-generated content may be incorrect."/>
-            <wp:cNvGraphicFramePr>
-              <a:graphicFrameLocks xmlns:a="http://schemas.openxmlformats.org/drawingml/2006/main" noChangeAspect="1"/>
-            </wp:cNvGraphicFramePr>
-            <a:graphic xmlns:a="http://schemas.openxmlformats.org/drawingml/2006/main">
-              <a:graphicData uri="http://schemas.openxmlformats.org/drawingml/2006/picture">
-                <pic:pic xmlns:pic="http://schemas.openxmlformats.org/drawingml/2006/picture">
-                  <pic:nvPicPr>
-                    <pic:cNvPr id="2131974136" name="Picture 1" descr="A screen shot of a computer&#10;&#10;AI-generated content may be incorrect."/>
-                    <pic:cNvPicPr/>
-                  </pic:nvPicPr>
-                  <pic:blipFill>
-                    <a:blip r:embed="rId44"/>
-                    <a:stretch>
-                      <a:fillRect/>
-                    </a:stretch>
-                  </pic:blipFill>
-                  <pic:spPr>
-                    <a:xfrm>
-                      <a:off x="0" y="0"/>
-                      <a:ext cx="5943600" cy="1321435"/>
-                    </a:xfrm>
-                    <a:prstGeom prst="rect">
-                      <a:avLst/>
-                    </a:prstGeom>
-                  </pic:spPr>
-                </pic:pic>
-              </a:graphicData>
-            </a:graphic>
-          </wp:inline>
-        </w:drawing>
-      </w:r>
-    </w:p>
-    <w:p>
-      <w:pPr>
-        <w:numPr>
-          <w:ilvl w:val="0"/>
-          <w:numId w:val="3"/>
-        </w:numPr>
-        <w:spacing w:after="0" w:line="248" w:lineRule="auto"/>
-        <w:ind w:right="998" w:hanging="360"/>
-        <w:rPr>
-          <w:rFonts w:ascii="Times New Roman" w:hAnsi="Times New Roman" w:cs="Times New Roman"/>
-        </w:rPr>
-      </w:pPr>
-      <w:r>
-        <w:rPr>
-          <w:rFonts w:ascii="Times New Roman" w:eastAsia="Times New Roman" w:hAnsi="Times New Roman" w:cs="Times New Roman"/>
-          <w:sz w:val="24"/>
-        </w:rPr>
-        <w:t xml:space="preserve">Examine the DNS response message. How many “answers” are provided? What </w:t>
-      </w:r>
-      <w:proofErr w:type="gramStart"/>
-      <w:r>
-        <w:rPr>
-          <w:rFonts w:ascii="Times New Roman" w:eastAsia="Times New Roman" w:hAnsi="Times New Roman" w:cs="Times New Roman"/>
-          <w:sz w:val="24"/>
-        </w:rPr>
-        <w:t>does</w:t>
-      </w:r>
-      <w:proofErr w:type="gramEnd"/>
-      <w:r>
-        <w:rPr>
-          <w:rFonts w:ascii="Times New Roman" w:eastAsia="Times New Roman" w:hAnsi="Times New Roman" w:cs="Times New Roman"/>
-          <w:sz w:val="24"/>
-        </w:rPr>
-        <w:t xml:space="preserve"> each of these answers contain? </w:t>
-      </w:r>
-    </w:p>
-    <w:p>
-      <w:pPr>
-        <w:spacing w:after="0" w:line="248" w:lineRule="auto"/>
-        <w:ind w:right="998"/>
-        <w:rPr>
-          <w:rFonts w:ascii="Times New Roman" w:hAnsi="Times New Roman" w:cs="Times New Roman"/>
-          <w:lang w:val="en-GB"/>
-        </w:rPr>
-      </w:pPr>
-      <w:r>
-        <w:rPr>
-          <w:rFonts w:ascii="Times New Roman" w:hAnsi="Times New Roman" w:cs="Times New Roman"/>
-          <w:lang w:val="en-GB"/>
-        </w:rPr>
-        <w:t xml:space="preserve">A) There </w:t>
-      </w:r>
-      <w:proofErr w:type="gramStart"/>
-      <w:r>
-        <w:rPr>
-          <w:rFonts w:ascii="Times New Roman" w:hAnsi="Times New Roman" w:cs="Times New Roman"/>
-          <w:lang w:val="en-GB"/>
-        </w:rPr>
-        <w:t>are</w:t>
-      </w:r>
-      <w:proofErr w:type="gramEnd"/>
-      <w:r>
-        <w:rPr>
-          <w:rFonts w:ascii="Times New Roman" w:hAnsi="Times New Roman" w:cs="Times New Roman"/>
-          <w:lang w:val="en-GB"/>
-        </w:rPr>
-        <w:t xml:space="preserve"> no response message</w:t>
-      </w:r>
-      <w:r>
-        <w:rPr>
-          <w:rFonts w:ascii="Times New Roman" w:hAnsi="Times New Roman" w:cs="Times New Roman"/>
-          <w:lang w:val="en-GB"/>
-        </w:rPr>
-        <w:t>.</w:t>
-      </w:r>
-    </w:p>
-    <w:p>
-      <w:pPr>
-        <w:spacing w:after="0" w:line="248" w:lineRule="auto"/>
-        <w:ind w:right="998"/>
-        <w:rPr>
-          <w:rFonts w:ascii="Times New Roman" w:hAnsi="Times New Roman" w:cs="Times New Roman"/>
-          <w:lang w:val="en-GB"/>
-        </w:rPr>
-      </w:pPr>
-      <w:r>
-        <w:rPr>
-          <w:rFonts w:ascii="Times New Roman" w:hAnsi="Times New Roman" w:cs="Times New Roman"/>
-          <w:noProof/>
-          <w:lang w:val="en-GB"/>
-        </w:rPr>
-        <w:drawing>
-          <wp:inline distT="0" distB="0" distL="0" distR="0" wp14:anchorId="2701E7C3" wp14:editId="7A265631">
-            <wp:extent cx="5943600" cy="2037029"/>
-            <wp:effectExtent l="0" t="0" r="0" b="1905"/>
-            <wp:docPr id="1692127143" name="Picture 1"/>
-            <wp:cNvGraphicFramePr>
-              <a:graphicFrameLocks xmlns:a="http://schemas.openxmlformats.org/drawingml/2006/main" noChangeAspect="1"/>
-            </wp:cNvGraphicFramePr>
-            <a:graphic xmlns:a="http://schemas.openxmlformats.org/drawingml/2006/main">
-              <a:graphicData uri="http://schemas.openxmlformats.org/drawingml/2006/picture">
-                <pic:pic xmlns:pic="http://schemas.openxmlformats.org/drawingml/2006/picture">
-                  <pic:nvPicPr>
-                    <pic:cNvPr id="1692127143" name=""/>
-                    <pic:cNvPicPr/>
-                  </pic:nvPicPr>
-                  <pic:blipFill>
-                    <a:blip r:embed="rId45"/>
-                    <a:stretch>
-                      <a:fillRect/>
-                    </a:stretch>
-                  </pic:blipFill>
-                  <pic:spPr>
-                    <a:xfrm>
-                      <a:off x="0" y="0"/>
-                      <a:ext cx="5980553" cy="2049694"/>
-                    </a:xfrm>
-                    <a:prstGeom prst="rect">
-                      <a:avLst/>
-                    </a:prstGeom>
-                  </pic:spPr>
-                </pic:pic>
-              </a:graphicData>
-            </a:graphic>
-          </wp:inline>
-        </w:drawing>
-      </w:r>
-    </w:p>
-    <w:p>
-      <w:pPr>
-        <w:numPr>
-          <w:ilvl w:val="0"/>
-          <w:numId w:val="3"/>
-        </w:numPr>
-        <w:spacing w:after="0" w:line="248" w:lineRule="auto"/>
-        <w:ind w:right="998" w:hanging="360"/>
-        <w:rPr>
-          <w:rFonts w:ascii="Times New Roman" w:hAnsi="Times New Roman" w:cs="Times New Roman"/>
-        </w:rPr>
-      </w:pPr>
-      <w:r>
-        <w:rPr>
-          <w:rFonts w:ascii="Times New Roman" w:eastAsia="Times New Roman" w:hAnsi="Times New Roman" w:cs="Times New Roman"/>
-          <w:sz w:val="24"/>
-        </w:rPr>
-        <w:t>Provide a screenshot.</w:t>
-      </w:r>
-    </w:p>
-    <w:p>
-      <w:pPr>
-        <w:spacing w:after="0" w:line="248" w:lineRule="auto"/>
-        <w:ind w:right="998"/>
-        <w:rPr>
-          <w:rFonts w:ascii="Times New Roman" w:hAnsi="Times New Roman" w:cs="Times New Roman"/>
-        </w:rPr>
-      </w:pPr>
-      <w:r>
-        <w:rPr>
-          <w:rFonts w:ascii="Times New Roman" w:hAnsi="Times New Roman" w:cs="Times New Roman"/>
-          <w:noProof/>
-        </w:rPr>
-        <w:drawing>
-          <wp:inline distT="0" distB="0" distL="0" distR="0" wp14:anchorId="2DCD347C" wp14:editId="379BF54A">
-            <wp:extent cx="5943600" cy="551815"/>
-            <wp:effectExtent l="0" t="0" r="0" b="635"/>
-            <wp:docPr id="1244125381" name="Picture 1"/>
-            <wp:cNvGraphicFramePr>
-              <a:graphicFrameLocks xmlns:a="http://schemas.openxmlformats.org/drawingml/2006/main" noChangeAspect="1"/>
-            </wp:cNvGraphicFramePr>
-            <a:graphic xmlns:a="http://schemas.openxmlformats.org/drawingml/2006/main">
-              <a:graphicData uri="http://schemas.openxmlformats.org/drawingml/2006/picture">
-                <pic:pic xmlns:pic="http://schemas.openxmlformats.org/drawingml/2006/picture">
-                  <pic:nvPicPr>
-                    <pic:cNvPr id="1244125381" name=""/>
-                    <pic:cNvPicPr/>
-                  </pic:nvPicPr>
-                  <pic:blipFill>
-                    <a:blip r:embed="rId46"/>
-                    <a:stretch>
-                      <a:fillRect/>
-                    </a:stretch>
-                  </pic:blipFill>
-                  <pic:spPr>
-                    <a:xfrm>
-                      <a:off x="0" y="0"/>
-                      <a:ext cx="5943600" cy="551815"/>
-                    </a:xfrm>
-                    <a:prstGeom prst="rect">
-                      <a:avLst/>
-                    </a:prstGeom>
-                  </pic:spPr>
-                </pic:pic>
-              </a:graphicData>
-            </a:graphic>
-          </wp:inline>
-        </w:drawing>
-      </w:r>
-    </w:p>
+        </w:rPr>
+        <mc:AlternateContent>
+          <mc:Choice Requires="wpg">
+            <w:drawing>
+              <wp:inline distT="0" distB="0" distL="0" distR="0" wp14:anchorId="32CFD5B3" wp14:editId="6A45F3DD">
+                <wp:extent cx="1828800" cy="5715"/>
+                <wp:effectExtent l="0" t="0" r="0" b="0"/>
+                <wp:docPr id="52" name="Group 66768"/>
+                <wp:cNvGraphicFramePr/>
+                <a:graphic xmlns:a="http://schemas.openxmlformats.org/drawingml/2006/main">
+                  <a:graphicData uri="http://schemas.microsoft.com/office/word/2010/wordprocessingGroup">
+                    <wpg:wgp>
+                      <wpg:cNvGrpSpPr/>
+                      <wpg:grpSpPr>
+                        <a:xfrm>
+                          <a:off x="0" y="0"/>
+                          <a:ext cx="1828800" cy="6096"/>
+                          <a:chOff x="0" y="0"/>
+                          <a:chExt cx="1828800" cy="6096"/>
+                        </a:xfrm>
+                      </wpg:grpSpPr>
+                      <wps:wsp>
+                        <wps:cNvPr id="53" name="Freeform 53"/>
+                        <wps:cNvSpPr/>
+                        <wps:spPr bwMode="auto">
+                          <a:xfrm>
+                            <a:off x="0" y="0"/>
+                            <a:ext cx="1828800" cy="9144"/>
+                          </a:xfrm>
+                          <a:custGeom>
+                            <a:avLst/>
+                            <a:gdLst/>
+                            <a:ahLst/>
+                            <a:cxnLst/>
+                            <a:rect l="0" t="0" r="0" b="0"/>
+                            <a:pathLst>
+                              <a:path w="1828800" h="9144" extrusionOk="0">
+                                <a:moveTo>
+                                  <a:pt x="0" y="0"/>
+                                </a:moveTo>
+                                <a:lnTo>
+                                  <a:pt x="1828800" y="0"/>
+                                </a:lnTo>
+                                <a:lnTo>
+                                  <a:pt x="1828800" y="9144"/>
+                                </a:lnTo>
+                                <a:lnTo>
+                                  <a:pt x="0" y="9144"/>
+                                </a:lnTo>
+                                <a:lnTo>
+                                  <a:pt x="0" y="0"/>
+                                </a:lnTo>
+                              </a:path>
+                            </a:pathLst>
+                          </a:custGeom>
+                          <a:ln w="0" cap="flat">
+                            <a:miter lim="127000"/>
+                          </a:ln>
+                        </wps:spPr>
+                        <wps:style>
+                          <a:lnRef idx="0">
+                            <a:srgbClr val="000000">
+                              <a:alpha val="0"/>
+                            </a:srgbClr>
+                          </a:lnRef>
+                          <a:fillRef idx="1">
+                            <a:srgbClr val="000000"/>
+                          </a:fillRef>
+                          <a:effectRef idx="0">
+                            <a:srgbClr val="000000"/>
+                          </a:effectRef>
+                          <a:fontRef idx="none"/>
+                        </wps:style>
+                        <wps:bodyPr rot="0">
+                          <a:noAutofit/>
+                        </wps:bodyPr>
+                      </wps:wsp>
+                    </wpg:wgp>
+                  </a:graphicData>
+                </a:graphic>
+              </wp:inline>
+            </w:drawing>
+          </mc:Choice>
+          <mc:Fallback xmlns:wpsCustomData="http://www.wps.cn/officeDocument/2013/wpsCustomData">
+            <w:pict>
+              <v:group id="Group 66768" o:spid="_x0000_s1026" o:spt="203" style="height:0.45pt;width:144pt;" coordsize="1828800,6096" o:gfxdata="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">
+                <o:lock v:ext="edit" aspectratio="f"/>
+                <v:shape id="_x0000_s1026" o:spid="_x0000_s1026" o:spt="100" style="position:absolute;left:0;top:0;height:9144;width:1828800;" fillcolor="#000000" filled="t" stroked="f" coordsize="1828800,9144" o:gfxdata="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" path="m0,0l1828800,0,1828800,9144,0,9144,0,0e">
+                  <v:fill on="t" focussize="0,0"/>
+                  <v:stroke on="f" weight="0pt" miterlimit="1" joinstyle="miter"/>
+                  <v:imagedata o:title=""/>
+                  <o:lock v:ext="edit" aspectratio="f"/>
+                </v:shape>
+                <w10:wrap type="none"/>
+                <w10:anchorlock/>
+              </v:group>
+            </w:pict>
+          </mc:Fallback>
+        </mc:AlternateContent>
+      </w:r>
+      <w:r>
+        <w:rPr>
+          <w:rFonts w:ascii="Times New Roman" w:eastAsia="Times New Roman" w:hAnsi="Times New Roman" w:cs="Times New Roman"/>
+          <w:sz w:val="24"/>
+        </w:rPr>
+        <w:t xml:space="preserve"> </w:t>
+      </w:r>
+    </w:p>
+    <w:p>
+      <w:pPr>
+        <w:spacing w:after="282"/>
+      </w:pPr>
+      <w:r>
+        <w:rPr>
+          <w:color w:val="9E201F"/>
+          <w:sz w:val="96"/>
+        </w:rPr>
+        <w:t xml:space="preserve"> </w:t>
+      </w:r>
+    </w:p>
+    <w:p>
+      <w:pPr>
+        <w:spacing w:after="283"/>
+      </w:pPr>
+      <w:r>
+        <w:rPr>
+          <w:color w:val="9E201F"/>
+          <w:sz w:val="96"/>
+        </w:rPr>
+        <w:t xml:space="preserve"> </w:t>
+      </w:r>
+    </w:p>
+    <w:p>
+      <w:pPr>
+        <w:spacing w:after="282"/>
+      </w:pPr>
+      <w:r>
+        <w:rPr>
+          <w:color w:val="9E201F"/>
+          <w:sz w:val="96"/>
+        </w:rPr>
+        <w:t xml:space="preserve"> </w:t>
+      </w:r>
+    </w:p>
+    <w:p/>
     <w:sectPr>
       <w:pgSz w:w="12240" w:h="15840"/>
       <w:pgMar w:top="1440" w:right="1440" w:bottom="1440" w:left="1440" w:header="720" w:footer="720" w:gutter="0"/>
@@ -7826,10 +6139,7 @@
         <w:footnoteRef/>
       </w:r>
       <w:r>
-        <w:t xml:space="preserve"> If you are unable to run Wireshark and capture a trace file, use the trace file dns-ethereal-trace-2 in </w:t>
-      </w:r>
-      <w:r>
-        <w:t xml:space="preserve">the  zip file </w:t>
+        <w:t xml:space="preserve"> If you are unable to run Wireshark and capture a trace file, use the trace file dns-ethereal-trace-2 in the  zip file </w:t>
       </w:r>
       <w:r>
         <w:rPr>
@@ -7856,10 +6166,7 @@
         <w:footnoteRef/>
       </w:r>
       <w:r>
-        <w:t xml:space="preserve"> If you are unable to run Wireshark and capture a trace file, use the trace file dns-ethereal-trace-3 in </w:t>
-      </w:r>
-      <w:r>
-        <w:t xml:space="preserve">the  zip file </w:t>
+        <w:t xml:space="preserve"> If you are unable to run Wireshark and capture a trace file, use the trace file dns-ethereal-trace-3 in the  zip file </w:t>
       </w:r>
       <w:r>
         <w:rPr>
@@ -7886,10 +6193,7 @@
         <w:footnoteRef/>
       </w:r>
       <w:r>
-        <w:t xml:space="preserve"> If you are unable to run Wireshark and capture a trace file, use the trace file dns-ethereal-trace-4 in </w:t>
-      </w:r>
-      <w:r>
-        <w:t xml:space="preserve">the  zip file </w:t>
+        <w:t xml:space="preserve"> If you are unable to run Wireshark and capture a trace file, use the trace file dns-ethereal-trace-4 in the  zip file </w:t>
       </w:r>
       <w:r>
         <w:rPr>
@@ -8297,119 +6601,6 @@
     </w:lvl>
   </w:abstractNum>
   <w:abstractNum w:abstractNumId="2" w15:restartNumberingAfterBreak="0">
-    <w:nsid w:val="4D2972A9"/>
-    <w:multiLevelType w:val="hybridMultilevel"/>
-    <w:tmpl w:val="CF688624"/>
-    <w:lvl w:ilvl="0" w:tplc="04090009">
-      <w:start w:val="1"/>
-      <w:numFmt w:val="bullet"/>
-      <w:lvlText w:val=""/>
-      <w:lvlJc w:val="left"/>
-      <w:pPr>
-        <w:ind w:left="1074" w:hanging="360"/>
-      </w:pPr>
-      <w:rPr>
-        <w:rFonts w:ascii="Wingdings" w:hAnsi="Wingdings" w:hint="default"/>
-      </w:rPr>
-    </w:lvl>
-    <w:lvl w:ilvl="1" w:tplc="04090003" w:tentative="1">
-      <w:start w:val="1"/>
-      <w:numFmt w:val="bullet"/>
-      <w:lvlText w:val="o"/>
-      <w:lvlJc w:val="left"/>
-      <w:pPr>
-        <w:ind w:left="1794" w:hanging="360"/>
-      </w:pPr>
-      <w:rPr>
-        <w:rFonts w:ascii="Courier New" w:hAnsi="Courier New" w:cs="Courier New" w:hint="default"/>
-      </w:rPr>
-    </w:lvl>
-    <w:lvl w:ilvl="2" w:tplc="04090005" w:tentative="1">
-      <w:start w:val="1"/>
-      <w:numFmt w:val="bullet"/>
-      <w:lvlText w:val=""/>
-      <w:lvlJc w:val="left"/>
-      <w:pPr>
-        <w:ind w:left="2514" w:hanging="360"/>
-      </w:pPr>
-      <w:rPr>
-        <w:rFonts w:ascii="Wingdings" w:hAnsi="Wingdings" w:hint="default"/>
-      </w:rPr>
-    </w:lvl>
-    <w:lvl w:ilvl="3" w:tplc="04090001" w:tentative="1">
-      <w:start w:val="1"/>
-      <w:numFmt w:val="bullet"/>
-      <w:lvlText w:val=""/>
-      <w:lvlJc w:val="left"/>
-      <w:pPr>
-        <w:ind w:left="3234" w:hanging="360"/>
-      </w:pPr>
-      <w:rPr>
-        <w:rFonts w:ascii="Symbol" w:hAnsi="Symbol" w:hint="default"/>
-      </w:rPr>
-    </w:lvl>
-    <w:lvl w:ilvl="4" w:tplc="04090003" w:tentative="1">
-      <w:start w:val="1"/>
-      <w:numFmt w:val="bullet"/>
-      <w:lvlText w:val="o"/>
-      <w:lvlJc w:val="left"/>
-      <w:pPr>
-        <w:ind w:left="3954" w:hanging="360"/>
-      </w:pPr>
-      <w:rPr>
-        <w:rFonts w:ascii="Courier New" w:hAnsi="Courier New" w:cs="Courier New" w:hint="default"/>
-      </w:rPr>
-    </w:lvl>
-    <w:lvl w:ilvl="5" w:tplc="04090005" w:tentative="1">
-      <w:start w:val="1"/>
-      <w:numFmt w:val="bullet"/>
-      <w:lvlText w:val=""/>
-      <w:lvlJc w:val="left"/>
-      <w:pPr>
-        <w:ind w:left="4674" w:hanging="360"/>
-      </w:pPr>
-      <w:rPr>
-        <w:rFonts w:ascii="Wingdings" w:hAnsi="Wingdings" w:hint="default"/>
-      </w:rPr>
-    </w:lvl>
-    <w:lvl w:ilvl="6" w:tplc="04090001" w:tentative="1">
-      <w:start w:val="1"/>
-      <w:numFmt w:val="bullet"/>
-      <w:lvlText w:val=""/>
-      <w:lvlJc w:val="left"/>
-      <w:pPr>
-        <w:ind w:left="5394" w:hanging="360"/>
-      </w:pPr>
-      <w:rPr>
-        <w:rFonts w:ascii="Symbol" w:hAnsi="Symbol" w:hint="default"/>
-      </w:rPr>
-    </w:lvl>
-    <w:lvl w:ilvl="7" w:tplc="04090003" w:tentative="1">
-      <w:start w:val="1"/>
-      <w:numFmt w:val="bullet"/>
-      <w:lvlText w:val="o"/>
-      <w:lvlJc w:val="left"/>
-      <w:pPr>
-        <w:ind w:left="6114" w:hanging="360"/>
-      </w:pPr>
-      <w:rPr>
-        <w:rFonts w:ascii="Courier New" w:hAnsi="Courier New" w:cs="Courier New" w:hint="default"/>
-      </w:rPr>
-    </w:lvl>
-    <w:lvl w:ilvl="8" w:tplc="04090005" w:tentative="1">
-      <w:start w:val="1"/>
-      <w:numFmt w:val="bullet"/>
-      <w:lvlText w:val=""/>
-      <w:lvlJc w:val="left"/>
-      <w:pPr>
-        <w:ind w:left="6834" w:hanging="360"/>
-      </w:pPr>
-      <w:rPr>
-        <w:rFonts w:ascii="Wingdings" w:hAnsi="Wingdings" w:hint="default"/>
-      </w:rPr>
-    </w:lvl>
-  </w:abstractNum>
-  <w:abstractNum w:abstractNumId="3" w15:restartNumberingAfterBreak="0">
     <w:nsid w:val="59ADCABA"/>
     <w:multiLevelType w:val="multilevel"/>
     <w:tmpl w:val="59ADCABA"/>
@@ -8603,119 +6794,6 @@
       </w:rPr>
     </w:lvl>
   </w:abstractNum>
-  <w:abstractNum w:abstractNumId="4" w15:restartNumberingAfterBreak="0">
-    <w:nsid w:val="5B6B6C50"/>
-    <w:multiLevelType w:val="hybridMultilevel"/>
-    <w:tmpl w:val="F0268482"/>
-    <w:lvl w:ilvl="0" w:tplc="04090009">
-      <w:start w:val="1"/>
-      <w:numFmt w:val="bullet"/>
-      <w:lvlText w:val=""/>
-      <w:lvlJc w:val="left"/>
-      <w:pPr>
-        <w:ind w:left="1080" w:hanging="360"/>
-      </w:pPr>
-      <w:rPr>
-        <w:rFonts w:ascii="Wingdings" w:hAnsi="Wingdings" w:hint="default"/>
-      </w:rPr>
-    </w:lvl>
-    <w:lvl w:ilvl="1" w:tplc="04090003" w:tentative="1">
-      <w:start w:val="1"/>
-      <w:numFmt w:val="bullet"/>
-      <w:lvlText w:val="o"/>
-      <w:lvlJc w:val="left"/>
-      <w:pPr>
-        <w:ind w:left="1800" w:hanging="360"/>
-      </w:pPr>
-      <w:rPr>
-        <w:rFonts w:ascii="Courier New" w:hAnsi="Courier New" w:cs="Courier New" w:hint="default"/>
-      </w:rPr>
-    </w:lvl>
-    <w:lvl w:ilvl="2" w:tplc="04090005" w:tentative="1">
-      <w:start w:val="1"/>
-      <w:numFmt w:val="bullet"/>
-      <w:lvlText w:val=""/>
-      <w:lvlJc w:val="left"/>
-      <w:pPr>
-        <w:ind w:left="2520" w:hanging="360"/>
-      </w:pPr>
-      <w:rPr>
-        <w:rFonts w:ascii="Wingdings" w:hAnsi="Wingdings" w:hint="default"/>
-      </w:rPr>
-    </w:lvl>
-    <w:lvl w:ilvl="3" w:tplc="04090001" w:tentative="1">
-      <w:start w:val="1"/>
-      <w:numFmt w:val="bullet"/>
-      <w:lvlText w:val=""/>
-      <w:lvlJc w:val="left"/>
-      <w:pPr>
-        <w:ind w:left="3240" w:hanging="360"/>
-      </w:pPr>
-      <w:rPr>
-        <w:rFonts w:ascii="Symbol" w:hAnsi="Symbol" w:hint="default"/>
-      </w:rPr>
-    </w:lvl>
-    <w:lvl w:ilvl="4" w:tplc="04090003" w:tentative="1">
-      <w:start w:val="1"/>
-      <w:numFmt w:val="bullet"/>
-      <w:lvlText w:val="o"/>
-      <w:lvlJc w:val="left"/>
-      <w:pPr>
-        <w:ind w:left="3960" w:hanging="360"/>
-      </w:pPr>
-      <w:rPr>
-        <w:rFonts w:ascii="Courier New" w:hAnsi="Courier New" w:cs="Courier New" w:hint="default"/>
-      </w:rPr>
-    </w:lvl>
-    <w:lvl w:ilvl="5" w:tplc="04090005" w:tentative="1">
-      <w:start w:val="1"/>
-      <w:numFmt w:val="bullet"/>
-      <w:lvlText w:val=""/>
-      <w:lvlJc w:val="left"/>
-      <w:pPr>
-        <w:ind w:left="4680" w:hanging="360"/>
-      </w:pPr>
-      <w:rPr>
-        <w:rFonts w:ascii="Wingdings" w:hAnsi="Wingdings" w:hint="default"/>
-      </w:rPr>
-    </w:lvl>
-    <w:lvl w:ilvl="6" w:tplc="04090001" w:tentative="1">
-      <w:start w:val="1"/>
-      <w:numFmt w:val="bullet"/>
-      <w:lvlText w:val=""/>
-      <w:lvlJc w:val="left"/>
-      <w:pPr>
-        <w:ind w:left="5400" w:hanging="360"/>
-      </w:pPr>
-      <w:rPr>
-        <w:rFonts w:ascii="Symbol" w:hAnsi="Symbol" w:hint="default"/>
-      </w:rPr>
-    </w:lvl>
-    <w:lvl w:ilvl="7" w:tplc="04090003" w:tentative="1">
-      <w:start w:val="1"/>
-      <w:numFmt w:val="bullet"/>
-      <w:lvlText w:val="o"/>
-      <w:lvlJc w:val="left"/>
-      <w:pPr>
-        <w:ind w:left="6120" w:hanging="360"/>
-      </w:pPr>
-      <w:rPr>
-        <w:rFonts w:ascii="Courier New" w:hAnsi="Courier New" w:cs="Courier New" w:hint="default"/>
-      </w:rPr>
-    </w:lvl>
-    <w:lvl w:ilvl="8" w:tplc="04090005" w:tentative="1">
-      <w:start w:val="1"/>
-      <w:numFmt w:val="bullet"/>
-      <w:lvlText w:val=""/>
-      <w:lvlJc w:val="left"/>
-      <w:pPr>
-        <w:ind w:left="6840" w:hanging="360"/>
-      </w:pPr>
-      <w:rPr>
-        <w:rFonts w:ascii="Wingdings" w:hAnsi="Wingdings" w:hint="default"/>
-      </w:rPr>
-    </w:lvl>
-  </w:abstractNum>
   <w:num w:numId="1" w16cid:durableId="1327050213">
     <w:abstractNumId w:val="1"/>
   </w:num>
@@ -8723,13 +6801,7 @@
     <w:abstractNumId w:val="0"/>
   </w:num>
   <w:num w:numId="3" w16cid:durableId="1872452611">
-    <w:abstractNumId w:val="3"/>
-  </w:num>
-  <w:num w:numId="4" w16cid:durableId="423840607">
     <w:abstractNumId w:val="2"/>
-  </w:num>
-  <w:num w:numId="5" w16cid:durableId="20523175">
-    <w:abstractNumId w:val="4"/>
   </w:num>
 </w:numbering>
 </file>
@@ -9126,7 +7198,6 @@
   <w:style w:type="paragraph" w:default="1" w:styleId="Normal">
     <w:name w:val="Normal"/>
     <w:qFormat/>
-    <w:rsid w:val="00F419D8"/>
     <w:pPr>
       <w:spacing w:after="160" w:line="259" w:lineRule="auto"/>
     </w:pPr>
@@ -20251,19 +18322,6 @@
         <w:shd w:val="clear" w:color="auto" w:fill="E2EFD9" w:themeFill="accent6" w:themeFillTint="33"/>
       </w:tcPr>
     </w:tblStylePr>
-  </w:style>
-  <w:style w:type="paragraph" w:styleId="NormalWeb">
-    <w:name w:val="Normal (Web)"/>
-    <w:basedOn w:val="Normal"/>
-    <w:uiPriority w:val="99"/>
-    <w:semiHidden/>
-    <w:unhideWhenUsed/>
-    <w:rsid w:val="005B79CD"/>
-    <w:rPr>
-      <w:rFonts w:ascii="Times New Roman" w:hAnsi="Times New Roman" w:cs="Times New Roman"/>
-      <w:sz w:val="24"/>
-      <w:szCs w:val="24"/>
-    </w:rPr>
   </w:style>
 </w:styles>
 </file>
@@ -20477,10 +18535,6 @@
 </file>
 
 <file path=customXml/item1.xml><?xml version="1.0" encoding="utf-8"?>
-<b:Sources xmlns:b="http://schemas.openxmlformats.org/officeDocument/2006/bibliography" xmlns="http://schemas.openxmlformats.org/officeDocument/2006/bibliography" SelectedStyle="\APASixthEditionOfficeOnline.xsl" StyleName="APA" Version="6"/>
-</file>
-
-<file path=customXml/item2.xml><?xml version="1.0" encoding="utf-8"?>
 <s:customData xmlns="http://www.wps.cn/officeDocument/2013/wpsCustomData" xmlns:s="http://www.wps.cn/officeDocument/2013/wpsCustomData">
   <customSectProps/>
   <customShpExts>
@@ -20490,14 +18544,6 @@
 </file>
 
 <file path=customXml/itemProps1.xml><?xml version="1.0" encoding="utf-8"?>
-<ds:datastoreItem xmlns:ds="http://schemas.openxmlformats.org/officeDocument/2006/customXml" ds:itemID="{0551373A-17C3-442A-A383-F8EA7FA2CC3A}">
-  <ds:schemaRefs>
-    <ds:schemaRef ds:uri="http://schemas.openxmlformats.org/officeDocument/2006/bibliography"/>
-  </ds:schemaRefs>
-</ds:datastoreItem>
-</file>
-
-<file path=customXml/itemProps2.xml><?xml version="1.0" encoding="utf-8"?>
 <ds:datastoreItem xmlns:ds="http://schemas.openxmlformats.org/officeDocument/2006/customXml" ds:itemID="{B1977F7D-205B-4081-913C-38D41E755F92}">
   <ds:schemaRefs>
     <ds:schemaRef ds:uri="http://www.wps.cn/officeDocument/2013/wpsCustomData"/>
